--- a/05-数字电路/03-单片机及嵌入式接口/JTAG调试接口电路/JTAG调试接口电路.docx
+++ b/05-数字电路/03-单片机及嵌入式接口/JTAG调试接口电路/JTAG调试接口电路.docx
@@ -2189,6 +2189,20 @@
     </w:p>
     <w:bookmarkEnd w:id="26"/>
     <w:bookmarkEnd w:id="27"/>
+    <w:p>
+      <w:pPr>
+        <w:spacing w:before="360"/>
+        <w:jc w:val="center"/>
+      </w:pPr>
+      <w:r>
+        <w:rPr>
+          <w:rFonts w:ascii="Times New Roman" w:hAnsi="Times New Roman"/>
+          <w:color w:val="555555"/>
+          <w:sz w:val="21"/>
+        </w:rPr>
+        <w:t>材料收集者：杜文杰</w:t>
+      </w:r>
+    </w:p>
     <w:sectPr>
       <w:headerReference r:id="rId9" w:type="default"/>
       <w:footerReference r:id="rId10" w:type="default"/>

--- a/05-数字电路/03-单片机及嵌入式接口/JTAG调试接口电路/JTAG调试接口电路.docx
+++ b/05-数字电路/03-单片机及嵌入式接口/JTAG调试接口电路/JTAG调试接口电路.docx
@@ -1,6 +1,6 @@
 
 <file path=word/document.xml><?xml version="1.0" encoding="utf-8"?>
-<w:document xmlns:w="http://schemas.openxmlformats.org/wordprocessingml/2006/main" xmlns:m="http://schemas.openxmlformats.org/officeDocument/2006/math" xmlns:r="http://schemas.openxmlformats.org/officeDocument/2006/relationships" xmlns:o="urn:schemas-microsoft-com:office:office" xmlns:v="urn:schemas-microsoft-com:vml" xmlns:w10="urn:schemas-microsoft-com:office:word" xmlns:a="http://schemas.openxmlformats.org/drawingml/2006/main" xmlns:pic="http://schemas.openxmlformats.org/drawingml/2006/picture" xmlns:wp="http://schemas.openxmlformats.org/drawingml/2006/wordprocessingDrawing">
+<w:document xmlns:m="http://schemas.openxmlformats.org/officeDocument/2006/math" xmlns:r="http://schemas.openxmlformats.org/officeDocument/2006/relationships" xmlns:w="http://schemas.openxmlformats.org/wordprocessingml/2006/main" xmlns:o="urn:schemas-microsoft-com:office:office" xmlns:v="urn:schemas-microsoft-com:vml" xmlns:w10="urn:schemas-microsoft-com:office:word" xmlns:a="http://schemas.openxmlformats.org/drawingml/2006/main" xmlns:pic="http://schemas.openxmlformats.org/drawingml/2006/picture" xmlns:wp="http://schemas.openxmlformats.org/drawingml/2006/wordprocessingDrawing">
   <w:body>
     <w:bookmarkStart w:id="27" w:name="jtag-调试接口电路"/>
     <w:p>
@@ -8,11 +8,14 @@
         <w:pStyle w:val="Heading1"/>
       </w:pPr>
       <w:r>
+        <w:rPr>
+          <w:rFonts w:eastAsia="黑体"/>
+        </w:rPr>
         <w:t xml:space="preserve">JTAG </w:t>
       </w:r>
       <w:r>
         <w:rPr>
-          <w:rFonts w:hint="eastAsia"/>
+          <w:rFonts w:hint="eastAsia" w:eastAsia="黑体"/>
         </w:rPr>
         <w:t xml:space="preserve">调试接口电路</w:t>
       </w:r>
@@ -24,7 +27,7 @@
       </w:pPr>
       <w:r>
         <w:rPr>
-          <w:rFonts w:hint="eastAsia"/>
+          <w:rFonts w:hint="eastAsia" w:eastAsia="黑体"/>
         </w:rPr>
         <w:t xml:space="preserve">拓扑描述</w:t>
       </w:r>
@@ -34,99 +37,130 @@
         <w:pStyle w:val="FirstParagraph"/>
       </w:pPr>
       <w:r>
+        <w:rPr>
+          <w:rFonts w:eastAsia="黑体"/>
+        </w:rPr>
         <w:t xml:space="preserve">JTAG </w:t>
       </w:r>
       <w:r>
         <w:rPr>
-          <w:rFonts w:hint="eastAsia"/>
+          <w:rFonts w:hint="eastAsia" w:eastAsia="黑体"/>
         </w:rPr>
         <w:t xml:space="preserve">调试接口电路由</w:t>
       </w:r>
       <w:r>
+        <w:rPr>
+          <w:rFonts w:eastAsia="黑体"/>
+        </w:rPr>
         <w:t xml:space="preserve"> </w:t>
       </w:r>
       <w:r>
         <w:rPr>
+          <w:rFonts w:eastAsia="黑体"/>
           <w:b/>
           <w:bCs/>
         </w:rPr>
         <w:t xml:space="preserve">TMS、TCK、TDI、TDO</w:t>
       </w:r>
       <w:r>
+        <w:rPr>
+          <w:rFonts w:eastAsia="黑体"/>
+        </w:rPr>
         <w:t xml:space="preserve"> </w:t>
       </w:r>
       <w:r>
         <w:rPr>
-          <w:rFonts w:hint="eastAsia"/>
+          <w:rFonts w:hint="eastAsia" w:eastAsia="黑体"/>
         </w:rPr>
         <w:t xml:space="preserve">四条标准信号线（及可选</w:t>
       </w:r>
       <w:r>
+        <w:rPr>
+          <w:rFonts w:eastAsia="黑体"/>
+        </w:rPr>
         <w:t xml:space="preserve"> </w:t>
       </w:r>
       <w:r>
         <w:rPr>
-          <w:rFonts w:hint="eastAsia"/>
+          <w:rFonts w:hint="eastAsia" w:eastAsia="黑体"/>
         </w:rPr>
         <w:t xml:space="preserve">TRST）组成，TMS、TCK、TDI</w:t>
       </w:r>
       <w:r>
+        <w:rPr>
+          <w:rFonts w:eastAsia="黑体"/>
+        </w:rPr>
         <w:t xml:space="preserve"> </w:t>
       </w:r>
       <w:r>
         <w:rPr>
-          <w:rFonts w:hint="eastAsia"/>
+          <w:rFonts w:hint="eastAsia" w:eastAsia="黑体"/>
         </w:rPr>
         <w:t xml:space="preserve">通过上拉/下拉电阻固定空闲电平，TDO</w:t>
       </w:r>
       <w:r>
+        <w:rPr>
+          <w:rFonts w:eastAsia="黑体"/>
+        </w:rPr>
         <w:t xml:space="preserve"> </w:t>
       </w:r>
       <w:r>
         <w:rPr>
-          <w:rFonts w:hint="eastAsia"/>
+          <w:rFonts w:hint="eastAsia" w:eastAsia="黑体"/>
         </w:rPr>
         <w:t xml:space="preserve">由目标器件推挽输出，接口经</w:t>
       </w:r>
       <w:r>
+        <w:rPr>
+          <w:rFonts w:eastAsia="黑体"/>
+        </w:rPr>
         <w:t xml:space="preserve"> 20 </w:t>
       </w:r>
       <w:r>
         <w:rPr>
-          <w:rFonts w:hint="eastAsia"/>
+          <w:rFonts w:hint="eastAsia" w:eastAsia="黑体"/>
         </w:rPr>
         <w:t xml:space="preserve">针、14</w:t>
       </w:r>
       <w:r>
+        <w:rPr>
+          <w:rFonts w:eastAsia="黑体"/>
+        </w:rPr>
         <w:t xml:space="preserve"> </w:t>
       </w:r>
       <w:r>
         <w:rPr>
-          <w:rFonts w:hint="eastAsia"/>
+          <w:rFonts w:hint="eastAsia" w:eastAsia="黑体"/>
         </w:rPr>
         <w:t xml:space="preserve">针或</w:t>
       </w:r>
       <w:r>
+        <w:rPr>
+          <w:rFonts w:eastAsia="黑体"/>
+        </w:rPr>
         <w:t xml:space="preserve"> 10 </w:t>
       </w:r>
       <w:r>
         <w:rPr>
-          <w:rFonts w:hint="eastAsia"/>
+          <w:rFonts w:hint="eastAsia" w:eastAsia="黑体"/>
         </w:rPr>
         <w:t xml:space="preserve">针连接器外接调试器。电路共有</w:t>
       </w:r>
       <w:r>
+        <w:rPr>
+          <w:rFonts w:eastAsia="黑体"/>
+        </w:rPr>
         <w:t xml:space="preserve"> 5 </w:t>
       </w:r>
       <w:r>
         <w:rPr>
-          <w:rFonts w:hint="eastAsia"/>
+          <w:rFonts w:hint="eastAsia" w:eastAsia="黑体"/>
         </w:rPr>
         <w:t xml:space="preserve">个关键节点：</w:t>
       </w:r>
       <w:r>
         <w:rPr>
-          <w:rFonts w:hint="eastAsia"/>
+          <w:rFonts w:hint="eastAsia" w:eastAsia="黑体"/>
           <w:b/>
           <w:bCs/>
         </w:rPr>
@@ -134,6 +168,7 @@
       </w:r>
       <w:r>
         <w:rPr>
+          <w:rFonts w:eastAsia="黑体"/>
           <w:b/>
           <w:bCs/>
         </w:rPr>
@@ -141,7 +176,7 @@
       </w:r>
       <w:r>
         <w:rPr>
-          <w:rFonts w:hint="eastAsia"/>
+          <w:rFonts w:hint="eastAsia" w:eastAsia="黑体"/>
           <w:b/>
           <w:bCs/>
         </w:rPr>
@@ -149,6 +184,7 @@
       </w:r>
       <w:r>
         <w:rPr>
+          <w:rFonts w:eastAsia="黑体"/>
           <w:b/>
           <w:bCs/>
         </w:rPr>
@@ -156,13 +192,13 @@
       </w:r>
       <w:r>
         <w:rPr>
-          <w:rFonts w:hint="eastAsia"/>
+          <w:rFonts w:hint="eastAsia" w:eastAsia="黑体"/>
         </w:rPr>
         <w:t xml:space="preserve">；</w:t>
       </w:r>
       <w:r>
         <w:rPr>
-          <w:rFonts w:hint="eastAsia"/>
+          <w:rFonts w:hint="eastAsia" w:eastAsia="黑体"/>
           <w:b/>
           <w:bCs/>
         </w:rPr>
@@ -170,6 +206,7 @@
       </w:r>
       <w:r>
         <w:rPr>
+          <w:rFonts w:eastAsia="黑体"/>
           <w:b/>
           <w:bCs/>
         </w:rPr>
@@ -177,7 +214,7 @@
       </w:r>
       <w:r>
         <w:rPr>
-          <w:rFonts w:hint="eastAsia"/>
+          <w:rFonts w:hint="eastAsia" w:eastAsia="黑体"/>
           <w:b/>
           <w:bCs/>
         </w:rPr>
@@ -185,6 +222,7 @@
       </w:r>
       <w:r>
         <w:rPr>
+          <w:rFonts w:eastAsia="黑体"/>
           <w:b/>
           <w:bCs/>
         </w:rPr>
@@ -192,13 +230,13 @@
       </w:r>
       <w:r>
         <w:rPr>
-          <w:rFonts w:hint="eastAsia"/>
+          <w:rFonts w:hint="eastAsia" w:eastAsia="黑体"/>
         </w:rPr>
         <w:t xml:space="preserve">；</w:t>
       </w:r>
       <w:r>
         <w:rPr>
-          <w:rFonts w:hint="eastAsia"/>
+          <w:rFonts w:hint="eastAsia" w:eastAsia="黑体"/>
           <w:b/>
           <w:bCs/>
         </w:rPr>
@@ -206,6 +244,7 @@
       </w:r>
       <w:r>
         <w:rPr>
+          <w:rFonts w:eastAsia="黑体"/>
           <w:b/>
           <w:bCs/>
         </w:rPr>
@@ -213,7 +252,7 @@
       </w:r>
       <w:r>
         <w:rPr>
-          <w:rFonts w:hint="eastAsia"/>
+          <w:rFonts w:hint="eastAsia" w:eastAsia="黑体"/>
           <w:b/>
           <w:bCs/>
         </w:rPr>
@@ -221,6 +260,7 @@
       </w:r>
       <w:r>
         <w:rPr>
+          <w:rFonts w:eastAsia="黑体"/>
           <w:b/>
           <w:bCs/>
         </w:rPr>
@@ -228,13 +268,13 @@
       </w:r>
       <w:r>
         <w:rPr>
-          <w:rFonts w:hint="eastAsia"/>
+          <w:rFonts w:hint="eastAsia" w:eastAsia="黑体"/>
         </w:rPr>
         <w:t xml:space="preserve">；</w:t>
       </w:r>
       <w:r>
         <w:rPr>
-          <w:rFonts w:hint="eastAsia"/>
+          <w:rFonts w:hint="eastAsia" w:eastAsia="黑体"/>
           <w:b/>
           <w:bCs/>
         </w:rPr>
@@ -242,6 +282,7 @@
       </w:r>
       <w:r>
         <w:rPr>
+          <w:rFonts w:eastAsia="黑体"/>
           <w:b/>
           <w:bCs/>
         </w:rPr>
@@ -249,7 +290,7 @@
       </w:r>
       <w:r>
         <w:rPr>
-          <w:rFonts w:hint="eastAsia"/>
+          <w:rFonts w:hint="eastAsia" w:eastAsia="黑体"/>
           <w:b/>
           <w:bCs/>
         </w:rPr>
@@ -257,6 +298,7 @@
       </w:r>
       <w:r>
         <w:rPr>
+          <w:rFonts w:eastAsia="黑体"/>
           <w:b/>
           <w:bCs/>
         </w:rPr>
@@ -264,13 +306,13 @@
       </w:r>
       <w:r>
         <w:rPr>
-          <w:rFonts w:hint="eastAsia"/>
+          <w:rFonts w:hint="eastAsia" w:eastAsia="黑体"/>
         </w:rPr>
         <w:t xml:space="preserve">；</w:t>
       </w:r>
       <w:r>
         <w:rPr>
-          <w:rFonts w:hint="eastAsia"/>
+          <w:rFonts w:hint="eastAsia" w:eastAsia="黑体"/>
           <w:b/>
           <w:bCs/>
         </w:rPr>
@@ -278,6 +320,7 @@
       </w:r>
       <w:r>
         <w:rPr>
+          <w:rFonts w:eastAsia="黑体"/>
           <w:b/>
           <w:bCs/>
         </w:rPr>
@@ -285,7 +328,7 @@
       </w:r>
       <w:r>
         <w:rPr>
-          <w:rFonts w:hint="eastAsia"/>
+          <w:rFonts w:hint="eastAsia" w:eastAsia="黑体"/>
           <w:b/>
           <w:bCs/>
         </w:rPr>
@@ -293,7 +336,7 @@
       </w:r>
       <w:r>
         <w:rPr>
-          <w:rFonts w:hint="eastAsia"/>
+          <w:rFonts w:hint="eastAsia" w:eastAsia="黑体"/>
         </w:rPr>
         <w:t xml:space="preserve">（</w:t>
       </w:r>
@@ -321,29 +364,38 @@
         </m:sSub>
       </m:oMath>
       <w:r>
+        <w:rPr>
+          <w:rFonts w:eastAsia="黑体"/>
+        </w:rPr>
         <w:t xml:space="preserve"> </w:t>
       </w:r>
       <w:r>
         <w:rPr>
-          <w:rFonts w:hint="eastAsia"/>
+          <w:rFonts w:hint="eastAsia" w:eastAsia="黑体"/>
         </w:rPr>
         <w:t xml:space="preserve">与</w:t>
       </w:r>
       <w:r>
+        <w:rPr>
+          <w:rFonts w:eastAsia="黑体"/>
+        </w:rPr>
         <w:t xml:space="preserve"> </w:t>
       </w:r>
       <w:r>
         <w:rPr>
-          <w:rFonts w:hint="eastAsia"/>
+          <w:rFonts w:hint="eastAsia" w:eastAsia="黑体"/>
         </w:rPr>
         <w:t xml:space="preserve">GND，及可选</w:t>
       </w:r>
       <w:r>
+        <w:rPr>
+          <w:rFonts w:eastAsia="黑体"/>
+        </w:rPr>
         <w:t xml:space="preserve"> TRST </w:t>
       </w:r>
       <w:r>
         <w:rPr>
-          <w:rFonts w:hint="eastAsia"/>
+          <w:rFonts w:hint="eastAsia" w:eastAsia="黑体"/>
         </w:rPr>
         <w:t xml:space="preserve">复位线）。</w:t>
       </w:r>
@@ -352,110 +404,137 @@
       <w:pPr/>
       <w:r>
         <w:rPr>
-          <w:rFonts w:hint="eastAsia"/>
+          <w:rFonts w:hint="eastAsia" w:eastAsia="黑体"/>
         </w:rPr>
         <w:t xml:space="preserve">各元件管脚连接：</w:t>
       </w:r>
       <w:r>
         <w:rPr>
-          <w:rFonts w:hint="eastAsia"/>
+          <w:rFonts w:hint="eastAsia" w:eastAsia="黑体"/>
           <w:b/>
           <w:bCs/>
         </w:rPr>
         <w:t xml:space="preserve">目标器件（MCU/FPGA）</w:t>
       </w:r>
       <w:r>
+        <w:rPr>
+          <w:rFonts w:eastAsia="黑体"/>
+        </w:rPr>
         <w:t xml:space="preserve"> </w:t>
       </w:r>
       <w:r>
         <w:rPr>
-          <w:rFonts w:hint="eastAsia"/>
+          <w:rFonts w:hint="eastAsia" w:eastAsia="黑体"/>
         </w:rPr>
         <w:t xml:space="preserve">的</w:t>
       </w:r>
       <w:r>
+        <w:rPr>
+          <w:rFonts w:eastAsia="黑体"/>
+        </w:rPr>
         <w:t xml:space="preserve"> TMS、TCK、TDI、TDO </w:t>
       </w:r>
       <w:r>
         <w:rPr>
-          <w:rFonts w:hint="eastAsia"/>
+          <w:rFonts w:hint="eastAsia" w:eastAsia="黑体"/>
         </w:rPr>
         <w:t xml:space="preserve">脚分别接节点①、②、③、④，可选</w:t>
       </w:r>
       <w:r>
+        <w:rPr>
+          <w:rFonts w:eastAsia="黑体"/>
+        </w:rPr>
         <w:t xml:space="preserve"> TRST </w:t>
       </w:r>
       <w:r>
         <w:rPr>
-          <w:rFonts w:hint="eastAsia"/>
+          <w:rFonts w:hint="eastAsia" w:eastAsia="黑体"/>
         </w:rPr>
         <w:t xml:space="preserve">脚接复位，正电源脚</w:t>
       </w:r>
       <w:r>
+        <w:rPr>
+          <w:rFonts w:eastAsia="黑体"/>
+        </w:rPr>
         <w:t xml:space="preserve"> VDD </w:t>
       </w:r>
       <w:r>
         <w:rPr>
-          <w:rFonts w:hint="eastAsia"/>
+          <w:rFonts w:hint="eastAsia" w:eastAsia="黑体"/>
         </w:rPr>
         <w:t xml:space="preserve">接节点⑤、地脚</w:t>
       </w:r>
       <w:r>
+        <w:rPr>
+          <w:rFonts w:eastAsia="黑体"/>
+        </w:rPr>
         <w:t xml:space="preserve"> GND </w:t>
       </w:r>
       <w:r>
         <w:rPr>
-          <w:rFonts w:hint="eastAsia"/>
+          <w:rFonts w:hint="eastAsia" w:eastAsia="黑体"/>
         </w:rPr>
         <w:t xml:space="preserve">接节点⑤；</w:t>
       </w:r>
       <w:r>
         <w:rPr>
-          <w:rFonts w:hint="eastAsia"/>
+          <w:rFonts w:hint="eastAsia" w:eastAsia="黑体"/>
           <w:b/>
           <w:bCs/>
         </w:rPr>
         <w:t xml:space="preserve">调试器</w:t>
       </w:r>
       <w:r>
+        <w:rPr>
+          <w:rFonts w:eastAsia="黑体"/>
+        </w:rPr>
         <w:t xml:space="preserve"> </w:t>
       </w:r>
       <w:r>
         <w:rPr>
-          <w:rFonts w:hint="eastAsia"/>
+          <w:rFonts w:hint="eastAsia" w:eastAsia="黑体"/>
         </w:rPr>
         <w:t xml:space="preserve">的</w:t>
       </w:r>
       <w:r>
+        <w:rPr>
+          <w:rFonts w:eastAsia="黑体"/>
+        </w:rPr>
         <w:t xml:space="preserve"> TMS、TCK、TDI、TDO </w:t>
       </w:r>
       <w:r>
         <w:rPr>
-          <w:rFonts w:hint="eastAsia"/>
+          <w:rFonts w:hint="eastAsia" w:eastAsia="黑体"/>
         </w:rPr>
         <w:t xml:space="preserve">脚分别接节点①、②、③、④，VCC</w:t>
       </w:r>
       <w:r>
+        <w:rPr>
+          <w:rFonts w:eastAsia="黑体"/>
+        </w:rPr>
         <w:t xml:space="preserve"> </w:t>
       </w:r>
       <w:r>
         <w:rPr>
-          <w:rFonts w:hint="eastAsia"/>
+          <w:rFonts w:hint="eastAsia" w:eastAsia="黑体"/>
         </w:rPr>
         <w:t xml:space="preserve">与</w:t>
       </w:r>
       <w:r>
+        <w:rPr>
+          <w:rFonts w:eastAsia="黑体"/>
+        </w:rPr>
         <w:t xml:space="preserve"> GND </w:t>
       </w:r>
       <w:r>
         <w:rPr>
-          <w:rFonts w:hint="eastAsia"/>
+          <w:rFonts w:hint="eastAsia" w:eastAsia="黑体"/>
         </w:rPr>
         <w:t xml:space="preserve">接节点⑤；</w:t>
       </w:r>
       <w:r>
         <w:rPr>
-          <w:rFonts w:hint="eastAsia"/>
+          <w:rFonts w:hint="eastAsia" w:eastAsia="黑体"/>
           <w:b/>
           <w:bCs/>
         </w:rPr>
@@ -463,7 +542,7 @@
       </w:r>
       <w:r>
         <w:rPr>
-          <w:rFonts w:hint="eastAsia"/>
+          <w:rFonts w:hint="eastAsia" w:eastAsia="黑体"/>
         </w:rPr>
         <w:t xml:space="preserve">（</w:t>
       </w:r>
@@ -493,165 +572,215 @@
       </m:oMath>
       <w:r>
         <w:rPr>
-          <w:rFonts w:hint="eastAsia"/>
+          <w:rFonts w:hint="eastAsia" w:eastAsia="黑体"/>
         </w:rPr>
         <w:t xml:space="preserve">）把</w:t>
       </w:r>
       <w:r>
+        <w:rPr>
+          <w:rFonts w:eastAsia="黑体"/>
+        </w:rPr>
         <w:t xml:space="preserve"> TMS </w:t>
       </w:r>
       <w:r>
         <w:rPr>
-          <w:rFonts w:hint="eastAsia"/>
+          <w:rFonts w:hint="eastAsia" w:eastAsia="黑体"/>
         </w:rPr>
         <w:t xml:space="preserve">上拉、TCK</w:t>
       </w:r>
       <w:r>
+        <w:rPr>
+          <w:rFonts w:eastAsia="黑体"/>
+        </w:rPr>
         <w:t xml:space="preserve"> </w:t>
       </w:r>
       <w:r>
         <w:rPr>
-          <w:rFonts w:hint="eastAsia"/>
+          <w:rFonts w:hint="eastAsia" w:eastAsia="黑体"/>
         </w:rPr>
         <w:t xml:space="preserve">一般下拉固定为已知空闲电平，</w:t>
       </w:r>
       <w:r>
         <w:rPr>
+          <w:rFonts w:eastAsia="黑体"/>
           <w:b/>
           <w:bCs/>
         </w:rPr>
         <w:t xml:space="preserve">TDI</w:t>
       </w:r>
       <w:r>
+        <w:rPr>
+          <w:rFonts w:eastAsia="黑体"/>
+        </w:rPr>
         <w:t xml:space="preserve"> </w:t>
       </w:r>
       <w:r>
         <w:rPr>
-          <w:rFonts w:hint="eastAsia"/>
+          <w:rFonts w:hint="eastAsia" w:eastAsia="黑体"/>
         </w:rPr>
         <w:t xml:space="preserve">与</w:t>
       </w:r>
       <w:r>
+        <w:rPr>
+          <w:rFonts w:eastAsia="黑体"/>
+        </w:rPr>
         <w:t xml:space="preserve"> TMS </w:t>
       </w:r>
       <w:r>
         <w:rPr>
-          <w:rFonts w:hint="eastAsia"/>
+          <w:rFonts w:hint="eastAsia" w:eastAsia="黑体"/>
         </w:rPr>
         <w:t xml:space="preserve">适配上拉，</w:t>
       </w:r>
       <w:r>
         <w:rPr>
+          <w:rFonts w:eastAsia="黑体"/>
           <w:b/>
           <w:bCs/>
         </w:rPr>
         <w:t xml:space="preserve">TDO</w:t>
       </w:r>
       <w:r>
+        <w:rPr>
+          <w:rFonts w:eastAsia="黑体"/>
+        </w:rPr>
         <w:t xml:space="preserve"> </w:t>
       </w:r>
       <w:r>
         <w:rPr>
-          <w:rFonts w:hint="eastAsia"/>
+          <w:rFonts w:hint="eastAsia" w:eastAsia="黑体"/>
         </w:rPr>
         <w:t xml:space="preserve">由目标推挽输出而不加上拉。调试器在节点②</w:t>
       </w:r>
       <w:r>
+        <w:rPr>
+          <w:rFonts w:eastAsia="黑体"/>
+        </w:rPr>
         <w:t xml:space="preserve"> </w:t>
       </w:r>
       <w:r>
         <w:rPr>
-          <w:rFonts w:hint="eastAsia"/>
+          <w:rFonts w:hint="eastAsia" w:eastAsia="黑体"/>
         </w:rPr>
         <w:t xml:space="preserve">的</w:t>
       </w:r>
       <w:r>
+        <w:rPr>
+          <w:rFonts w:eastAsia="黑体"/>
+        </w:rPr>
         <w:t xml:space="preserve"> TCK </w:t>
       </w:r>
       <w:r>
         <w:rPr>
-          <w:rFonts w:hint="eastAsia"/>
+          <w:rFonts w:hint="eastAsia" w:eastAsia="黑体"/>
         </w:rPr>
         <w:t xml:space="preserve">时钟下经节点①</w:t>
       </w:r>
       <w:r>
+        <w:rPr>
+          <w:rFonts w:eastAsia="黑体"/>
+        </w:rPr>
         <w:t xml:space="preserve"> </w:t>
       </w:r>
       <w:r>
         <w:rPr>
-          <w:rFonts w:hint="eastAsia"/>
+          <w:rFonts w:hint="eastAsia" w:eastAsia="黑体"/>
         </w:rPr>
         <w:t xml:space="preserve">的</w:t>
       </w:r>
       <w:r>
+        <w:rPr>
+          <w:rFonts w:eastAsia="黑体"/>
+        </w:rPr>
         <w:t xml:space="preserve"> TMS </w:t>
       </w:r>
       <w:r>
         <w:rPr>
-          <w:rFonts w:hint="eastAsia"/>
+          <w:rFonts w:hint="eastAsia" w:eastAsia="黑体"/>
         </w:rPr>
         <w:t xml:space="preserve">控制</w:t>
       </w:r>
       <w:r>
+        <w:rPr>
+          <w:rFonts w:eastAsia="黑体"/>
+        </w:rPr>
         <w:t xml:space="preserve"> TAP </w:t>
       </w:r>
       <w:r>
         <w:rPr>
-          <w:rFonts w:hint="eastAsia"/>
+          <w:rFonts w:hint="eastAsia" w:eastAsia="黑体"/>
         </w:rPr>
         <w:t xml:space="preserve">状态机跳转，由节点③</w:t>
       </w:r>
       <w:r>
+        <w:rPr>
+          <w:rFonts w:eastAsia="黑体"/>
+        </w:rPr>
         <w:t xml:space="preserve"> </w:t>
       </w:r>
       <w:r>
         <w:rPr>
-          <w:rFonts w:hint="eastAsia"/>
+          <w:rFonts w:hint="eastAsia" w:eastAsia="黑体"/>
         </w:rPr>
         <w:t xml:space="preserve">的</w:t>
       </w:r>
       <w:r>
+        <w:rPr>
+          <w:rFonts w:eastAsia="黑体"/>
+        </w:rPr>
         <w:t xml:space="preserve"> TDI </w:t>
       </w:r>
       <w:r>
         <w:rPr>
-          <w:rFonts w:hint="eastAsia"/>
+          <w:rFonts w:hint="eastAsia" w:eastAsia="黑体"/>
         </w:rPr>
         <w:t xml:space="preserve">串行移入指令/数据，再从节点④</w:t>
       </w:r>
       <w:r>
+        <w:rPr>
+          <w:rFonts w:eastAsia="黑体"/>
+        </w:rPr>
         <w:t xml:space="preserve"> </w:t>
       </w:r>
       <w:r>
         <w:rPr>
-          <w:rFonts w:hint="eastAsia"/>
+          <w:rFonts w:hint="eastAsia" w:eastAsia="黑体"/>
         </w:rPr>
         <w:t xml:space="preserve">的</w:t>
       </w:r>
       <w:r>
+        <w:rPr>
+          <w:rFonts w:eastAsia="黑体"/>
+        </w:rPr>
         <w:t xml:space="preserve"> TDO </w:t>
       </w:r>
       <w:r>
         <w:rPr>
-          <w:rFonts w:hint="eastAsia"/>
+          <w:rFonts w:hint="eastAsia" w:eastAsia="黑体"/>
         </w:rPr>
         <w:t xml:space="preserve">串行移出结果；多器件级联时</w:t>
       </w:r>
       <w:r>
+        <w:rPr>
+          <w:rFonts w:eastAsia="黑体"/>
+        </w:rPr>
         <w:t xml:space="preserve"> TDO </w:t>
       </w:r>
       <w:r>
         <w:rPr>
-          <w:rFonts w:hint="eastAsia"/>
+          <w:rFonts w:hint="eastAsia" w:eastAsia="黑体"/>
         </w:rPr>
         <w:t xml:space="preserve">串到下一器件</w:t>
       </w:r>
       <w:r>
+        <w:rPr>
+          <w:rFonts w:eastAsia="黑体"/>
+        </w:rPr>
         <w:t xml:space="preserve"> TDI </w:t>
       </w:r>
       <w:r>
         <w:rPr>
-          <w:rFonts w:hint="eastAsia"/>
+          <w:rFonts w:hint="eastAsia" w:eastAsia="黑体"/>
         </w:rPr>
         <w:t xml:space="preserve">形成菊花链。</w:t>
       </w:r>
@@ -660,79 +789,103 @@
       <w:pPr/>
       <w:r>
         <w:rPr>
-          <w:rFonts w:hint="eastAsia"/>
+          <w:rFonts w:hint="eastAsia" w:eastAsia="黑体"/>
         </w:rPr>
         <w:t xml:space="preserve">由此构成基于</w:t>
       </w:r>
       <w:r>
+        <w:rPr>
+          <w:rFonts w:eastAsia="黑体"/>
+        </w:rPr>
         <w:t xml:space="preserve"> IEEE 1149.1 </w:t>
       </w:r>
       <w:r>
         <w:rPr>
-          <w:rFonts w:hint="eastAsia"/>
+          <w:rFonts w:hint="eastAsia" w:eastAsia="黑体"/>
         </w:rPr>
         <w:t xml:space="preserve">的测试访问端口（TAP）状态机、以</w:t>
       </w:r>
       <w:r>
+        <w:rPr>
+          <w:rFonts w:eastAsia="黑体"/>
+        </w:rPr>
         <w:t xml:space="preserve"> TCK </w:t>
       </w:r>
       <w:r>
         <w:rPr>
-          <w:rFonts w:hint="eastAsia"/>
+          <w:rFonts w:hint="eastAsia" w:eastAsia="黑体"/>
         </w:rPr>
         <w:t xml:space="preserve">时钟</w:t>
       </w:r>
       <w:r>
+        <w:rPr>
+          <w:rFonts w:eastAsia="黑体"/>
+        </w:rPr>
         <w:t xml:space="preserve"> + TMS </w:t>
       </w:r>
       <w:r>
         <w:rPr>
-          <w:rFonts w:hint="eastAsia"/>
+          <w:rFonts w:hint="eastAsia" w:eastAsia="黑体"/>
         </w:rPr>
         <w:t xml:space="preserve">控制</w:t>
       </w:r>
       <w:r>
+        <w:rPr>
+          <w:rFonts w:eastAsia="黑体"/>
+        </w:rPr>
         <w:t xml:space="preserve"> + TDI/TDO </w:t>
       </w:r>
       <w:r>
         <w:rPr>
-          <w:rFonts w:hint="eastAsia"/>
+          <w:rFonts w:hint="eastAsia" w:eastAsia="黑体"/>
         </w:rPr>
         <w:t xml:space="preserve">串行移位访问内部寄存器的</w:t>
       </w:r>
       <w:r>
+        <w:rPr>
+          <w:rFonts w:eastAsia="黑体"/>
+        </w:rPr>
         <w:t xml:space="preserve"> JTAG </w:t>
       </w:r>
       <w:r>
         <w:rPr>
-          <w:rFonts w:hint="eastAsia"/>
+          <w:rFonts w:hint="eastAsia" w:eastAsia="黑体"/>
         </w:rPr>
         <w:t xml:space="preserve">组态，用于边界扫描测试、程序烧录与在线调试；常见变体</w:t>
       </w:r>
       <w:r>
+        <w:rPr>
+          <w:rFonts w:eastAsia="黑体"/>
+        </w:rPr>
         <w:t xml:space="preserve"> SWD </w:t>
       </w:r>
       <w:r>
         <w:rPr>
-          <w:rFonts w:hint="eastAsia"/>
+          <w:rFonts w:hint="eastAsia" w:eastAsia="黑体"/>
         </w:rPr>
         <w:t xml:space="preserve">只需</w:t>
       </w:r>
       <w:r>
+        <w:rPr>
+          <w:rFonts w:eastAsia="黑体"/>
+        </w:rPr>
         <w:t xml:space="preserve"> SWDIO、SWCLK </w:t>
       </w:r>
       <w:r>
         <w:rPr>
-          <w:rFonts w:hint="eastAsia"/>
+          <w:rFonts w:hint="eastAsia" w:eastAsia="黑体"/>
         </w:rPr>
         <w:t xml:space="preserve">两根线（可选</w:t>
       </w:r>
       <w:r>
+        <w:rPr>
+          <w:rFonts w:eastAsia="黑体"/>
+        </w:rPr>
         <w:t xml:space="preserve"> </w:t>
       </w:r>
       <w:r>
         <w:rPr>
-          <w:rFonts w:hint="eastAsia"/>
+          <w:rFonts w:hint="eastAsia" w:eastAsia="黑体"/>
         </w:rPr>
         <w:t xml:space="preserve">SWO）。</w:t>
       </w:r>
@@ -745,7 +898,7 @@
       </w:pPr>
       <w:r>
         <w:rPr>
-          <w:rFonts w:hint="eastAsia"/>
+          <w:rFonts w:hint="eastAsia" w:eastAsia="黑体"/>
         </w:rPr>
         <w:t xml:space="preserve">工作原理</w:t>
       </w:r>
@@ -756,43 +909,55 @@
       </w:pPr>
       <w:r>
         <w:rPr>
-          <w:rFonts w:hint="eastAsia"/>
+          <w:rFonts w:hint="eastAsia" w:eastAsia="黑体"/>
         </w:rPr>
         <w:t xml:space="preserve">测试访问端口（TAP）是一个状态机。调试器在</w:t>
       </w:r>
       <w:r>
+        <w:rPr>
+          <w:rFonts w:eastAsia="黑体"/>
+        </w:rPr>
         <w:t xml:space="preserve"> TCK </w:t>
       </w:r>
       <w:r>
         <w:rPr>
-          <w:rFonts w:hint="eastAsia"/>
+          <w:rFonts w:hint="eastAsia" w:eastAsia="黑体"/>
         </w:rPr>
         <w:t xml:space="preserve">时钟下通过</w:t>
       </w:r>
       <w:r>
+        <w:rPr>
+          <w:rFonts w:eastAsia="黑体"/>
+        </w:rPr>
         <w:t xml:space="preserve"> TMS </w:t>
       </w:r>
       <w:r>
         <w:rPr>
-          <w:rFonts w:hint="eastAsia"/>
+          <w:rFonts w:hint="eastAsia" w:eastAsia="黑体"/>
         </w:rPr>
         <w:t xml:space="preserve">控制状态机跳转，经</w:t>
       </w:r>
       <w:r>
+        <w:rPr>
+          <w:rFonts w:eastAsia="黑体"/>
+        </w:rPr>
         <w:t xml:space="preserve"> TDI </w:t>
       </w:r>
       <w:r>
         <w:rPr>
-          <w:rFonts w:hint="eastAsia"/>
+          <w:rFonts w:hint="eastAsia" w:eastAsia="黑体"/>
         </w:rPr>
         <w:t xml:space="preserve">串行移入指令/数据到器件内部的指令寄存器与数据寄存器，再通过</w:t>
       </w:r>
       <w:r>
+        <w:rPr>
+          <w:rFonts w:eastAsia="黑体"/>
+        </w:rPr>
         <w:t xml:space="preserve"> TDO </w:t>
       </w:r>
       <w:r>
         <w:rPr>
-          <w:rFonts w:hint="eastAsia"/>
+          <w:rFonts w:hint="eastAsia" w:eastAsia="黑体"/>
         </w:rPr>
         <w:t xml:space="preserve">串行移出结果。所有内部寄存器通过边界扫描链串联，实现对芯片引脚与内部逻辑的读写访问。</w:t>
       </w:r>
@@ -805,7 +970,7 @@
       </w:pPr>
       <w:r>
         <w:rPr>
-          <w:rFonts w:hint="eastAsia"/>
+          <w:rFonts w:hint="eastAsia" w:eastAsia="黑体"/>
         </w:rPr>
         <w:t xml:space="preserve">关键计算公式</w:t>
       </w:r>
@@ -818,11 +983,14 @@
         </w:numPr>
       </w:pPr>
       <w:r>
+        <w:rPr>
+          <w:rFonts w:eastAsia="黑体"/>
+        </w:rPr>
         <w:t xml:space="preserve">TCK </w:t>
       </w:r>
       <w:r>
         <w:rPr>
-          <w:rFonts w:hint="eastAsia"/>
+          <w:rFonts w:hint="eastAsia" w:eastAsia="黑体"/>
         </w:rPr>
         <w:t xml:space="preserve">时钟周期：</w:t>
       </w:r>
@@ -902,20 +1070,26 @@
         </w:numPr>
       </w:pPr>
       <w:r>
+        <w:rPr>
+          <w:rFonts w:eastAsia="黑体"/>
+        </w:rPr>
         <w:t xml:space="preserve">TMS/TCK </w:t>
       </w:r>
       <w:r>
         <w:rPr>
-          <w:rFonts w:hint="eastAsia"/>
+          <w:rFonts w:hint="eastAsia" w:eastAsia="黑体"/>
         </w:rPr>
         <w:t xml:space="preserve">建立时间与保持时间约束（相对</w:t>
       </w:r>
       <w:r>
+        <w:rPr>
+          <w:rFonts w:eastAsia="黑体"/>
+        </w:rPr>
         <w:t xml:space="preserve"> TCK </w:t>
       </w:r>
       <w:r>
         <w:rPr>
-          <w:rFonts w:hint="eastAsia"/>
+          <w:rFonts w:hint="eastAsia" w:eastAsia="黑体"/>
         </w:rPr>
         <w:t xml:space="preserve">边沿）：</w:t>
       </w:r>
@@ -1010,11 +1184,14 @@
       </w:pPr>
       <w:r>
         <w:rPr>
-          <w:rFonts w:hint="eastAsia"/>
+          <w:rFonts w:hint="eastAsia" w:eastAsia="黑体"/>
         </w:rPr>
         <w:t xml:space="preserve">移位数据位数与时钟关系（移入一个</w:t>
       </w:r>
       <w:r>
+        <w:rPr>
+          <w:rFonts w:eastAsia="黑体"/>
+        </w:rPr>
         <w:t xml:space="preserve"> </w:t>
       </w:r>
       <m:oMath>
@@ -1023,15 +1200,21 @@
         </m:r>
       </m:oMath>
       <w:r>
+        <w:rPr>
+          <w:rFonts w:eastAsia="黑体"/>
+        </w:rPr>
         <w:t xml:space="preserve"> </w:t>
       </w:r>
       <w:r>
         <w:rPr>
-          <w:rFonts w:hint="eastAsia"/>
+          <w:rFonts w:hint="eastAsia" w:eastAsia="黑体"/>
         </w:rPr>
         <w:t xml:space="preserve">位寄存器需</w:t>
       </w:r>
       <w:r>
+        <w:rPr>
+          <w:rFonts w:eastAsia="黑体"/>
+        </w:rPr>
         <w:t xml:space="preserve"> </w:t>
       </w:r>
       <m:oMath>
@@ -1040,20 +1223,26 @@
         </m:r>
       </m:oMath>
       <w:r>
+        <w:rPr>
+          <w:rFonts w:eastAsia="黑体"/>
+        </w:rPr>
         <w:t xml:space="preserve"> </w:t>
       </w:r>
       <w:r>
         <w:rPr>
-          <w:rFonts w:hint="eastAsia"/>
+          <w:rFonts w:hint="eastAsia" w:eastAsia="黑体"/>
         </w:rPr>
         <w:t xml:space="preserve">个</w:t>
       </w:r>
       <w:r>
+        <w:rPr>
+          <w:rFonts w:eastAsia="黑体"/>
+        </w:rPr>
         <w:t xml:space="preserve"> TCK </w:t>
       </w:r>
       <w:r>
         <w:rPr>
-          <w:rFonts w:hint="eastAsia"/>
+          <w:rFonts w:hint="eastAsia" w:eastAsia="黑体"/>
         </w:rPr>
         <w:t xml:space="preserve">周期）：</w:t>
       </w:r>
@@ -1107,7 +1296,7 @@
       </w:pPr>
       <w:r>
         <w:rPr>
-          <w:rFonts w:hint="eastAsia"/>
+          <w:rFonts w:hint="eastAsia" w:eastAsia="黑体"/>
         </w:rPr>
         <w:t xml:space="preserve">上拉/下拉电阻典型取值：</w:t>
       </w:r>
@@ -1205,7 +1394,7 @@
             </w:pPr>
             <w:r>
               <w:rPr>
-                <w:rFonts w:hint="eastAsia"/>
+                <w:rFonts w:hint="eastAsia" w:eastAsia="黑体"/>
               </w:rPr>
               <w:t xml:space="preserve">符号</w:t>
             </w:r>
@@ -1219,7 +1408,7 @@
             </w:pPr>
             <w:r>
               <w:rPr>
-                <w:rFonts w:hint="eastAsia"/>
+                <w:rFonts w:hint="eastAsia" w:eastAsia="黑体"/>
               </w:rPr>
               <w:t xml:space="preserve">含义</w:t>
             </w:r>
@@ -1233,7 +1422,7 @@
             </w:pPr>
             <w:r>
               <w:rPr>
-                <w:rFonts w:hint="eastAsia"/>
+                <w:rFonts w:hint="eastAsia" w:eastAsia="黑体"/>
               </w:rPr>
               <w:t xml:space="preserve">单位</w:t>
             </w:r>
@@ -1268,6 +1457,9 @@
               </m:sSub>
             </m:oMath>
             <w:r>
+              <w:rPr>
+                <w:rFonts w:eastAsia="黑体"/>
+              </w:rPr>
               <w:t xml:space="preserve">​</w:t>
             </w:r>
           </w:p>
@@ -1279,11 +1471,14 @@
               <w:pStyle w:val="Compact"/>
             </w:pPr>
             <w:r>
+              <w:rPr>
+                <w:rFonts w:eastAsia="黑体"/>
+              </w:rPr>
               <w:t xml:space="preserve">JTAG </w:t>
             </w:r>
             <w:r>
               <w:rPr>
-                <w:rFonts w:hint="eastAsia"/>
+                <w:rFonts w:hint="eastAsia" w:eastAsia="黑体"/>
               </w:rPr>
               <w:t xml:space="preserve">时钟频率</w:t>
             </w:r>
@@ -1296,6 +1491,9 @@
               <w:pStyle w:val="Compact"/>
             </w:pPr>
             <w:r>
+              <w:rPr>
+                <w:rFonts w:eastAsia="黑体"/>
+              </w:rPr>
               <w:t xml:space="preserve">Hz</w:t>
             </w:r>
           </w:p>
@@ -1329,6 +1527,9 @@
               </m:sSub>
             </m:oMath>
             <w:r>
+              <w:rPr>
+                <w:rFonts w:eastAsia="黑体"/>
+              </w:rPr>
               <w:t xml:space="preserve">​</w:t>
             </w:r>
           </w:p>
@@ -1341,7 +1542,7 @@
             </w:pPr>
             <w:r>
               <w:rPr>
-                <w:rFonts w:hint="eastAsia"/>
+                <w:rFonts w:hint="eastAsia" w:eastAsia="黑体"/>
               </w:rPr>
               <w:t xml:space="preserve">时钟周期</w:t>
             </w:r>
@@ -1354,6 +1555,9 @@
               <w:pStyle w:val="Compact"/>
             </w:pPr>
             <w:r>
+              <w:rPr>
+                <w:rFonts w:eastAsia="黑体"/>
+              </w:rPr>
               <w:t xml:space="preserve">s</w:t>
             </w:r>
           </w:p>
@@ -1372,6 +1576,9 @@
               </m:r>
             </m:oMath>
             <w:r>
+              <w:rPr>
+                <w:rFonts w:eastAsia="黑体"/>
+              </w:rPr>
               <w:t xml:space="preserve">​</w:t>
             </w:r>
           </w:p>
@@ -1384,7 +1591,7 @@
             </w:pPr>
             <w:r>
               <w:rPr>
-                <w:rFonts w:hint="eastAsia"/>
+                <w:rFonts w:hint="eastAsia" w:eastAsia="黑体"/>
               </w:rPr>
               <w:t xml:space="preserve">寄存器移位位数</w:t>
             </w:r>
@@ -1397,6 +1604,9 @@
               <w:pStyle w:val="Compact"/>
             </w:pPr>
             <w:r>
+              <w:rPr>
+                <w:rFonts w:eastAsia="黑体"/>
+              </w:rPr>
               <w:t xml:space="preserve">—</w:t>
             </w:r>
           </w:p>
@@ -1430,6 +1640,9 @@
               </m:sSub>
             </m:oMath>
             <w:r>
+              <w:rPr>
+                <w:rFonts w:eastAsia="黑体"/>
+              </w:rPr>
               <w:t xml:space="preserve">​</w:t>
             </w:r>
           </w:p>
@@ -1442,7 +1655,7 @@
             </w:pPr>
             <w:r>
               <w:rPr>
-                <w:rFonts w:hint="eastAsia"/>
+                <w:rFonts w:hint="eastAsia" w:eastAsia="黑体"/>
               </w:rPr>
               <w:t xml:space="preserve">所需时钟周期数</w:t>
             </w:r>
@@ -1455,6 +1668,9 @@
               <w:pStyle w:val="Compact"/>
             </w:pPr>
             <w:r>
+              <w:rPr>
+                <w:rFonts w:eastAsia="黑体"/>
+              </w:rPr>
               <w:t xml:space="preserve">—</w:t>
             </w:r>
           </w:p>
@@ -1491,6 +1707,9 @@
               </m:sSub>
             </m:oMath>
             <w:r>
+              <w:rPr>
+                <w:rFonts w:eastAsia="黑体"/>
+              </w:rPr>
               <w:t xml:space="preserve">​</w:t>
             </w:r>
           </w:p>
@@ -1503,7 +1722,7 @@
             </w:pPr>
             <w:r>
               <w:rPr>
-                <w:rFonts w:hint="eastAsia"/>
+                <w:rFonts w:hint="eastAsia" w:eastAsia="黑体"/>
               </w:rPr>
               <w:t xml:space="preserve">上拉/下拉电阻</w:t>
             </w:r>
@@ -1516,6 +1735,9 @@
               <w:pStyle w:val="Compact"/>
             </w:pPr>
             <w:r>
+              <w:rPr>
+                <w:rFonts w:eastAsia="黑体"/>
+              </w:rPr>
               <w:t xml:space="preserve">Ω</w:t>
             </w:r>
           </w:p>
@@ -1530,7 +1752,7 @@
       </w:pPr>
       <w:r>
         <w:rPr>
-          <w:rFonts w:hint="eastAsia"/>
+          <w:rFonts w:hint="eastAsia" w:eastAsia="黑体"/>
         </w:rPr>
         <w:t xml:space="preserve">元件调整影响</w:t>
       </w:r>
@@ -1545,6 +1767,7 @@
       </w:pPr>
       <w:r>
         <w:rPr>
+          <w:rFonts w:eastAsia="黑体"/>
           <w:b/>
           <w:bCs/>
         </w:rPr>
@@ -1552,7 +1775,7 @@
       </w:r>
       <w:r>
         <w:rPr>
-          <w:rFonts w:hint="eastAsia"/>
+          <w:rFonts w:hint="eastAsia" w:eastAsia="黑体"/>
           <w:b/>
           <w:bCs/>
         </w:rPr>
@@ -1560,20 +1783,27 @@
       </w:r>
       <w:r>
         <w:rPr>
+          <w:rFonts w:eastAsia="黑体"/>
           <w:b/>
           <w:bCs/>
         </w:rPr>
         <w:t xml:space="preserve"> ↑</w:t>
       </w:r>
       <w:r>
+        <w:rPr>
+          <w:rFonts w:eastAsia="黑体"/>
+        </w:rPr>
         <w:t xml:space="preserve"> </w:t>
       </w:r>
       <w:r>
+        <w:rPr>
+          <w:rFonts w:eastAsia="黑体"/>
+        </w:rPr>
         <w:t xml:space="preserve">→ </w:t>
       </w:r>
       <w:r>
         <w:rPr>
-          <w:rFonts w:hint="eastAsia"/>
+          <w:rFonts w:hint="eastAsia" w:eastAsia="黑体"/>
         </w:rPr>
         <w:t xml:space="preserve">烧录/调试速度提高，但受布线与目标器件时序限制，过高会失效。</w:t>
       </w:r>
@@ -1588,7 +1818,7 @@
       </w:pPr>
       <w:r>
         <w:rPr>
-          <w:rFonts w:hint="eastAsia"/>
+          <w:rFonts w:hint="eastAsia" w:eastAsia="黑体"/>
           <w:b/>
           <w:bCs/>
         </w:rPr>
@@ -1596,20 +1826,27 @@
       </w:r>
       <w:r>
         <w:rPr>
+          <w:rFonts w:eastAsia="黑体"/>
           <w:b/>
           <w:bCs/>
         </w:rPr>
         <w:t xml:space="preserve"> ↑</w:t>
       </w:r>
       <w:r>
+        <w:rPr>
+          <w:rFonts w:eastAsia="黑体"/>
+        </w:rPr>
         <w:t xml:space="preserve"> </w:t>
       </w:r>
       <w:r>
+        <w:rPr>
+          <w:rFonts w:eastAsia="黑体"/>
+        </w:rPr>
         <w:t xml:space="preserve">→ </w:t>
       </w:r>
       <w:r>
         <w:rPr>
-          <w:rFonts w:hint="eastAsia"/>
+          <w:rFonts w:hint="eastAsia" w:eastAsia="黑体"/>
         </w:rPr>
         <w:t xml:space="preserve">静态电流减小，但信号边沿变缓；过小则灌电流增大。</w:t>
       </w:r>
@@ -1624,7 +1861,7 @@
       </w:pPr>
       <w:r>
         <w:rPr>
-          <w:rFonts w:hint="eastAsia"/>
+          <w:rFonts w:hint="eastAsia" w:eastAsia="黑体"/>
           <w:b/>
           <w:bCs/>
         </w:rPr>
@@ -1632,29 +1869,39 @@
       </w:r>
       <w:r>
         <w:rPr>
+          <w:rFonts w:eastAsia="黑体"/>
           <w:b/>
           <w:bCs/>
         </w:rPr>
         <w:t xml:space="preserve"> ↑</w:t>
       </w:r>
       <w:r>
+        <w:rPr>
+          <w:rFonts w:eastAsia="黑体"/>
+        </w:rPr>
         <w:t xml:space="preserve"> </w:t>
       </w:r>
       <w:r>
+        <w:rPr>
+          <w:rFonts w:eastAsia="黑体"/>
+        </w:rPr>
         <w:t xml:space="preserve">→ </w:t>
       </w:r>
       <w:r>
         <w:rPr>
-          <w:rFonts w:hint="eastAsia"/>
+          <w:rFonts w:hint="eastAsia" w:eastAsia="黑体"/>
         </w:rPr>
         <w:t xml:space="preserve">信号完整性变差，需降低</w:t>
       </w:r>
       <w:r>
+        <w:rPr>
+          <w:rFonts w:eastAsia="黑体"/>
+        </w:rPr>
         <w:t xml:space="preserve"> TCK </w:t>
       </w:r>
       <w:r>
         <w:rPr>
-          <w:rFonts w:hint="eastAsia"/>
+          <w:rFonts w:hint="eastAsia" w:eastAsia="黑体"/>
         </w:rPr>
         <w:t xml:space="preserve">频率或加缓冲。</w:t>
       </w:r>
@@ -1668,11 +1915,14 @@
         </w:numPr>
       </w:pPr>
       <w:r>
+        <w:rPr>
+          <w:rFonts w:eastAsia="黑体"/>
+        </w:rPr>
         <w:t xml:space="preserve">TDO </w:t>
       </w:r>
       <w:r>
         <w:rPr>
-          <w:rFonts w:hint="eastAsia"/>
+          <w:rFonts w:hint="eastAsia" w:eastAsia="黑体"/>
         </w:rPr>
         <w:t xml:space="preserve">未上拉或目标掉电时悬空会导致调试器识别异常。</w:t>
       </w:r>
@@ -1685,7 +1935,7 @@
       </w:pPr>
       <w:r>
         <w:rPr>
-          <w:rFonts w:hint="eastAsia"/>
+          <w:rFonts w:hint="eastAsia" w:eastAsia="黑体"/>
         </w:rPr>
         <w:t xml:space="preserve">典型参数示例</w:t>
       </w:r>
@@ -1700,11 +1950,14 @@
       </w:pPr>
       <w:r>
         <w:rPr>
-          <w:rFonts w:hint="eastAsia"/>
+          <w:rFonts w:hint="eastAsia" w:eastAsia="黑体"/>
         </w:rPr>
         <w:t xml:space="preserve">设</w:t>
       </w:r>
       <w:r>
+        <w:rPr>
+          <w:rFonts w:eastAsia="黑体"/>
+        </w:rPr>
         <w:t xml:space="preserve"> </w:t>
       </w:r>
       <m:oMath>
@@ -1748,7 +2001,7 @@
       </m:oMath>
       <w:r>
         <w:rPr>
-          <w:rFonts w:hint="eastAsia"/>
+          <w:rFonts w:hint="eastAsia" w:eastAsia="黑体"/>
         </w:rPr>
         <w:t xml:space="preserve">：</w:t>
       </w:r>
@@ -1831,6 +2084,9 @@
         </m:r>
       </m:oMath>
       <w:r>
+        <w:rPr>
+          <w:rFonts w:eastAsia="黑体"/>
+        </w:rPr>
         <w:t xml:space="preserve">。</w:t>
       </w:r>
     </w:p>
@@ -1844,16 +2100,19 @@
       </w:pPr>
       <w:r>
         <w:rPr>
-          <w:rFonts w:hint="eastAsia"/>
+          <w:rFonts w:hint="eastAsia" w:eastAsia="黑体"/>
         </w:rPr>
         <w:t xml:space="preserve">移入一个</w:t>
       </w:r>
       <w:r>
+        <w:rPr>
+          <w:rFonts w:eastAsia="黑体"/>
+        </w:rPr>
         <w:t xml:space="preserve"> 32 </w:t>
       </w:r>
       <w:r>
         <w:rPr>
-          <w:rFonts w:hint="eastAsia"/>
+          <w:rFonts w:hint="eastAsia" w:eastAsia="黑体"/>
         </w:rPr>
         <w:t xml:space="preserve">位数据寄存器：</w:t>
       </w:r>
@@ -1888,25 +2147,31 @@
       </m:oMath>
       <w:r>
         <w:rPr>
-          <w:rFonts w:hint="eastAsia"/>
+          <w:rFonts w:hint="eastAsia" w:eastAsia="黑体"/>
         </w:rPr>
         <w:t xml:space="preserve">，即需</w:t>
       </w:r>
       <w:r>
+        <w:rPr>
+          <w:rFonts w:eastAsia="黑体"/>
+        </w:rPr>
         <w:t xml:space="preserve"> 32 </w:t>
       </w:r>
       <w:r>
         <w:rPr>
-          <w:rFonts w:hint="eastAsia"/>
+          <w:rFonts w:hint="eastAsia" w:eastAsia="黑体"/>
         </w:rPr>
         <w:t xml:space="preserve">个</w:t>
       </w:r>
       <w:r>
+        <w:rPr>
+          <w:rFonts w:eastAsia="黑体"/>
+        </w:rPr>
         <w:t xml:space="preserve"> TCK </w:t>
       </w:r>
       <w:r>
         <w:rPr>
-          <w:rFonts w:hint="eastAsia"/>
+          <w:rFonts w:hint="eastAsia" w:eastAsia="黑体"/>
         </w:rPr>
         <w:t xml:space="preserve">时钟周期。</w:t>
       </w:r>
@@ -1919,7 +2184,7 @@
       </w:pPr>
       <w:r>
         <w:rPr>
-          <w:rFonts w:hint="eastAsia"/>
+          <w:rFonts w:hint="eastAsia" w:eastAsia="黑体"/>
         </w:rPr>
         <w:t xml:space="preserve">常见器件型号</w:t>
       </w:r>
@@ -1934,7 +2199,7 @@
       </w:pPr>
       <w:r>
         <w:rPr>
-          <w:rFonts w:hint="eastAsia"/>
+          <w:rFonts w:hint="eastAsia" w:eastAsia="黑体"/>
         </w:rPr>
         <w:t xml:space="preserve">调试器/仿真器：J-Link（SEGGER）、ST-LINK、DAP-Link。</w:t>
       </w:r>
@@ -1949,7 +2214,7 @@
       </w:pPr>
       <w:r>
         <w:rPr>
-          <w:rFonts w:hint="eastAsia"/>
+          <w:rFonts w:hint="eastAsia" w:eastAsia="黑体"/>
         </w:rPr>
         <w:t xml:space="preserve">电平转换缓冲：SN74LVC2T45、TXB0104（多电压域）。</w:t>
       </w:r>
@@ -1964,43 +2229,55 @@
       </w:pPr>
       <w:r>
         <w:rPr>
-          <w:rFonts w:hint="eastAsia"/>
+          <w:rFonts w:hint="eastAsia" w:eastAsia="黑体"/>
         </w:rPr>
         <w:t xml:space="preserve">连接器：2×5</w:t>
       </w:r>
       <w:r>
+        <w:rPr>
+          <w:rFonts w:eastAsia="黑体"/>
+        </w:rPr>
         <w:t xml:space="preserve"> 10 </w:t>
       </w:r>
       <w:r>
         <w:rPr>
-          <w:rFonts w:hint="eastAsia"/>
+          <w:rFonts w:hint="eastAsia" w:eastAsia="黑体"/>
         </w:rPr>
         <w:t xml:space="preserve">针、2×7</w:t>
       </w:r>
       <w:r>
+        <w:rPr>
+          <w:rFonts w:eastAsia="黑体"/>
+        </w:rPr>
         <w:t xml:space="preserve"> 14 </w:t>
       </w:r>
       <w:r>
         <w:rPr>
-          <w:rFonts w:hint="eastAsia"/>
+          <w:rFonts w:hint="eastAsia" w:eastAsia="黑体"/>
         </w:rPr>
         <w:t xml:space="preserve">针、2×10</w:t>
       </w:r>
       <w:r>
+        <w:rPr>
+          <w:rFonts w:eastAsia="黑体"/>
+        </w:rPr>
         <w:t xml:space="preserve"> 20 </w:t>
       </w:r>
       <w:r>
         <w:rPr>
-          <w:rFonts w:hint="eastAsia"/>
+          <w:rFonts w:hint="eastAsia" w:eastAsia="黑体"/>
         </w:rPr>
         <w:t xml:space="preserve">针标准</w:t>
       </w:r>
       <w:r>
+        <w:rPr>
+          <w:rFonts w:eastAsia="黑体"/>
+        </w:rPr>
         <w:t xml:space="preserve"> JTAG </w:t>
       </w:r>
       <w:r>
         <w:rPr>
-          <w:rFonts w:hint="eastAsia"/>
+          <w:rFonts w:hint="eastAsia" w:eastAsia="黑体"/>
         </w:rPr>
         <w:t xml:space="preserve">排针。</w:t>
       </w:r>
@@ -2013,7 +2290,7 @@
       </w:pPr>
       <w:r>
         <w:rPr>
-          <w:rFonts w:hint="eastAsia"/>
+          <w:rFonts w:hint="eastAsia" w:eastAsia="黑体"/>
         </w:rPr>
         <w:t xml:space="preserve">注意事项</w:t>
       </w:r>
@@ -2028,34 +2305,43 @@
       </w:pPr>
       <w:r>
         <w:rPr>
-          <w:rFonts w:hint="eastAsia"/>
+          <w:rFonts w:hint="eastAsia" w:eastAsia="黑体"/>
         </w:rPr>
         <w:t xml:space="preserve">遵循</w:t>
       </w:r>
       <w:r>
+        <w:rPr>
+          <w:rFonts w:eastAsia="黑体"/>
+        </w:rPr>
         <w:t xml:space="preserve"> IEEE 1149.1 </w:t>
       </w:r>
       <w:r>
         <w:rPr>
-          <w:rFonts w:hint="eastAsia"/>
+          <w:rFonts w:hint="eastAsia" w:eastAsia="黑体"/>
         </w:rPr>
         <w:t xml:space="preserve">引脚定义，TMS</w:t>
       </w:r>
       <w:r>
+        <w:rPr>
+          <w:rFonts w:eastAsia="黑体"/>
+        </w:rPr>
         <w:t xml:space="preserve"> </w:t>
       </w:r>
       <w:r>
         <w:rPr>
-          <w:rFonts w:hint="eastAsia"/>
+          <w:rFonts w:hint="eastAsia" w:eastAsia="黑体"/>
         </w:rPr>
         <w:t xml:space="preserve">需上拉、TCK</w:t>
       </w:r>
       <w:r>
+        <w:rPr>
+          <w:rFonts w:eastAsia="黑体"/>
+        </w:rPr>
         <w:t xml:space="preserve"> </w:t>
       </w:r>
       <w:r>
         <w:rPr>
-          <w:rFonts w:hint="eastAsia"/>
+          <w:rFonts w:hint="eastAsia" w:eastAsia="黑体"/>
         </w:rPr>
         <w:t xml:space="preserve">一般下拉保持空闲已知态。</w:t>
       </w:r>
@@ -2070,25 +2356,31 @@
       </w:pPr>
       <w:r>
         <w:rPr>
-          <w:rFonts w:hint="eastAsia"/>
+          <w:rFonts w:hint="eastAsia" w:eastAsia="黑体"/>
         </w:rPr>
         <w:t xml:space="preserve">多器件级联时</w:t>
       </w:r>
       <w:r>
+        <w:rPr>
+          <w:rFonts w:eastAsia="黑体"/>
+        </w:rPr>
         <w:t xml:space="preserve"> TDO </w:t>
       </w:r>
       <w:r>
         <w:rPr>
-          <w:rFonts w:hint="eastAsia"/>
+          <w:rFonts w:hint="eastAsia" w:eastAsia="黑体"/>
         </w:rPr>
         <w:t xml:space="preserve">串联到下一器件</w:t>
       </w:r>
       <w:r>
+        <w:rPr>
+          <w:rFonts w:eastAsia="黑体"/>
+        </w:rPr>
         <w:t xml:space="preserve"> TDI </w:t>
       </w:r>
       <w:r>
         <w:rPr>
-          <w:rFonts w:hint="eastAsia"/>
+          <w:rFonts w:hint="eastAsia" w:eastAsia="黑体"/>
         </w:rPr>
         <w:t xml:space="preserve">形成菊花链，需正确配置扫描链长度。</w:t>
       </w:r>
@@ -2103,16 +2395,19 @@
       </w:pPr>
       <w:r>
         <w:rPr>
-          <w:rFonts w:hint="eastAsia"/>
+          <w:rFonts w:hint="eastAsia" w:eastAsia="黑体"/>
         </w:rPr>
         <w:t xml:space="preserve">与调试线共用的</w:t>
       </w:r>
       <w:r>
+        <w:rPr>
+          <w:rFonts w:eastAsia="黑体"/>
+        </w:rPr>
         <w:t xml:space="preserve"> GPIO </w:t>
       </w:r>
       <w:r>
         <w:rPr>
-          <w:rFonts w:hint="eastAsia"/>
+          <w:rFonts w:hint="eastAsia" w:eastAsia="黑体"/>
         </w:rPr>
         <w:t xml:space="preserve">复用需在启动时避免冲突，必要时加跳线隔离。</w:t>
       </w:r>
@@ -2125,7 +2420,7 @@
       </w:pPr>
       <w:r>
         <w:rPr>
-          <w:rFonts w:hint="eastAsia"/>
+          <w:rFonts w:hint="eastAsia" w:eastAsia="黑体"/>
         </w:rPr>
         <w:t xml:space="preserve">参考资料</w:t>
       </w:r>
@@ -2139,20 +2434,26 @@
         </w:numPr>
       </w:pPr>
       <w:r>
+        <w:rPr>
+          <w:rFonts w:eastAsia="黑体"/>
+        </w:rPr>
         <w:t xml:space="preserve">IEEE Std </w:t>
       </w:r>
       <w:r>
         <w:rPr>
-          <w:rFonts w:hint="eastAsia"/>
+          <w:rFonts w:hint="eastAsia" w:eastAsia="黑体"/>
         </w:rPr>
         <w:t xml:space="preserve">1149.1（JTAG</w:t>
       </w:r>
       <w:r>
+        <w:rPr>
+          <w:rFonts w:eastAsia="黑体"/>
+        </w:rPr>
         <w:t xml:space="preserve"> </w:t>
       </w:r>
       <w:r>
         <w:rPr>
-          <w:rFonts w:hint="eastAsia"/>
+          <w:rFonts w:hint="eastAsia" w:eastAsia="黑体"/>
         </w:rPr>
         <w:t xml:space="preserve">标准）。</w:t>
       </w:r>
@@ -2166,11 +2467,14 @@
         </w:numPr>
       </w:pPr>
       <w:r>
+        <w:rPr>
+          <w:rFonts w:eastAsia="黑体"/>
+        </w:rPr>
         <w:t xml:space="preserve">SEGGER: J-Link </w:t>
       </w:r>
       <w:r>
         <w:rPr>
-          <w:rFonts w:hint="eastAsia"/>
+          <w:rFonts w:hint="eastAsia" w:eastAsia="黑体"/>
         </w:rPr>
         <w:t xml:space="preserve">用户手册。</w:t>
       </w:r>
@@ -2184,6 +2488,9 @@
         </w:numPr>
       </w:pPr>
       <w:r>
+        <w:rPr>
+          <w:rFonts w:eastAsia="黑体"/>
+        </w:rPr>
         <w:t xml:space="preserve">Wikipedia: JTAG。</w:t>
       </w:r>
     </w:p>
@@ -2196,11 +2503,11 @@
       </w:pPr>
       <w:r>
         <w:rPr>
-          <w:rFonts w:ascii="Times New Roman" w:hAnsi="Times New Roman"/>
+          <w:rFonts w:ascii="Times New Roman" w:hAnsi="Times New Roman" w:eastAsia="黑体"/>
           <w:color w:val="555555"/>
           <w:sz w:val="21"/>
         </w:rPr>
-        <w:t>材料收集者：杜文杰</w:t>
+        <w:t>材料收集者：杜文杰，WX手机：19519196569，QQ:3478827729</w:t>
       </w:r>
     </w:p>
     <w:sectPr>
@@ -2220,7 +2527,7 @@
 </file>
 
 <file path=word/footer1.xml><?xml version="1.0" encoding="utf-8"?>
-<w:ftr xmlns:m="http://schemas.openxmlformats.org/officeDocument/2006/math" xmlns:mc="http://schemas.openxmlformats.org/markup-compatibility/2006" xmlns:mo="http://schemas.microsoft.com/office/mac/office/2008/main" xmlns:mv="urn:schemas-microsoft-com:mac:vml" xmlns:o="urn:schemas-microsoft-com:office:office" xmlns:r="http://schemas.openxmlformats.org/officeDocument/2006/relationships" xmlns:v="urn:schemas-microsoft-com:vml" xmlns:w10="urn:schemas-microsoft-com:office:word" xmlns:w14="http://schemas.microsoft.com/office/word/2010/wordml" xmlns:w="http://schemas.openxmlformats.org/wordprocessingml/2006/main" xmlns:wne="http://schemas.microsoft.com/office/word/2006/wordml" xmlns:wp14="http://schemas.microsoft.com/office/word/2010/wordprocessingDrawing" xmlns:wp="http://schemas.openxmlformats.org/drawingml/2006/wordprocessingDrawing" xmlns:wpc="http://schemas.microsoft.com/office/word/2010/wordprocessingCanvas" xmlns:wpg="http://schemas.microsoft.com/office/word/2010/wordprocessingGroup" xmlns:wpi="http://schemas.microsoft.com/office/word/2010/wordprocessingInk" xmlns:wps="http://schemas.microsoft.com/office/word/2010/wordprocessingShape" mc:Ignorable="w14 wp14">
+<w:ftr xmlns:mc="http://schemas.openxmlformats.org/markup-compatibility/2006" xmlns:w="http://schemas.openxmlformats.org/wordprocessingml/2006/main" xmlns:m="http://schemas.openxmlformats.org/officeDocument/2006/math" xmlns:mo="http://schemas.microsoft.com/office/mac/office/2008/main" xmlns:mv="urn:schemas-microsoft-com:mac:vml" xmlns:o="urn:schemas-microsoft-com:office:office" xmlns:r="http://schemas.openxmlformats.org/officeDocument/2006/relationships" xmlns:v="urn:schemas-microsoft-com:vml" xmlns:w10="urn:schemas-microsoft-com:office:word" xmlns:w14="http://schemas.microsoft.com/office/word/2010/wordml" xmlns:wne="http://schemas.microsoft.com/office/word/2006/wordml" xmlns:wp14="http://schemas.microsoft.com/office/word/2010/wordprocessingDrawing" xmlns:wp="http://schemas.openxmlformats.org/drawingml/2006/wordprocessingDrawing" xmlns:wpc="http://schemas.microsoft.com/office/word/2010/wordprocessingCanvas" xmlns:wpg="http://schemas.microsoft.com/office/word/2010/wordprocessingGroup" xmlns:wpi="http://schemas.microsoft.com/office/word/2010/wordprocessingInk" xmlns:wps="http://schemas.microsoft.com/office/word/2010/wordprocessingShape" mc:Ignorable="w14 wp14">
   <w:p>
     <w:pPr>
       <w:pStyle w:val="Footer"/>
@@ -2228,12 +2535,14 @@
     </w:pPr>
     <w:r>
       <w:rPr>
+        <w:rFonts w:eastAsia="黑体"/>
         <w:sz w:val="18"/>
       </w:rPr>
       <w:t xml:space="preserve">第 </w:t>
     </w:r>
     <w:r>
       <w:rPr>
+        <w:rFonts w:eastAsia="黑体"/>
         <w:sz w:val="18"/>
       </w:rPr>
       <w:fldChar w:fldCharType="begin"/>
@@ -2242,6 +2551,7 @@
     </w:r>
     <w:r>
       <w:rPr>
+        <w:rFonts w:eastAsia="黑体"/>
         <w:sz w:val="18"/>
       </w:rPr>
       <w:t xml:space="preserve"> 页</w:t>
@@ -2255,6 +2565,9 @@
   <w:footnote w:type="continuationSeparator" w:id="0">
     <w:p>
       <w:r>
+        <w:rPr>
+          <w:rFonts w:eastAsia="黑体"/>
+        </w:rPr>
         <w:continuationSeparator/>
       </w:r>
     </w:p>
@@ -2262,6 +2575,9 @@
   <w:footnote w:type="separator" w:id="-1">
     <w:p>
       <w:r>
+        <w:rPr>
+          <w:rFonts w:eastAsia="黑体"/>
+        </w:rPr>
         <w:separator/>
       </w:r>
     </w:p>
@@ -2270,7 +2586,7 @@
 </file>
 
 <file path=word/header1.xml><?xml version="1.0" encoding="utf-8"?>
-<w:hdr xmlns:m="http://schemas.openxmlformats.org/officeDocument/2006/math" xmlns:mc="http://schemas.openxmlformats.org/markup-compatibility/2006" xmlns:mo="http://schemas.microsoft.com/office/mac/office/2008/main" xmlns:mv="urn:schemas-microsoft-com:mac:vml" xmlns:o="urn:schemas-microsoft-com:office:office" xmlns:r="http://schemas.openxmlformats.org/officeDocument/2006/relationships" xmlns:v="urn:schemas-microsoft-com:vml" xmlns:w10="urn:schemas-microsoft-com:office:word" xmlns:w14="http://schemas.microsoft.com/office/word/2010/wordml" xmlns:w="http://schemas.openxmlformats.org/wordprocessingml/2006/main" xmlns:wne="http://schemas.microsoft.com/office/word/2006/wordml" xmlns:wp14="http://schemas.microsoft.com/office/word/2010/wordprocessingDrawing" xmlns:wp="http://schemas.openxmlformats.org/drawingml/2006/wordprocessingDrawing" xmlns:wpc="http://schemas.microsoft.com/office/word/2010/wordprocessingCanvas" xmlns:wpg="http://schemas.microsoft.com/office/word/2010/wordprocessingGroup" xmlns:wpi="http://schemas.microsoft.com/office/word/2010/wordprocessingInk" xmlns:wps="http://schemas.microsoft.com/office/word/2010/wordprocessingShape" mc:Ignorable="w14 wp14">
+<w:hdr xmlns:mc="http://schemas.openxmlformats.org/markup-compatibility/2006" xmlns:w="http://schemas.openxmlformats.org/wordprocessingml/2006/main" xmlns:m="http://schemas.openxmlformats.org/officeDocument/2006/math" xmlns:mo="http://schemas.microsoft.com/office/mac/office/2008/main" xmlns:mv="urn:schemas-microsoft-com:mac:vml" xmlns:o="urn:schemas-microsoft-com:office:office" xmlns:r="http://schemas.openxmlformats.org/officeDocument/2006/relationships" xmlns:v="urn:schemas-microsoft-com:vml" xmlns:w10="urn:schemas-microsoft-com:office:word" xmlns:w14="http://schemas.microsoft.com/office/word/2010/wordml" xmlns:wne="http://schemas.microsoft.com/office/word/2006/wordml" xmlns:wp14="http://schemas.microsoft.com/office/word/2010/wordprocessingDrawing" xmlns:wp="http://schemas.openxmlformats.org/drawingml/2006/wordprocessingDrawing" xmlns:wpc="http://schemas.microsoft.com/office/word/2010/wordprocessingCanvas" xmlns:wpg="http://schemas.microsoft.com/office/word/2010/wordprocessingGroup" xmlns:wpi="http://schemas.microsoft.com/office/word/2010/wordprocessingInk" xmlns:wps="http://schemas.microsoft.com/office/word/2010/wordprocessingShape" mc:Ignorable="w14 wp14">
   <w:p>
     <w:pPr>
       <w:pStyle w:val="Header"/>
@@ -2278,7 +2594,7 @@
     </w:pPr>
     <w:r>
       <w:rPr>
-        <w:rFonts w:ascii="Times New Roman" w:hAnsi="Times New Roman"/>
+        <w:rFonts w:ascii="Times New Roman" w:hAnsi="Times New Roman" w:eastAsia="黑体"/>
         <w:sz w:val="18"/>
         <w:rFonts w:eastAsia="黑体"/>
         <w:rFonts w:eastAsia="黑体"/>
@@ -2290,7 +2606,7 @@
 </file>
 
 <file path=word/numbering.xml><?xml version="1.0" encoding="utf-8"?>
-<w:numbering xmlns:m="http://schemas.openxmlformats.org/officeDocument/2006/math" xmlns:mc="http://schemas.openxmlformats.org/markup-compatibility/2006" xmlns:mo="http://schemas.microsoft.com/office/mac/office/2008/main" xmlns:mv="urn:schemas-microsoft-com:mac:vml" xmlns:o="urn:schemas-microsoft-com:office:office" xmlns:r="http://schemas.openxmlformats.org/officeDocument/2006/relationships" xmlns:v="urn:schemas-microsoft-com:vml" xmlns:w="http://schemas.openxmlformats.org/wordprocessingml/2006/main" xmlns:w10="urn:schemas-microsoft-com:office:word" xmlns:w14="http://schemas.microsoft.com/office/word/2010/wordml" xmlns:wne="http://schemas.microsoft.com/office/word/2006/wordml" xmlns:wp="http://schemas.openxmlformats.org/drawingml/2006/wordprocessingDrawing" xmlns:wp14="http://schemas.microsoft.com/office/word/2010/wordprocessingDrawing" xmlns:wpc="http://schemas.microsoft.com/office/word/2010/wordprocessingCanvas" xmlns:wpg="http://schemas.microsoft.com/office/word/2010/wordprocessingGroup" xmlns:wpi="http://schemas.microsoft.com/office/word/2010/wordprocessingInk" xmlns:wps="http://schemas.microsoft.com/office/word/2010/wordprocessingShape" mc:Ignorable="w14 wp14">
+<w:numbering xmlns:mc="http://schemas.openxmlformats.org/markup-compatibility/2006" xmlns:w="http://schemas.openxmlformats.org/wordprocessingml/2006/main" xmlns:m="http://schemas.openxmlformats.org/officeDocument/2006/math" xmlns:mo="http://schemas.microsoft.com/office/mac/office/2008/main" xmlns:mv="urn:schemas-microsoft-com:mac:vml" xmlns:o="urn:schemas-microsoft-com:office:office" xmlns:r="http://schemas.openxmlformats.org/officeDocument/2006/relationships" xmlns:v="urn:schemas-microsoft-com:vml" xmlns:w10="urn:schemas-microsoft-com:office:word" xmlns:w14="http://schemas.microsoft.com/office/word/2010/wordml" xmlns:wne="http://schemas.microsoft.com/office/word/2006/wordml" xmlns:wp="http://schemas.openxmlformats.org/drawingml/2006/wordprocessingDrawing" xmlns:wp14="http://schemas.microsoft.com/office/word/2010/wordprocessingDrawing" xmlns:wpc="http://schemas.microsoft.com/office/word/2010/wordprocessingCanvas" xmlns:wpg="http://schemas.microsoft.com/office/word/2010/wordprocessingGroup" xmlns:wpi="http://schemas.microsoft.com/office/word/2010/wordprocessingInk" xmlns:wps="http://schemas.microsoft.com/office/word/2010/wordprocessingShape" mc:Ignorable="w14 wp14">
   <w:abstractNum w:abstractNumId="0">
     <w:nsid w:val="FFFFFF7C"/>
     <w:multiLevelType w:val="singleLevel"/>
@@ -2377,7 +2693,7 @@
         <w:ind w:hanging="360" w:left="1440"/>
       </w:pPr>
       <w:rPr>
-        <w:rFonts w:ascii="Symbol" w:hAnsi="Symbol" w:hint="default"/>
+        <w:rFonts w:ascii="Symbol" w:hAnsi="Symbol" w:hint="default" w:eastAsia="黑体"/>
       </w:rPr>
     </w:lvl>
   </w:abstractNum>
@@ -2398,7 +2714,7 @@
         <w:ind w:hanging="360" w:left="1080"/>
       </w:pPr>
       <w:rPr>
-        <w:rFonts w:ascii="Symbol" w:hAnsi="Symbol" w:hint="default"/>
+        <w:rFonts w:ascii="Symbol" w:hAnsi="Symbol" w:hint="default" w:eastAsia="黑体"/>
       </w:rPr>
     </w:lvl>
   </w:abstractNum>
@@ -2419,7 +2735,7 @@
         <w:ind w:hanging="360" w:left="720"/>
       </w:pPr>
       <w:rPr>
-        <w:rFonts w:ascii="Symbol" w:hAnsi="Symbol" w:hint="default"/>
+        <w:rFonts w:ascii="Symbol" w:hAnsi="Symbol" w:hint="default" w:eastAsia="黑体"/>
       </w:rPr>
     </w:lvl>
   </w:abstractNum>
@@ -2458,7 +2774,7 @@
         <w:ind w:hanging="360" w:left="360"/>
       </w:pPr>
       <w:rPr>
-        <w:rFonts w:ascii="Symbol" w:hAnsi="Symbol" w:hint="default"/>
+        <w:rFonts w:ascii="Symbol" w:hAnsi="Symbol" w:hint="default" w:eastAsia="黑体"/>
       </w:rPr>
     </w:lvl>
   </w:abstractNum>
@@ -2549,7 +2865,7 @@
         <w:ind w:left="720" w:hanging="360"/>
       </w:pPr>
       <w:rPr>
-        <w:rFonts w:ascii="Symbol" w:hAnsi="Symbol" w:cs="Symbol" w:hint="default"/>
+        <w:rFonts w:ascii="Symbol" w:hAnsi="Symbol" w:cs="Symbol" w:hint="default" w:eastAsia="黑体"/>
       </w:rPr>
     </w:lvl>
     <w:lvl w:ilvl="1">
@@ -2560,7 +2876,7 @@
         <w:ind w:left="1440" w:hanging="360"/>
       </w:pPr>
       <w:rPr>
-        <w:rFonts w:ascii="Courier New" w:hAnsi="Courier New" w:cs="Courier New" w:hint="default"/>
+        <w:rFonts w:ascii="Courier New" w:hAnsi="Courier New" w:cs="Courier New" w:hint="default" w:eastAsia="黑体"/>
       </w:rPr>
     </w:lvl>
     <w:lvl w:ilvl="2">
@@ -2571,7 +2887,7 @@
         <w:ind w:left="2160" w:hanging="360"/>
       </w:pPr>
       <w:rPr>
-        <w:rFonts w:ascii="Wingdings" w:hAnsi="Wingdings" w:cs="Wingdings" w:hint="default"/>
+        <w:rFonts w:ascii="Wingdings" w:hAnsi="Wingdings" w:cs="Wingdings" w:hint="default" w:eastAsia="黑体"/>
       </w:rPr>
     </w:lvl>
     <w:lvl w:ilvl="3">
@@ -2582,7 +2898,7 @@
         <w:ind w:left="2880" w:hanging="360"/>
       </w:pPr>
       <w:rPr>
-        <w:rFonts w:ascii="Symbol" w:hAnsi="Symbol" w:cs="Symbol" w:hint="default"/>
+        <w:rFonts w:ascii="Symbol" w:hAnsi="Symbol" w:cs="Symbol" w:hint="default" w:eastAsia="黑体"/>
       </w:rPr>
     </w:lvl>
     <w:lvl w:ilvl="4">
@@ -2593,7 +2909,7 @@
         <w:ind w:left="3600" w:hanging="360"/>
       </w:pPr>
       <w:rPr>
-        <w:rFonts w:ascii="Courier New" w:hAnsi="Courier New" w:cs="Courier New" w:hint="default"/>
+        <w:rFonts w:ascii="Courier New" w:hAnsi="Courier New" w:cs="Courier New" w:hint="default" w:eastAsia="黑体"/>
       </w:rPr>
     </w:lvl>
     <w:lvl w:ilvl="5">
@@ -2604,7 +2920,7 @@
         <w:ind w:left="4320" w:hanging="360"/>
       </w:pPr>
       <w:rPr>
-        <w:rFonts w:ascii="Wingdings" w:hAnsi="Wingdings" w:cs="Wingdings" w:hint="default"/>
+        <w:rFonts w:ascii="Wingdings" w:hAnsi="Wingdings" w:cs="Wingdings" w:hint="default" w:eastAsia="黑体"/>
       </w:rPr>
     </w:lvl>
     <w:lvl w:ilvl="6">
@@ -2615,7 +2931,7 @@
         <w:ind w:left="5040" w:hanging="360"/>
       </w:pPr>
       <w:rPr>
-        <w:rFonts w:ascii="Symbol" w:hAnsi="Symbol" w:cs="Symbol" w:hint="default"/>
+        <w:rFonts w:ascii="Symbol" w:hAnsi="Symbol" w:cs="Symbol" w:hint="default" w:eastAsia="黑体"/>
       </w:rPr>
     </w:lvl>
     <w:lvl w:ilvl="7">
@@ -2626,7 +2942,7 @@
         <w:ind w:left="5760" w:hanging="360"/>
       </w:pPr>
       <w:rPr>
-        <w:rFonts w:ascii="Courier New" w:hAnsi="Courier New" w:cs="Courier New" w:hint="default"/>
+        <w:rFonts w:ascii="Courier New" w:hAnsi="Courier New" w:cs="Courier New" w:hint="default" w:eastAsia="黑体"/>
       </w:rPr>
     </w:lvl>
     <w:lvl w:ilvl="8">
@@ -2637,7 +2953,7 @@
         <w:ind w:left="6480" w:hanging="360"/>
       </w:pPr>
       <w:rPr>
-        <w:rFonts w:ascii="Wingdings" w:hAnsi="Wingdings" w:cs="Wingdings" w:hint="default"/>
+        <w:rFonts w:ascii="Wingdings" w:hAnsi="Wingdings" w:cs="Wingdings" w:hint="default" w:eastAsia="黑体"/>
       </w:rPr>
     </w:lvl>
   </w:abstractNum>
@@ -2693,11 +3009,11 @@
 </file>
 
 <file path=word/styles.xml><?xml version="1.0" encoding="utf-8"?>
-<w:styles xmlns:mc="http://schemas.openxmlformats.org/markup-compatibility/2006" xmlns:r="http://schemas.openxmlformats.org/officeDocument/2006/relationships" xmlns:w="http://schemas.openxmlformats.org/wordprocessingml/2006/main" xmlns:w14="http://schemas.microsoft.com/office/word/2010/wordml" mc:Ignorable="w14">
+<w:styles xmlns:mc="http://schemas.openxmlformats.org/markup-compatibility/2006" xmlns:w="http://schemas.openxmlformats.org/wordprocessingml/2006/main" xmlns:r="http://schemas.openxmlformats.org/officeDocument/2006/relationships" xmlns:w14="http://schemas.microsoft.com/office/word/2010/wordml" mc:Ignorable="w14">
   <w:docDefaults>
     <w:rPrDefault>
       <w:rPr>
-        <w:rFonts w:asciiTheme="minorHAnsi" w:cstheme="minorBidi" w:eastAsiaTheme="minorEastAsia" w:hAnsiTheme="minorHAnsi"/>
+        <w:rFonts w:asciiTheme="minorHAnsi" w:cstheme="minorBidi" w:hAnsiTheme="minorHAnsi" w:eastAsia="黑体"/>
         <w:sz w:val="22"/>
         <w:szCs w:val="22"/>
         <w:lang w:bidi="ar-SA" w:eastAsia="en-US" w:val="en-US"/>
@@ -2919,7 +3235,7 @@
       <w:outlineLvl w:val="0"/>
     </w:pPr>
     <w:rPr>
-      <w:rFonts w:ascii="Times New Roman" w:asciiTheme="majorHAnsi" w:cstheme="majorBidi" w:eastAsia="黑体" w:eastAsiaTheme="majorEastAsia" w:hAnsi="Times New Roman" w:hAnsiTheme="majorHAnsi"/>
+      <w:rFonts w:ascii="Times New Roman" w:asciiTheme="majorHAnsi" w:cstheme="majorBidi" w:eastAsia="黑体" w:hAnsi="Times New Roman" w:hAnsiTheme="majorHAnsi"/>
       <w:b/>
       <w:bCs/>
       <w:color w:val="1F3864"/>
@@ -2943,7 +3259,7 @@
       <w:outlineLvl w:val="1"/>
     </w:pPr>
     <w:rPr>
-      <w:rFonts w:ascii="Times New Roman" w:asciiTheme="majorHAnsi" w:cstheme="majorBidi" w:eastAsia="黑体" w:eastAsiaTheme="majorEastAsia" w:hAnsi="Times New Roman" w:hAnsiTheme="majorHAnsi"/>
+      <w:rFonts w:ascii="Times New Roman" w:asciiTheme="majorHAnsi" w:cstheme="majorBidi" w:eastAsia="黑体" w:hAnsi="Times New Roman" w:hAnsiTheme="majorHAnsi"/>
       <w:b/>
       <w:bCs/>
       <w:color w:val="2E4E7E"/>
@@ -2967,7 +3283,7 @@
       <w:outlineLvl w:val="2"/>
     </w:pPr>
     <w:rPr>
-      <w:rFonts w:ascii="Times New Roman" w:asciiTheme="majorHAnsi" w:cstheme="majorBidi" w:eastAsia="黑体" w:eastAsiaTheme="majorEastAsia" w:hAnsi="Times New Roman" w:hAnsiTheme="majorHAnsi"/>
+      <w:rFonts w:ascii="Times New Roman" w:asciiTheme="majorHAnsi" w:cstheme="majorBidi" w:eastAsia="黑体" w:hAnsi="Times New Roman" w:hAnsiTheme="majorHAnsi"/>
       <w:b/>
       <w:bCs/>
       <w:color w:val="2E4E7E"/>
@@ -2991,7 +3307,7 @@
       <w:outlineLvl w:val="3"/>
     </w:pPr>
     <w:rPr>
-      <w:rFonts w:ascii="Times New Roman" w:asciiTheme="majorHAnsi" w:cstheme="majorBidi" w:eastAsia="黑体" w:eastAsiaTheme="majorEastAsia" w:hAnsi="Times New Roman" w:hAnsiTheme="majorHAnsi"/>
+      <w:rFonts w:ascii="Times New Roman" w:asciiTheme="majorHAnsi" w:cstheme="majorBidi" w:eastAsia="黑体" w:hAnsi="Times New Roman" w:hAnsiTheme="majorHAnsi"/>
       <w:b/>
       <w:bCs/>
       <w:i/>
@@ -3017,7 +3333,7 @@
       <w:outlineLvl w:val="4"/>
     </w:pPr>
     <w:rPr>
-      <w:rFonts w:ascii="Times New Roman" w:asciiTheme="majorHAnsi" w:cstheme="majorBidi" w:eastAsia="黑体" w:eastAsiaTheme="majorEastAsia" w:hAnsi="Times New Roman" w:hAnsiTheme="majorHAnsi"/>
+      <w:rFonts w:ascii="Times New Roman" w:asciiTheme="majorHAnsi" w:cstheme="majorBidi" w:eastAsia="黑体" w:hAnsi="Times New Roman" w:hAnsiTheme="majorHAnsi"/>
       <w:b/>
       <w:color w:val="333333"/>
       <w:sz w:val="22"/>
@@ -3040,7 +3356,7 @@
       <w:outlineLvl w:val="5"/>
     </w:pPr>
     <w:rPr>
-      <w:rFonts w:asciiTheme="majorHAnsi" w:cstheme="majorBidi" w:eastAsiaTheme="majorEastAsia" w:hAnsiTheme="majorHAnsi"/>
+      <w:rFonts w:asciiTheme="majorHAnsi" w:cstheme="majorBidi" w:hAnsiTheme="majorHAnsi" w:eastAsia="黑体"/>
       <w:i/>
       <w:iCs/>
       <w:color w:themeColor="accent1" w:themeShade="7F" w:val="243F60"/>
@@ -3063,7 +3379,7 @@
       <w:outlineLvl w:val="6"/>
     </w:pPr>
     <w:rPr>
-      <w:rFonts w:asciiTheme="majorHAnsi" w:cstheme="majorBidi" w:eastAsiaTheme="majorEastAsia" w:hAnsiTheme="majorHAnsi"/>
+      <w:rFonts w:asciiTheme="majorHAnsi" w:cstheme="majorBidi" w:hAnsiTheme="majorHAnsi" w:eastAsia="黑体"/>
       <w:i/>
       <w:iCs/>
       <w:color w:themeColor="text1" w:themeTint="BF" w:val="404040"/>
@@ -3086,7 +3402,7 @@
       <w:outlineLvl w:val="7"/>
     </w:pPr>
     <w:rPr>
-      <w:rFonts w:asciiTheme="majorHAnsi" w:cstheme="majorBidi" w:eastAsiaTheme="majorEastAsia" w:hAnsiTheme="majorHAnsi"/>
+      <w:rFonts w:asciiTheme="majorHAnsi" w:cstheme="majorBidi" w:hAnsiTheme="majorHAnsi" w:eastAsia="黑体"/>
       <w:color w:themeColor="accent1" w:val="4F81BD"/>
       <w:sz w:val="20"/>
       <w:szCs w:val="20"/>
@@ -3109,7 +3425,7 @@
       <w:outlineLvl w:val="8"/>
     </w:pPr>
     <w:rPr>
-      <w:rFonts w:asciiTheme="majorHAnsi" w:cstheme="majorBidi" w:eastAsiaTheme="majorEastAsia" w:hAnsiTheme="majorHAnsi"/>
+      <w:rFonts w:asciiTheme="majorHAnsi" w:cstheme="majorBidi" w:hAnsiTheme="majorHAnsi" w:eastAsia="黑体"/>
       <w:i/>
       <w:iCs/>
       <w:color w:themeColor="text1" w:themeTint="BF" w:val="404040"/>
@@ -3160,7 +3476,7 @@
     <w:uiPriority w:val="9"/>
     <w:rsid w:val="00FC693F"/>
     <w:rPr>
-      <w:rFonts w:asciiTheme="majorHAnsi" w:cstheme="majorBidi" w:eastAsiaTheme="majorEastAsia" w:hAnsiTheme="majorHAnsi"/>
+      <w:rFonts w:asciiTheme="majorHAnsi" w:cstheme="majorBidi" w:hAnsiTheme="majorHAnsi" w:eastAsia="黑体"/>
       <w:b/>
       <w:bCs/>
       <w:color w:themeColor="accent1" w:themeShade="BF" w:val="365F91"/>
@@ -3175,7 +3491,7 @@
     <w:uiPriority w:val="9"/>
     <w:rsid w:val="00FC693F"/>
     <w:rPr>
-      <w:rFonts w:asciiTheme="majorHAnsi" w:cstheme="majorBidi" w:eastAsiaTheme="majorEastAsia" w:hAnsiTheme="majorHAnsi"/>
+      <w:rFonts w:asciiTheme="majorHAnsi" w:cstheme="majorBidi" w:hAnsiTheme="majorHAnsi" w:eastAsia="黑体"/>
       <w:b/>
       <w:bCs/>
       <w:color w:themeColor="accent1" w:val="4F81BD"/>
@@ -3190,7 +3506,7 @@
     <w:uiPriority w:val="9"/>
     <w:rsid w:val="00FC693F"/>
     <w:rPr>
-      <w:rFonts w:asciiTheme="majorHAnsi" w:cstheme="majorBidi" w:eastAsiaTheme="majorEastAsia" w:hAnsiTheme="majorHAnsi"/>
+      <w:rFonts w:asciiTheme="majorHAnsi" w:cstheme="majorBidi" w:hAnsiTheme="majorHAnsi" w:eastAsia="黑体"/>
       <w:b/>
       <w:bCs/>
       <w:color w:themeColor="accent1" w:val="4F81BD"/>
@@ -3213,7 +3529,7 @@
       <w:contextualSpacing/>
     </w:pPr>
     <w:rPr>
-      <w:rFonts w:ascii="Times New Roman" w:asciiTheme="majorHAnsi" w:cstheme="majorBidi" w:eastAsia="黑体" w:eastAsiaTheme="majorEastAsia" w:hAnsi="Times New Roman" w:hAnsiTheme="majorHAnsi"/>
+      <w:rFonts w:ascii="Times New Roman" w:asciiTheme="majorHAnsi" w:cstheme="majorBidi" w:eastAsia="黑体" w:hAnsi="Times New Roman" w:hAnsiTheme="majorHAnsi"/>
       <w:b/>
       <w:color w:val="1F3864"/>
       <w:spacing w:val="5"/>
@@ -3229,7 +3545,7 @@
     <w:uiPriority w:val="10"/>
     <w:rsid w:val="00FC693F"/>
     <w:rPr>
-      <w:rFonts w:asciiTheme="majorHAnsi" w:cstheme="majorBidi" w:eastAsiaTheme="majorEastAsia" w:hAnsiTheme="majorHAnsi"/>
+      <w:rFonts w:asciiTheme="majorHAnsi" w:cstheme="majorBidi" w:hAnsiTheme="majorHAnsi" w:eastAsia="黑体"/>
       <w:color w:themeColor="text2" w:themeShade="BF" w:val="17365D"/>
       <w:spacing w:val="5"/>
       <w:kern w:val="28"/>
@@ -3251,7 +3567,7 @@
       </w:numPr>
     </w:pPr>
     <w:rPr>
-      <w:rFonts w:asciiTheme="majorHAnsi" w:cstheme="majorBidi" w:eastAsiaTheme="majorEastAsia" w:hAnsiTheme="majorHAnsi"/>
+      <w:rFonts w:asciiTheme="majorHAnsi" w:cstheme="majorBidi" w:hAnsiTheme="majorHAnsi" w:eastAsia="黑体"/>
       <w:i/>
       <w:iCs/>
       <w:color w:themeColor="accent1" w:val="4F81BD"/>
@@ -3267,7 +3583,7 @@
     <w:uiPriority w:val="11"/>
     <w:rsid w:val="00FC693F"/>
     <w:rPr>
-      <w:rFonts w:asciiTheme="majorHAnsi" w:cstheme="majorBidi" w:eastAsiaTheme="majorEastAsia" w:hAnsiTheme="majorHAnsi"/>
+      <w:rFonts w:asciiTheme="majorHAnsi" w:cstheme="majorBidi" w:hAnsiTheme="majorHAnsi" w:eastAsia="黑体"/>
       <w:i/>
       <w:iCs/>
       <w:color w:themeColor="accent1" w:val="4F81BD"/>
@@ -3334,6 +3650,7 @@
       <w:spacing w:after="120"/>
     </w:pPr>
     <w:rPr>
+      <w:rFonts w:eastAsia="黑体"/>
       <w:sz w:val="16"/>
       <w:szCs w:val="16"/>
     </w:rPr>
@@ -3345,6 +3662,7 @@
     <w:uiPriority w:val="99"/>
     <w:rsid w:val="00AA1D8D"/>
     <w:rPr>
+      <w:rFonts w:eastAsia="黑体"/>
       <w:sz w:val="16"/>
       <w:szCs w:val="16"/>
     </w:rPr>
@@ -3514,7 +3832,7 @@
       </w:tabs>
     </w:pPr>
     <w:rPr>
-      <w:rFonts w:ascii="Courier" w:hAnsi="Courier"/>
+      <w:rFonts w:ascii="Courier" w:hAnsi="Courier" w:eastAsia="黑体"/>
       <w:sz w:val="20"/>
       <w:szCs w:val="20"/>
     </w:rPr>
@@ -3526,7 +3844,7 @@
     <w:uiPriority w:val="99"/>
     <w:rsid w:val="0029639D"/>
     <w:rPr>
-      <w:rFonts w:ascii="Courier" w:hAnsi="Courier"/>
+      <w:rFonts w:ascii="Courier" w:hAnsi="Courier" w:eastAsia="黑体"/>
       <w:sz w:val="20"/>
       <w:szCs w:val="20"/>
     </w:rPr>
@@ -3562,6 +3880,7 @@
     <w:uiPriority w:val="29"/>
     <w:rsid w:val="00FC693F"/>
     <w:rPr>
+      <w:rFonts w:eastAsia="黑体"/>
       <w:i/>
       <w:iCs/>
       <w:color w:themeColor="text1" w:val="000000"/>
@@ -3575,7 +3894,7 @@
     <w:semiHidden/>
     <w:rsid w:val="00FC693F"/>
     <w:rPr>
-      <w:rFonts w:asciiTheme="majorHAnsi" w:cstheme="majorBidi" w:eastAsiaTheme="majorEastAsia" w:hAnsiTheme="majorHAnsi"/>
+      <w:rFonts w:asciiTheme="majorHAnsi" w:cstheme="majorBidi" w:hAnsiTheme="majorHAnsi" w:eastAsia="黑体"/>
       <w:b/>
       <w:bCs/>
       <w:i/>
@@ -3591,7 +3910,7 @@
     <w:semiHidden/>
     <w:rsid w:val="00FC693F"/>
     <w:rPr>
-      <w:rFonts w:asciiTheme="majorHAnsi" w:cstheme="majorBidi" w:eastAsiaTheme="majorEastAsia" w:hAnsiTheme="majorHAnsi"/>
+      <w:rFonts w:asciiTheme="majorHAnsi" w:cstheme="majorBidi" w:hAnsiTheme="majorHAnsi" w:eastAsia="黑体"/>
       <w:color w:themeColor="accent1" w:themeShade="7F" w:val="243F60"/>
     </w:rPr>
   </w:style>
@@ -3603,7 +3922,7 @@
     <w:semiHidden/>
     <w:rsid w:val="00FC693F"/>
     <w:rPr>
-      <w:rFonts w:asciiTheme="majorHAnsi" w:cstheme="majorBidi" w:eastAsiaTheme="majorEastAsia" w:hAnsiTheme="majorHAnsi"/>
+      <w:rFonts w:asciiTheme="majorHAnsi" w:cstheme="majorBidi" w:hAnsiTheme="majorHAnsi" w:eastAsia="黑体"/>
       <w:i/>
       <w:iCs/>
       <w:color w:themeColor="accent1" w:themeShade="7F" w:val="243F60"/>
@@ -3617,7 +3936,7 @@
     <w:semiHidden/>
     <w:rsid w:val="00FC693F"/>
     <w:rPr>
-      <w:rFonts w:asciiTheme="majorHAnsi" w:cstheme="majorBidi" w:eastAsiaTheme="majorEastAsia" w:hAnsiTheme="majorHAnsi"/>
+      <w:rFonts w:asciiTheme="majorHAnsi" w:cstheme="majorBidi" w:hAnsiTheme="majorHAnsi" w:eastAsia="黑体"/>
       <w:i/>
       <w:iCs/>
       <w:color w:themeColor="text1" w:themeTint="BF" w:val="404040"/>
@@ -3631,7 +3950,7 @@
     <w:semiHidden/>
     <w:rsid w:val="00FC693F"/>
     <w:rPr>
-      <w:rFonts w:asciiTheme="majorHAnsi" w:cstheme="majorBidi" w:eastAsiaTheme="majorEastAsia" w:hAnsiTheme="majorHAnsi"/>
+      <w:rFonts w:asciiTheme="majorHAnsi" w:cstheme="majorBidi" w:hAnsiTheme="majorHAnsi" w:eastAsia="黑体"/>
       <w:color w:themeColor="accent1" w:val="4F81BD"/>
       <w:sz w:val="20"/>
       <w:szCs w:val="20"/>
@@ -3645,7 +3964,7 @@
     <w:semiHidden/>
     <w:rsid w:val="00FC693F"/>
     <w:rPr>
-      <w:rFonts w:asciiTheme="majorHAnsi" w:cstheme="majorBidi" w:eastAsiaTheme="majorEastAsia" w:hAnsiTheme="majorHAnsi"/>
+      <w:rFonts w:asciiTheme="majorHAnsi" w:cstheme="majorBidi" w:hAnsiTheme="majorHAnsi" w:eastAsia="黑体"/>
       <w:i/>
       <w:iCs/>
       <w:color w:themeColor="text1" w:themeTint="BF" w:val="404040"/>
@@ -3666,6 +3985,7 @@
       <w:spacing w:line="240" w:lineRule="auto"/>
     </w:pPr>
     <w:rPr>
+      <w:rFonts w:eastAsia="黑体"/>
       <w:b/>
       <w:bCs/>
       <w:color w:themeColor="accent1" w:val="4F81BD"/>
@@ -3680,6 +4000,7 @@
     <w:qFormat/>
     <w:rsid w:val="00FC693F"/>
     <w:rPr>
+      <w:rFonts w:eastAsia="黑体"/>
       <w:b/>
       <w:bCs/>
     </w:rPr>
@@ -3691,6 +4012,7 @@
     <w:qFormat/>
     <w:rsid w:val="00FC693F"/>
     <w:rPr>
+      <w:rFonts w:eastAsia="黑体"/>
       <w:i/>
       <w:iCs/>
     </w:rPr>
@@ -3711,6 +4033,7 @@
       <w:ind w:left="936" w:right="936"/>
     </w:pPr>
     <w:rPr>
+      <w:rFonts w:eastAsia="黑体"/>
       <w:b/>
       <w:bCs/>
       <w:i/>
@@ -3725,6 +4048,7 @@
     <w:uiPriority w:val="30"/>
     <w:rsid w:val="00FC693F"/>
     <w:rPr>
+      <w:rFonts w:eastAsia="黑体"/>
       <w:b/>
       <w:bCs/>
       <w:i/>
@@ -3739,6 +4063,7 @@
     <w:qFormat/>
     <w:rsid w:val="00FC693F"/>
     <w:rPr>
+      <w:rFonts w:eastAsia="黑体"/>
       <w:i/>
       <w:iCs/>
       <w:color w:themeColor="text1" w:themeTint="7F" w:val="808080"/>
@@ -3751,6 +4076,7 @@
     <w:qFormat/>
     <w:rsid w:val="00FC693F"/>
     <w:rPr>
+      <w:rFonts w:eastAsia="黑体"/>
       <w:b/>
       <w:bCs/>
       <w:i/>
@@ -3765,6 +4091,7 @@
     <w:qFormat/>
     <w:rsid w:val="00FC693F"/>
     <w:rPr>
+      <w:rFonts w:eastAsia="黑体"/>
       <w:smallCaps/>
       <w:color w:themeColor="accent2" w:val="C0504D"/>
       <w:u w:val="single"/>
@@ -3777,6 +4104,7 @@
     <w:qFormat/>
     <w:rsid w:val="00FC693F"/>
     <w:rPr>
+      <w:rFonts w:eastAsia="黑体"/>
       <w:b/>
       <w:bCs/>
       <w:smallCaps/>
@@ -3792,6 +4120,7 @@
     <w:qFormat/>
     <w:rsid w:val="00FC693F"/>
     <w:rPr>
+      <w:rFonts w:eastAsia="黑体"/>
       <w:b/>
       <w:bCs/>
       <w:smallCaps/>
@@ -3846,6 +4175,7 @@
       <w:spacing w:after="0" w:line="240" w:lineRule="auto"/>
     </w:pPr>
     <w:rPr>
+      <w:rFonts w:eastAsia="黑体"/>
       <w:color w:themeColor="text1" w:themeShade="BF" w:val="000000"/>
     </w:rPr>
     <w:tblPr>
@@ -3868,6 +4198,7 @@
         <w:spacing w:after="0" w:before="0" w:line="240" w:lineRule="auto"/>
       </w:pPr>
       <w:rPr>
+        <w:rFonts w:eastAsia="黑体"/>
         <w:b/>
         <w:bCs/>
       </w:rPr>
@@ -3888,6 +4219,7 @@
         <w:spacing w:after="0" w:before="0" w:line="240" w:lineRule="auto"/>
       </w:pPr>
       <w:rPr>
+        <w:rFonts w:eastAsia="黑体"/>
         <w:b/>
         <w:bCs/>
       </w:rPr>
@@ -3905,12 +4237,14 @@
     </w:tblStylePr>
     <w:tblStylePr w:type="firstCol">
       <w:rPr>
+        <w:rFonts w:eastAsia="黑体"/>
         <w:b/>
         <w:bCs/>
       </w:rPr>
     </w:tblStylePr>
     <w:tblStylePr w:type="lastCol">
       <w:rPr>
+        <w:rFonts w:eastAsia="黑体"/>
         <w:b/>
         <w:bCs/>
       </w:rPr>
@@ -3949,6 +4283,7 @@
       <w:spacing w:after="0" w:line="240" w:lineRule="auto"/>
     </w:pPr>
     <w:rPr>
+      <w:rFonts w:eastAsia="黑体"/>
       <w:color w:themeColor="accent1" w:themeShade="BF" w:val="365F91"/>
     </w:rPr>
     <w:tblPr>
@@ -3971,6 +4306,7 @@
         <w:spacing w:after="0" w:before="0" w:line="240" w:lineRule="auto"/>
       </w:pPr>
       <w:rPr>
+        <w:rFonts w:eastAsia="黑体"/>
         <w:b/>
         <w:bCs/>
       </w:rPr>
@@ -3991,6 +4327,7 @@
         <w:spacing w:after="0" w:before="0" w:line="240" w:lineRule="auto"/>
       </w:pPr>
       <w:rPr>
+        <w:rFonts w:eastAsia="黑体"/>
         <w:b/>
         <w:bCs/>
       </w:rPr>
@@ -4008,12 +4345,14 @@
     </w:tblStylePr>
     <w:tblStylePr w:type="firstCol">
       <w:rPr>
+        <w:rFonts w:eastAsia="黑体"/>
         <w:b/>
         <w:bCs/>
       </w:rPr>
     </w:tblStylePr>
     <w:tblStylePr w:type="lastCol">
       <w:rPr>
+        <w:rFonts w:eastAsia="黑体"/>
         <w:b/>
         <w:bCs/>
       </w:rPr>
@@ -4052,6 +4391,7 @@
       <w:spacing w:after="0" w:line="240" w:lineRule="auto"/>
     </w:pPr>
     <w:rPr>
+      <w:rFonts w:eastAsia="黑体"/>
       <w:color w:themeColor="accent2" w:themeShade="BF" w:val="943634"/>
     </w:rPr>
     <w:tblPr>
@@ -4074,6 +4414,7 @@
         <w:spacing w:after="0" w:before="0" w:line="240" w:lineRule="auto"/>
       </w:pPr>
       <w:rPr>
+        <w:rFonts w:eastAsia="黑体"/>
         <w:b/>
         <w:bCs/>
       </w:rPr>
@@ -4094,6 +4435,7 @@
         <w:spacing w:after="0" w:before="0" w:line="240" w:lineRule="auto"/>
       </w:pPr>
       <w:rPr>
+        <w:rFonts w:eastAsia="黑体"/>
         <w:b/>
         <w:bCs/>
       </w:rPr>
@@ -4111,12 +4453,14 @@
     </w:tblStylePr>
     <w:tblStylePr w:type="firstCol">
       <w:rPr>
+        <w:rFonts w:eastAsia="黑体"/>
         <w:b/>
         <w:bCs/>
       </w:rPr>
     </w:tblStylePr>
     <w:tblStylePr w:type="lastCol">
       <w:rPr>
+        <w:rFonts w:eastAsia="黑体"/>
         <w:b/>
         <w:bCs/>
       </w:rPr>
@@ -4155,6 +4499,7 @@
       <w:spacing w:after="0" w:line="240" w:lineRule="auto"/>
     </w:pPr>
     <w:rPr>
+      <w:rFonts w:eastAsia="黑体"/>
       <w:color w:themeColor="accent3" w:themeShade="BF" w:val="76923C"/>
     </w:rPr>
     <w:tblPr>
@@ -4177,6 +4522,7 @@
         <w:spacing w:after="0" w:before="0" w:line="240" w:lineRule="auto"/>
       </w:pPr>
       <w:rPr>
+        <w:rFonts w:eastAsia="黑体"/>
         <w:b/>
         <w:bCs/>
       </w:rPr>
@@ -4197,6 +4543,7 @@
         <w:spacing w:after="0" w:before="0" w:line="240" w:lineRule="auto"/>
       </w:pPr>
       <w:rPr>
+        <w:rFonts w:eastAsia="黑体"/>
         <w:b/>
         <w:bCs/>
       </w:rPr>
@@ -4214,12 +4561,14 @@
     </w:tblStylePr>
     <w:tblStylePr w:type="firstCol">
       <w:rPr>
+        <w:rFonts w:eastAsia="黑体"/>
         <w:b/>
         <w:bCs/>
       </w:rPr>
     </w:tblStylePr>
     <w:tblStylePr w:type="lastCol">
       <w:rPr>
+        <w:rFonts w:eastAsia="黑体"/>
         <w:b/>
         <w:bCs/>
       </w:rPr>
@@ -4258,6 +4607,7 @@
       <w:spacing w:after="0" w:line="240" w:lineRule="auto"/>
     </w:pPr>
     <w:rPr>
+      <w:rFonts w:eastAsia="黑体"/>
       <w:color w:themeColor="accent4" w:themeShade="BF" w:val="5F497A"/>
     </w:rPr>
     <w:tblPr>
@@ -4280,6 +4630,7 @@
         <w:spacing w:after="0" w:before="0" w:line="240" w:lineRule="auto"/>
       </w:pPr>
       <w:rPr>
+        <w:rFonts w:eastAsia="黑体"/>
         <w:b/>
         <w:bCs/>
       </w:rPr>
@@ -4300,6 +4651,7 @@
         <w:spacing w:after="0" w:before="0" w:line="240" w:lineRule="auto"/>
       </w:pPr>
       <w:rPr>
+        <w:rFonts w:eastAsia="黑体"/>
         <w:b/>
         <w:bCs/>
       </w:rPr>
@@ -4317,12 +4669,14 @@
     </w:tblStylePr>
     <w:tblStylePr w:type="firstCol">
       <w:rPr>
+        <w:rFonts w:eastAsia="黑体"/>
         <w:b/>
         <w:bCs/>
       </w:rPr>
     </w:tblStylePr>
     <w:tblStylePr w:type="lastCol">
       <w:rPr>
+        <w:rFonts w:eastAsia="黑体"/>
         <w:b/>
         <w:bCs/>
       </w:rPr>
@@ -4361,6 +4715,7 @@
       <w:spacing w:after="0" w:line="240" w:lineRule="auto"/>
     </w:pPr>
     <w:rPr>
+      <w:rFonts w:eastAsia="黑体"/>
       <w:color w:themeColor="accent5" w:themeShade="BF" w:val="31849B"/>
     </w:rPr>
     <w:tblPr>
@@ -4383,6 +4738,7 @@
         <w:spacing w:after="0" w:before="0" w:line="240" w:lineRule="auto"/>
       </w:pPr>
       <w:rPr>
+        <w:rFonts w:eastAsia="黑体"/>
         <w:b/>
         <w:bCs/>
       </w:rPr>
@@ -4403,6 +4759,7 @@
         <w:spacing w:after="0" w:before="0" w:line="240" w:lineRule="auto"/>
       </w:pPr>
       <w:rPr>
+        <w:rFonts w:eastAsia="黑体"/>
         <w:b/>
         <w:bCs/>
       </w:rPr>
@@ -4420,12 +4777,14 @@
     </w:tblStylePr>
     <w:tblStylePr w:type="firstCol">
       <w:rPr>
+        <w:rFonts w:eastAsia="黑体"/>
         <w:b/>
         <w:bCs/>
       </w:rPr>
     </w:tblStylePr>
     <w:tblStylePr w:type="lastCol">
       <w:rPr>
+        <w:rFonts w:eastAsia="黑体"/>
         <w:b/>
         <w:bCs/>
       </w:rPr>
@@ -4464,6 +4823,7 @@
       <w:spacing w:after="0" w:line="240" w:lineRule="auto"/>
     </w:pPr>
     <w:rPr>
+      <w:rFonts w:eastAsia="黑体"/>
       <w:color w:themeColor="accent6" w:themeShade="BF" w:val="E36C0A"/>
     </w:rPr>
     <w:tblPr>
@@ -4486,6 +4846,7 @@
         <w:spacing w:after="0" w:before="0" w:line="240" w:lineRule="auto"/>
       </w:pPr>
       <w:rPr>
+        <w:rFonts w:eastAsia="黑体"/>
         <w:b/>
         <w:bCs/>
       </w:rPr>
@@ -4506,6 +4867,7 @@
         <w:spacing w:after="0" w:before="0" w:line="240" w:lineRule="auto"/>
       </w:pPr>
       <w:rPr>
+        <w:rFonts w:eastAsia="黑体"/>
         <w:b/>
         <w:bCs/>
       </w:rPr>
@@ -4523,12 +4885,14 @@
     </w:tblStylePr>
     <w:tblStylePr w:type="firstCol">
       <w:rPr>
+        <w:rFonts w:eastAsia="黑体"/>
         <w:b/>
         <w:bCs/>
       </w:rPr>
     </w:tblStylePr>
     <w:tblStylePr w:type="lastCol">
       <w:rPr>
+        <w:rFonts w:eastAsia="黑体"/>
         <w:b/>
         <w:bCs/>
       </w:rPr>
@@ -4588,6 +4952,7 @@
         <w:spacing w:after="0" w:before="0" w:line="240" w:lineRule="auto"/>
       </w:pPr>
       <w:rPr>
+        <w:rFonts w:eastAsia="黑体"/>
         <w:b/>
         <w:bCs/>
         <w:color w:themeColor="background1" w:val="FFFFFF"/>
@@ -4602,6 +4967,7 @@
         <w:spacing w:after="0" w:before="0" w:line="240" w:lineRule="auto"/>
       </w:pPr>
       <w:rPr>
+        <w:rFonts w:eastAsia="黑体"/>
         <w:b/>
         <w:bCs/>
       </w:rPr>
@@ -4617,12 +4983,14 @@
     </w:tblStylePr>
     <w:tblStylePr w:type="firstCol">
       <w:rPr>
+        <w:rFonts w:eastAsia="黑体"/>
         <w:b/>
         <w:bCs/>
       </w:rPr>
     </w:tblStylePr>
     <w:tblStylePr w:type="lastCol">
       <w:rPr>
+        <w:rFonts w:eastAsia="黑体"/>
         <w:b/>
         <w:bCs/>
       </w:rPr>
@@ -4680,6 +5048,7 @@
         <w:spacing w:after="0" w:before="0" w:line="240" w:lineRule="auto"/>
       </w:pPr>
       <w:rPr>
+        <w:rFonts w:eastAsia="黑体"/>
         <w:b/>
         <w:bCs/>
         <w:color w:themeColor="background1" w:val="FFFFFF"/>
@@ -4694,6 +5063,7 @@
         <w:spacing w:after="0" w:before="0" w:line="240" w:lineRule="auto"/>
       </w:pPr>
       <w:rPr>
+        <w:rFonts w:eastAsia="黑体"/>
         <w:b/>
         <w:bCs/>
       </w:rPr>
@@ -4709,12 +5079,14 @@
     </w:tblStylePr>
     <w:tblStylePr w:type="firstCol">
       <w:rPr>
+        <w:rFonts w:eastAsia="黑体"/>
         <w:b/>
         <w:bCs/>
       </w:rPr>
     </w:tblStylePr>
     <w:tblStylePr w:type="lastCol">
       <w:rPr>
+        <w:rFonts w:eastAsia="黑体"/>
         <w:b/>
         <w:bCs/>
       </w:rPr>
@@ -4772,6 +5144,7 @@
         <w:spacing w:after="0" w:before="0" w:line="240" w:lineRule="auto"/>
       </w:pPr>
       <w:rPr>
+        <w:rFonts w:eastAsia="黑体"/>
         <w:b/>
         <w:bCs/>
         <w:color w:themeColor="background1" w:val="FFFFFF"/>
@@ -4786,6 +5159,7 @@
         <w:spacing w:after="0" w:before="0" w:line="240" w:lineRule="auto"/>
       </w:pPr>
       <w:rPr>
+        <w:rFonts w:eastAsia="黑体"/>
         <w:b/>
         <w:bCs/>
       </w:rPr>
@@ -4801,12 +5175,14 @@
     </w:tblStylePr>
     <w:tblStylePr w:type="firstCol">
       <w:rPr>
+        <w:rFonts w:eastAsia="黑体"/>
         <w:b/>
         <w:bCs/>
       </w:rPr>
     </w:tblStylePr>
     <w:tblStylePr w:type="lastCol">
       <w:rPr>
+        <w:rFonts w:eastAsia="黑体"/>
         <w:b/>
         <w:bCs/>
       </w:rPr>
@@ -4864,6 +5240,7 @@
         <w:spacing w:after="0" w:before="0" w:line="240" w:lineRule="auto"/>
       </w:pPr>
       <w:rPr>
+        <w:rFonts w:eastAsia="黑体"/>
         <w:b/>
         <w:bCs/>
         <w:color w:themeColor="background1" w:val="FFFFFF"/>
@@ -4878,6 +5255,7 @@
         <w:spacing w:after="0" w:before="0" w:line="240" w:lineRule="auto"/>
       </w:pPr>
       <w:rPr>
+        <w:rFonts w:eastAsia="黑体"/>
         <w:b/>
         <w:bCs/>
       </w:rPr>
@@ -4893,12 +5271,14 @@
     </w:tblStylePr>
     <w:tblStylePr w:type="firstCol">
       <w:rPr>
+        <w:rFonts w:eastAsia="黑体"/>
         <w:b/>
         <w:bCs/>
       </w:rPr>
     </w:tblStylePr>
     <w:tblStylePr w:type="lastCol">
       <w:rPr>
+        <w:rFonts w:eastAsia="黑体"/>
         <w:b/>
         <w:bCs/>
       </w:rPr>
@@ -4956,6 +5336,7 @@
         <w:spacing w:after="0" w:before="0" w:line="240" w:lineRule="auto"/>
       </w:pPr>
       <w:rPr>
+        <w:rFonts w:eastAsia="黑体"/>
         <w:b/>
         <w:bCs/>
         <w:color w:themeColor="background1" w:val="FFFFFF"/>
@@ -4970,6 +5351,7 @@
         <w:spacing w:after="0" w:before="0" w:line="240" w:lineRule="auto"/>
       </w:pPr>
       <w:rPr>
+        <w:rFonts w:eastAsia="黑体"/>
         <w:b/>
         <w:bCs/>
       </w:rPr>
@@ -4985,12 +5367,14 @@
     </w:tblStylePr>
     <w:tblStylePr w:type="firstCol">
       <w:rPr>
+        <w:rFonts w:eastAsia="黑体"/>
         <w:b/>
         <w:bCs/>
       </w:rPr>
     </w:tblStylePr>
     <w:tblStylePr w:type="lastCol">
       <w:rPr>
+        <w:rFonts w:eastAsia="黑体"/>
         <w:b/>
         <w:bCs/>
       </w:rPr>
@@ -5048,6 +5432,7 @@
         <w:spacing w:after="0" w:before="0" w:line="240" w:lineRule="auto"/>
       </w:pPr>
       <w:rPr>
+        <w:rFonts w:eastAsia="黑体"/>
         <w:b/>
         <w:bCs/>
         <w:color w:themeColor="background1" w:val="FFFFFF"/>
@@ -5062,6 +5447,7 @@
         <w:spacing w:after="0" w:before="0" w:line="240" w:lineRule="auto"/>
       </w:pPr>
       <w:rPr>
+        <w:rFonts w:eastAsia="黑体"/>
         <w:b/>
         <w:bCs/>
       </w:rPr>
@@ -5077,12 +5463,14 @@
     </w:tblStylePr>
     <w:tblStylePr w:type="firstCol">
       <w:rPr>
+        <w:rFonts w:eastAsia="黑体"/>
         <w:b/>
         <w:bCs/>
       </w:rPr>
     </w:tblStylePr>
     <w:tblStylePr w:type="lastCol">
       <w:rPr>
+        <w:rFonts w:eastAsia="黑体"/>
         <w:b/>
         <w:bCs/>
       </w:rPr>
@@ -5140,6 +5528,7 @@
         <w:spacing w:after="0" w:before="0" w:line="240" w:lineRule="auto"/>
       </w:pPr>
       <w:rPr>
+        <w:rFonts w:eastAsia="黑体"/>
         <w:b/>
         <w:bCs/>
         <w:color w:themeColor="background1" w:val="FFFFFF"/>
@@ -5154,6 +5543,7 @@
         <w:spacing w:after="0" w:before="0" w:line="240" w:lineRule="auto"/>
       </w:pPr>
       <w:rPr>
+        <w:rFonts w:eastAsia="黑体"/>
         <w:b/>
         <w:bCs/>
       </w:rPr>
@@ -5169,12 +5559,14 @@
     </w:tblStylePr>
     <w:tblStylePr w:type="firstCol">
       <w:rPr>
+        <w:rFonts w:eastAsia="黑体"/>
         <w:b/>
         <w:bCs/>
       </w:rPr>
     </w:tblStylePr>
     <w:tblStylePr w:type="lastCol">
       <w:rPr>
+        <w:rFonts w:eastAsia="黑体"/>
         <w:b/>
         <w:bCs/>
       </w:rPr>
@@ -5234,7 +5626,7 @@
         <w:spacing w:after="0" w:before="0" w:line="240" w:lineRule="auto"/>
       </w:pPr>
       <w:rPr>
-        <w:rFonts w:asciiTheme="majorHAnsi" w:cstheme="majorBidi" w:eastAsiaTheme="majorEastAsia" w:hAnsiTheme="majorHAnsi"/>
+        <w:rFonts w:asciiTheme="majorHAnsi" w:cstheme="majorBidi" w:hAnsiTheme="majorHAnsi" w:eastAsia="黑体"/>
         <w:b/>
         <w:bCs/>
       </w:rPr>
@@ -5255,7 +5647,7 @@
         <w:spacing w:after="0" w:before="0" w:line="240" w:lineRule="auto"/>
       </w:pPr>
       <w:rPr>
-        <w:rFonts w:asciiTheme="majorHAnsi" w:cstheme="majorBidi" w:eastAsiaTheme="majorEastAsia" w:hAnsiTheme="majorHAnsi"/>
+        <w:rFonts w:asciiTheme="majorHAnsi" w:cstheme="majorBidi" w:hAnsiTheme="majorHAnsi" w:eastAsia="黑体"/>
         <w:b/>
         <w:bCs/>
       </w:rPr>
@@ -5273,14 +5665,14 @@
     </w:tblStylePr>
     <w:tblStylePr w:type="firstCol">
       <w:rPr>
-        <w:rFonts w:asciiTheme="majorHAnsi" w:cstheme="majorBidi" w:eastAsiaTheme="majorEastAsia" w:hAnsiTheme="majorHAnsi"/>
+        <w:rFonts w:asciiTheme="majorHAnsi" w:cstheme="majorBidi" w:hAnsiTheme="majorHAnsi" w:eastAsia="黑体"/>
         <w:b/>
         <w:bCs/>
       </w:rPr>
     </w:tblStylePr>
     <w:tblStylePr w:type="lastCol">
       <w:rPr>
-        <w:rFonts w:asciiTheme="majorHAnsi" w:cstheme="majorBidi" w:eastAsiaTheme="majorEastAsia" w:hAnsiTheme="majorHAnsi"/>
+        <w:rFonts w:asciiTheme="majorHAnsi" w:cstheme="majorBidi" w:hAnsiTheme="majorHAnsi" w:eastAsia="黑体"/>
         <w:b/>
         <w:bCs/>
       </w:rPr>
@@ -5364,7 +5756,7 @@
         <w:spacing w:after="0" w:before="0" w:line="240" w:lineRule="auto"/>
       </w:pPr>
       <w:rPr>
-        <w:rFonts w:asciiTheme="majorHAnsi" w:cstheme="majorBidi" w:eastAsiaTheme="majorEastAsia" w:hAnsiTheme="majorHAnsi"/>
+        <w:rFonts w:asciiTheme="majorHAnsi" w:cstheme="majorBidi" w:hAnsiTheme="majorHAnsi" w:eastAsia="黑体"/>
         <w:b/>
         <w:bCs/>
       </w:rPr>
@@ -5385,7 +5777,7 @@
         <w:spacing w:after="0" w:before="0" w:line="240" w:lineRule="auto"/>
       </w:pPr>
       <w:rPr>
-        <w:rFonts w:asciiTheme="majorHAnsi" w:cstheme="majorBidi" w:eastAsiaTheme="majorEastAsia" w:hAnsiTheme="majorHAnsi"/>
+        <w:rFonts w:asciiTheme="majorHAnsi" w:cstheme="majorBidi" w:hAnsiTheme="majorHAnsi" w:eastAsia="黑体"/>
         <w:b/>
         <w:bCs/>
       </w:rPr>
@@ -5403,14 +5795,14 @@
     </w:tblStylePr>
     <w:tblStylePr w:type="firstCol">
       <w:rPr>
-        <w:rFonts w:asciiTheme="majorHAnsi" w:cstheme="majorBidi" w:eastAsiaTheme="majorEastAsia" w:hAnsiTheme="majorHAnsi"/>
+        <w:rFonts w:asciiTheme="majorHAnsi" w:cstheme="majorBidi" w:hAnsiTheme="majorHAnsi" w:eastAsia="黑体"/>
         <w:b/>
         <w:bCs/>
       </w:rPr>
     </w:tblStylePr>
     <w:tblStylePr w:type="lastCol">
       <w:rPr>
-        <w:rFonts w:asciiTheme="majorHAnsi" w:cstheme="majorBidi" w:eastAsiaTheme="majorEastAsia" w:hAnsiTheme="majorHAnsi"/>
+        <w:rFonts w:asciiTheme="majorHAnsi" w:cstheme="majorBidi" w:hAnsiTheme="majorHAnsi" w:eastAsia="黑体"/>
         <w:b/>
         <w:bCs/>
       </w:rPr>
@@ -5494,7 +5886,7 @@
         <w:spacing w:after="0" w:before="0" w:line="240" w:lineRule="auto"/>
       </w:pPr>
       <w:rPr>
-        <w:rFonts w:asciiTheme="majorHAnsi" w:cstheme="majorBidi" w:eastAsiaTheme="majorEastAsia" w:hAnsiTheme="majorHAnsi"/>
+        <w:rFonts w:asciiTheme="majorHAnsi" w:cstheme="majorBidi" w:hAnsiTheme="majorHAnsi" w:eastAsia="黑体"/>
         <w:b/>
         <w:bCs/>
       </w:rPr>
@@ -5515,7 +5907,7 @@
         <w:spacing w:after="0" w:before="0" w:line="240" w:lineRule="auto"/>
       </w:pPr>
       <w:rPr>
-        <w:rFonts w:asciiTheme="majorHAnsi" w:cstheme="majorBidi" w:eastAsiaTheme="majorEastAsia" w:hAnsiTheme="majorHAnsi"/>
+        <w:rFonts w:asciiTheme="majorHAnsi" w:cstheme="majorBidi" w:hAnsiTheme="majorHAnsi" w:eastAsia="黑体"/>
         <w:b/>
         <w:bCs/>
       </w:rPr>
@@ -5533,14 +5925,14 @@
     </w:tblStylePr>
     <w:tblStylePr w:type="firstCol">
       <w:rPr>
-        <w:rFonts w:asciiTheme="majorHAnsi" w:cstheme="majorBidi" w:eastAsiaTheme="majorEastAsia" w:hAnsiTheme="majorHAnsi"/>
+        <w:rFonts w:asciiTheme="majorHAnsi" w:cstheme="majorBidi" w:hAnsiTheme="majorHAnsi" w:eastAsia="黑体"/>
         <w:b/>
         <w:bCs/>
       </w:rPr>
     </w:tblStylePr>
     <w:tblStylePr w:type="lastCol">
       <w:rPr>
-        <w:rFonts w:asciiTheme="majorHAnsi" w:cstheme="majorBidi" w:eastAsiaTheme="majorEastAsia" w:hAnsiTheme="majorHAnsi"/>
+        <w:rFonts w:asciiTheme="majorHAnsi" w:cstheme="majorBidi" w:hAnsiTheme="majorHAnsi" w:eastAsia="黑体"/>
         <w:b/>
         <w:bCs/>
       </w:rPr>
@@ -5624,7 +6016,7 @@
         <w:spacing w:after="0" w:before="0" w:line="240" w:lineRule="auto"/>
       </w:pPr>
       <w:rPr>
-        <w:rFonts w:asciiTheme="majorHAnsi" w:cstheme="majorBidi" w:eastAsiaTheme="majorEastAsia" w:hAnsiTheme="majorHAnsi"/>
+        <w:rFonts w:asciiTheme="majorHAnsi" w:cstheme="majorBidi" w:hAnsiTheme="majorHAnsi" w:eastAsia="黑体"/>
         <w:b/>
         <w:bCs/>
       </w:rPr>
@@ -5645,7 +6037,7 @@
         <w:spacing w:after="0" w:before="0" w:line="240" w:lineRule="auto"/>
       </w:pPr>
       <w:rPr>
-        <w:rFonts w:asciiTheme="majorHAnsi" w:cstheme="majorBidi" w:eastAsiaTheme="majorEastAsia" w:hAnsiTheme="majorHAnsi"/>
+        <w:rFonts w:asciiTheme="majorHAnsi" w:cstheme="majorBidi" w:hAnsiTheme="majorHAnsi" w:eastAsia="黑体"/>
         <w:b/>
         <w:bCs/>
       </w:rPr>
@@ -5663,14 +6055,14 @@
     </w:tblStylePr>
     <w:tblStylePr w:type="firstCol">
       <w:rPr>
-        <w:rFonts w:asciiTheme="majorHAnsi" w:cstheme="majorBidi" w:eastAsiaTheme="majorEastAsia" w:hAnsiTheme="majorHAnsi"/>
+        <w:rFonts w:asciiTheme="majorHAnsi" w:cstheme="majorBidi" w:hAnsiTheme="majorHAnsi" w:eastAsia="黑体"/>
         <w:b/>
         <w:bCs/>
       </w:rPr>
     </w:tblStylePr>
     <w:tblStylePr w:type="lastCol">
       <w:rPr>
-        <w:rFonts w:asciiTheme="majorHAnsi" w:cstheme="majorBidi" w:eastAsiaTheme="majorEastAsia" w:hAnsiTheme="majorHAnsi"/>
+        <w:rFonts w:asciiTheme="majorHAnsi" w:cstheme="majorBidi" w:hAnsiTheme="majorHAnsi" w:eastAsia="黑体"/>
         <w:b/>
         <w:bCs/>
       </w:rPr>
@@ -5754,7 +6146,7 @@
         <w:spacing w:after="0" w:before="0" w:line="240" w:lineRule="auto"/>
       </w:pPr>
       <w:rPr>
-        <w:rFonts w:asciiTheme="majorHAnsi" w:cstheme="majorBidi" w:eastAsiaTheme="majorEastAsia" w:hAnsiTheme="majorHAnsi"/>
+        <w:rFonts w:asciiTheme="majorHAnsi" w:cstheme="majorBidi" w:hAnsiTheme="majorHAnsi" w:eastAsia="黑体"/>
         <w:b/>
         <w:bCs/>
       </w:rPr>
@@ -5775,7 +6167,7 @@
         <w:spacing w:after="0" w:before="0" w:line="240" w:lineRule="auto"/>
       </w:pPr>
       <w:rPr>
-        <w:rFonts w:asciiTheme="majorHAnsi" w:cstheme="majorBidi" w:eastAsiaTheme="majorEastAsia" w:hAnsiTheme="majorHAnsi"/>
+        <w:rFonts w:asciiTheme="majorHAnsi" w:cstheme="majorBidi" w:hAnsiTheme="majorHAnsi" w:eastAsia="黑体"/>
         <w:b/>
         <w:bCs/>
       </w:rPr>
@@ -5793,14 +6185,14 @@
     </w:tblStylePr>
     <w:tblStylePr w:type="firstCol">
       <w:rPr>
-        <w:rFonts w:asciiTheme="majorHAnsi" w:cstheme="majorBidi" w:eastAsiaTheme="majorEastAsia" w:hAnsiTheme="majorHAnsi"/>
+        <w:rFonts w:asciiTheme="majorHAnsi" w:cstheme="majorBidi" w:hAnsiTheme="majorHAnsi" w:eastAsia="黑体"/>
         <w:b/>
         <w:bCs/>
       </w:rPr>
     </w:tblStylePr>
     <w:tblStylePr w:type="lastCol">
       <w:rPr>
-        <w:rFonts w:asciiTheme="majorHAnsi" w:cstheme="majorBidi" w:eastAsiaTheme="majorEastAsia" w:hAnsiTheme="majorHAnsi"/>
+        <w:rFonts w:asciiTheme="majorHAnsi" w:cstheme="majorBidi" w:hAnsiTheme="majorHAnsi" w:eastAsia="黑体"/>
         <w:b/>
         <w:bCs/>
       </w:rPr>
@@ -5884,7 +6276,7 @@
         <w:spacing w:after="0" w:before="0" w:line="240" w:lineRule="auto"/>
       </w:pPr>
       <w:rPr>
-        <w:rFonts w:asciiTheme="majorHAnsi" w:cstheme="majorBidi" w:eastAsiaTheme="majorEastAsia" w:hAnsiTheme="majorHAnsi"/>
+        <w:rFonts w:asciiTheme="majorHAnsi" w:cstheme="majorBidi" w:hAnsiTheme="majorHAnsi" w:eastAsia="黑体"/>
         <w:b/>
         <w:bCs/>
       </w:rPr>
@@ -5905,7 +6297,7 @@
         <w:spacing w:after="0" w:before="0" w:line="240" w:lineRule="auto"/>
       </w:pPr>
       <w:rPr>
-        <w:rFonts w:asciiTheme="majorHAnsi" w:cstheme="majorBidi" w:eastAsiaTheme="majorEastAsia" w:hAnsiTheme="majorHAnsi"/>
+        <w:rFonts w:asciiTheme="majorHAnsi" w:cstheme="majorBidi" w:hAnsiTheme="majorHAnsi" w:eastAsia="黑体"/>
         <w:b/>
         <w:bCs/>
       </w:rPr>
@@ -5923,14 +6315,14 @@
     </w:tblStylePr>
     <w:tblStylePr w:type="firstCol">
       <w:rPr>
-        <w:rFonts w:asciiTheme="majorHAnsi" w:cstheme="majorBidi" w:eastAsiaTheme="majorEastAsia" w:hAnsiTheme="majorHAnsi"/>
+        <w:rFonts w:asciiTheme="majorHAnsi" w:cstheme="majorBidi" w:hAnsiTheme="majorHAnsi" w:eastAsia="黑体"/>
         <w:b/>
         <w:bCs/>
       </w:rPr>
     </w:tblStylePr>
     <w:tblStylePr w:type="lastCol">
       <w:rPr>
-        <w:rFonts w:asciiTheme="majorHAnsi" w:cstheme="majorBidi" w:eastAsiaTheme="majorEastAsia" w:hAnsiTheme="majorHAnsi"/>
+        <w:rFonts w:asciiTheme="majorHAnsi" w:cstheme="majorBidi" w:hAnsiTheme="majorHAnsi" w:eastAsia="黑体"/>
         <w:b/>
         <w:bCs/>
       </w:rPr>
@@ -6014,7 +6406,7 @@
         <w:spacing w:after="0" w:before="0" w:line="240" w:lineRule="auto"/>
       </w:pPr>
       <w:rPr>
-        <w:rFonts w:asciiTheme="majorHAnsi" w:cstheme="majorBidi" w:eastAsiaTheme="majorEastAsia" w:hAnsiTheme="majorHAnsi"/>
+        <w:rFonts w:asciiTheme="majorHAnsi" w:cstheme="majorBidi" w:hAnsiTheme="majorHAnsi" w:eastAsia="黑体"/>
         <w:b/>
         <w:bCs/>
       </w:rPr>
@@ -6035,7 +6427,7 @@
         <w:spacing w:after="0" w:before="0" w:line="240" w:lineRule="auto"/>
       </w:pPr>
       <w:rPr>
-        <w:rFonts w:asciiTheme="majorHAnsi" w:cstheme="majorBidi" w:eastAsiaTheme="majorEastAsia" w:hAnsiTheme="majorHAnsi"/>
+        <w:rFonts w:asciiTheme="majorHAnsi" w:cstheme="majorBidi" w:hAnsiTheme="majorHAnsi" w:eastAsia="黑体"/>
         <w:b/>
         <w:bCs/>
       </w:rPr>
@@ -6053,14 +6445,14 @@
     </w:tblStylePr>
     <w:tblStylePr w:type="firstCol">
       <w:rPr>
-        <w:rFonts w:asciiTheme="majorHAnsi" w:cstheme="majorBidi" w:eastAsiaTheme="majorEastAsia" w:hAnsiTheme="majorHAnsi"/>
+        <w:rFonts w:asciiTheme="majorHAnsi" w:cstheme="majorBidi" w:hAnsiTheme="majorHAnsi" w:eastAsia="黑体"/>
         <w:b/>
         <w:bCs/>
       </w:rPr>
     </w:tblStylePr>
     <w:tblStylePr w:type="lastCol">
       <w:rPr>
-        <w:rFonts w:asciiTheme="majorHAnsi" w:cstheme="majorBidi" w:eastAsiaTheme="majorEastAsia" w:hAnsiTheme="majorHAnsi"/>
+        <w:rFonts w:asciiTheme="majorHAnsi" w:cstheme="majorBidi" w:hAnsiTheme="majorHAnsi" w:eastAsia="黑体"/>
         <w:b/>
         <w:bCs/>
       </w:rPr>
@@ -6143,6 +6535,7 @@
         <w:spacing w:after="0" w:before="0" w:line="240" w:lineRule="auto"/>
       </w:pPr>
       <w:rPr>
+        <w:rFonts w:eastAsia="黑体"/>
         <w:b/>
         <w:bCs/>
         <w:color w:themeColor="background1" w:val="FFFFFF"/>
@@ -6165,6 +6558,7 @@
         <w:spacing w:after="0" w:before="0" w:line="240" w:lineRule="auto"/>
       </w:pPr>
       <w:rPr>
+        <w:rFonts w:eastAsia="黑体"/>
         <w:b/>
         <w:bCs/>
       </w:rPr>
@@ -6182,12 +6576,14 @@
     </w:tblStylePr>
     <w:tblStylePr w:type="firstCol">
       <w:rPr>
+        <w:rFonts w:eastAsia="黑体"/>
         <w:b/>
         <w:bCs/>
       </w:rPr>
     </w:tblStylePr>
     <w:tblStylePr w:type="lastCol">
       <w:rPr>
+        <w:rFonts w:eastAsia="黑体"/>
         <w:b/>
         <w:bCs/>
       </w:rPr>
@@ -6249,6 +6645,7 @@
         <w:spacing w:after="0" w:before="0" w:line="240" w:lineRule="auto"/>
       </w:pPr>
       <w:rPr>
+        <w:rFonts w:eastAsia="黑体"/>
         <w:b/>
         <w:bCs/>
         <w:color w:themeColor="background1" w:val="FFFFFF"/>
@@ -6271,6 +6668,7 @@
         <w:spacing w:after="0" w:before="0" w:line="240" w:lineRule="auto"/>
       </w:pPr>
       <w:rPr>
+        <w:rFonts w:eastAsia="黑体"/>
         <w:b/>
         <w:bCs/>
       </w:rPr>
@@ -6288,12 +6686,14 @@
     </w:tblStylePr>
     <w:tblStylePr w:type="firstCol">
       <w:rPr>
+        <w:rFonts w:eastAsia="黑体"/>
         <w:b/>
         <w:bCs/>
       </w:rPr>
     </w:tblStylePr>
     <w:tblStylePr w:type="lastCol">
       <w:rPr>
+        <w:rFonts w:eastAsia="黑体"/>
         <w:b/>
         <w:bCs/>
       </w:rPr>
@@ -6355,6 +6755,7 @@
         <w:spacing w:after="0" w:before="0" w:line="240" w:lineRule="auto"/>
       </w:pPr>
       <w:rPr>
+        <w:rFonts w:eastAsia="黑体"/>
         <w:b/>
         <w:bCs/>
         <w:color w:themeColor="background1" w:val="FFFFFF"/>
@@ -6377,6 +6778,7 @@
         <w:spacing w:after="0" w:before="0" w:line="240" w:lineRule="auto"/>
       </w:pPr>
       <w:rPr>
+        <w:rFonts w:eastAsia="黑体"/>
         <w:b/>
         <w:bCs/>
       </w:rPr>
@@ -6394,12 +6796,14 @@
     </w:tblStylePr>
     <w:tblStylePr w:type="firstCol">
       <w:rPr>
+        <w:rFonts w:eastAsia="黑体"/>
         <w:b/>
         <w:bCs/>
       </w:rPr>
     </w:tblStylePr>
     <w:tblStylePr w:type="lastCol">
       <w:rPr>
+        <w:rFonts w:eastAsia="黑体"/>
         <w:b/>
         <w:bCs/>
       </w:rPr>
@@ -6461,6 +6865,7 @@
         <w:spacing w:after="0" w:before="0" w:line="240" w:lineRule="auto"/>
       </w:pPr>
       <w:rPr>
+        <w:rFonts w:eastAsia="黑体"/>
         <w:b/>
         <w:bCs/>
         <w:color w:themeColor="background1" w:val="FFFFFF"/>
@@ -6483,6 +6888,7 @@
         <w:spacing w:after="0" w:before="0" w:line="240" w:lineRule="auto"/>
       </w:pPr>
       <w:rPr>
+        <w:rFonts w:eastAsia="黑体"/>
         <w:b/>
         <w:bCs/>
       </w:rPr>
@@ -6500,12 +6906,14 @@
     </w:tblStylePr>
     <w:tblStylePr w:type="firstCol">
       <w:rPr>
+        <w:rFonts w:eastAsia="黑体"/>
         <w:b/>
         <w:bCs/>
       </w:rPr>
     </w:tblStylePr>
     <w:tblStylePr w:type="lastCol">
       <w:rPr>
+        <w:rFonts w:eastAsia="黑体"/>
         <w:b/>
         <w:bCs/>
       </w:rPr>
@@ -6567,6 +6975,7 @@
         <w:spacing w:after="0" w:before="0" w:line="240" w:lineRule="auto"/>
       </w:pPr>
       <w:rPr>
+        <w:rFonts w:eastAsia="黑体"/>
         <w:b/>
         <w:bCs/>
         <w:color w:themeColor="background1" w:val="FFFFFF"/>
@@ -6589,6 +6998,7 @@
         <w:spacing w:after="0" w:before="0" w:line="240" w:lineRule="auto"/>
       </w:pPr>
       <w:rPr>
+        <w:rFonts w:eastAsia="黑体"/>
         <w:b/>
         <w:bCs/>
       </w:rPr>
@@ -6606,12 +7016,14 @@
     </w:tblStylePr>
     <w:tblStylePr w:type="firstCol">
       <w:rPr>
+        <w:rFonts w:eastAsia="黑体"/>
         <w:b/>
         <w:bCs/>
       </w:rPr>
     </w:tblStylePr>
     <w:tblStylePr w:type="lastCol">
       <w:rPr>
+        <w:rFonts w:eastAsia="黑体"/>
         <w:b/>
         <w:bCs/>
       </w:rPr>
@@ -6673,6 +7085,7 @@
         <w:spacing w:after="0" w:before="0" w:line="240" w:lineRule="auto"/>
       </w:pPr>
       <w:rPr>
+        <w:rFonts w:eastAsia="黑体"/>
         <w:b/>
         <w:bCs/>
         <w:color w:themeColor="background1" w:val="FFFFFF"/>
@@ -6695,6 +7108,7 @@
         <w:spacing w:after="0" w:before="0" w:line="240" w:lineRule="auto"/>
       </w:pPr>
       <w:rPr>
+        <w:rFonts w:eastAsia="黑体"/>
         <w:b/>
         <w:bCs/>
       </w:rPr>
@@ -6712,12 +7126,14 @@
     </w:tblStylePr>
     <w:tblStylePr w:type="firstCol">
       <w:rPr>
+        <w:rFonts w:eastAsia="黑体"/>
         <w:b/>
         <w:bCs/>
       </w:rPr>
     </w:tblStylePr>
     <w:tblStylePr w:type="lastCol">
       <w:rPr>
+        <w:rFonts w:eastAsia="黑体"/>
         <w:b/>
         <w:bCs/>
       </w:rPr>
@@ -6779,6 +7195,7 @@
         <w:spacing w:after="0" w:before="0" w:line="240" w:lineRule="auto"/>
       </w:pPr>
       <w:rPr>
+        <w:rFonts w:eastAsia="黑体"/>
         <w:b/>
         <w:bCs/>
         <w:color w:themeColor="background1" w:val="FFFFFF"/>
@@ -6801,6 +7218,7 @@
         <w:spacing w:after="0" w:before="0" w:line="240" w:lineRule="auto"/>
       </w:pPr>
       <w:rPr>
+        <w:rFonts w:eastAsia="黑体"/>
         <w:b/>
         <w:bCs/>
       </w:rPr>
@@ -6818,12 +7236,14 @@
     </w:tblStylePr>
     <w:tblStylePr w:type="firstCol">
       <w:rPr>
+        <w:rFonts w:eastAsia="黑体"/>
         <w:b/>
         <w:bCs/>
       </w:rPr>
     </w:tblStylePr>
     <w:tblStylePr w:type="lastCol">
       <w:rPr>
+        <w:rFonts w:eastAsia="黑体"/>
         <w:b/>
         <w:bCs/>
       </w:rPr>
@@ -6882,6 +7302,7 @@
         <w:spacing w:after="0" w:before="0" w:line="240" w:lineRule="auto"/>
       </w:pPr>
       <w:rPr>
+        <w:rFonts w:eastAsia="黑体"/>
         <w:b/>
         <w:bCs/>
         <w:color w:themeColor="background1" w:val="FFFFFF"/>
@@ -6904,6 +7325,7 @@
         <w:spacing w:after="0" w:before="0" w:line="240" w:lineRule="auto"/>
       </w:pPr>
       <w:rPr>
+        <w:rFonts w:eastAsia="黑体"/>
         <w:color w:val="auto"/>
       </w:rPr>
       <w:tblPr/>
@@ -6921,6 +7343,7 @@
     </w:tblStylePr>
     <w:tblStylePr w:type="firstCol">
       <w:rPr>
+        <w:rFonts w:eastAsia="黑体"/>
         <w:b/>
         <w:bCs/>
         <w:color w:themeColor="background1" w:val="FFFFFF"/>
@@ -6940,6 +7363,7 @@
     </w:tblStylePr>
     <w:tblStylePr w:type="lastCol">
       <w:rPr>
+        <w:rFonts w:eastAsia="黑体"/>
         <w:b/>
         <w:bCs/>
         <w:color w:themeColor="background1" w:val="FFFFFF"/>
@@ -6988,6 +7412,7 @@
     </w:tblStylePr>
     <w:tblStylePr w:type="nwCell">
       <w:rPr>
+        <w:rFonts w:eastAsia="黑体"/>
         <w:color w:themeColor="background1" w:val="FFFFFF"/>
       </w:rPr>
       <w:tblPr/>
@@ -7031,6 +7456,7 @@
         <w:spacing w:after="0" w:before="0" w:line="240" w:lineRule="auto"/>
       </w:pPr>
       <w:rPr>
+        <w:rFonts w:eastAsia="黑体"/>
         <w:b/>
         <w:bCs/>
         <w:color w:themeColor="background1" w:val="FFFFFF"/>
@@ -7053,6 +7479,7 @@
         <w:spacing w:after="0" w:before="0" w:line="240" w:lineRule="auto"/>
       </w:pPr>
       <w:rPr>
+        <w:rFonts w:eastAsia="黑体"/>
         <w:color w:val="auto"/>
       </w:rPr>
       <w:tblPr/>
@@ -7070,6 +7497,7 @@
     </w:tblStylePr>
     <w:tblStylePr w:type="firstCol">
       <w:rPr>
+        <w:rFonts w:eastAsia="黑体"/>
         <w:b/>
         <w:bCs/>
         <w:color w:themeColor="background1" w:val="FFFFFF"/>
@@ -7089,6 +7517,7 @@
     </w:tblStylePr>
     <w:tblStylePr w:type="lastCol">
       <w:rPr>
+        <w:rFonts w:eastAsia="黑体"/>
         <w:b/>
         <w:bCs/>
         <w:color w:themeColor="background1" w:val="FFFFFF"/>
@@ -7137,6 +7566,7 @@
     </w:tblStylePr>
     <w:tblStylePr w:type="nwCell">
       <w:rPr>
+        <w:rFonts w:eastAsia="黑体"/>
         <w:color w:themeColor="background1" w:val="FFFFFF"/>
       </w:rPr>
       <w:tblPr/>
@@ -7180,6 +7610,7 @@
         <w:spacing w:after="0" w:before="0" w:line="240" w:lineRule="auto"/>
       </w:pPr>
       <w:rPr>
+        <w:rFonts w:eastAsia="黑体"/>
         <w:b/>
         <w:bCs/>
         <w:color w:themeColor="background1" w:val="FFFFFF"/>
@@ -7202,6 +7633,7 @@
         <w:spacing w:after="0" w:before="0" w:line="240" w:lineRule="auto"/>
       </w:pPr>
       <w:rPr>
+        <w:rFonts w:eastAsia="黑体"/>
         <w:color w:val="auto"/>
       </w:rPr>
       <w:tblPr/>
@@ -7219,6 +7651,7 @@
     </w:tblStylePr>
     <w:tblStylePr w:type="firstCol">
       <w:rPr>
+        <w:rFonts w:eastAsia="黑体"/>
         <w:b/>
         <w:bCs/>
         <w:color w:themeColor="background1" w:val="FFFFFF"/>
@@ -7238,6 +7671,7 @@
     </w:tblStylePr>
     <w:tblStylePr w:type="lastCol">
       <w:rPr>
+        <w:rFonts w:eastAsia="黑体"/>
         <w:b/>
         <w:bCs/>
         <w:color w:themeColor="background1" w:val="FFFFFF"/>
@@ -7286,6 +7720,7 @@
     </w:tblStylePr>
     <w:tblStylePr w:type="nwCell">
       <w:rPr>
+        <w:rFonts w:eastAsia="黑体"/>
         <w:color w:themeColor="background1" w:val="FFFFFF"/>
       </w:rPr>
       <w:tblPr/>
@@ -7329,6 +7764,7 @@
         <w:spacing w:after="0" w:before="0" w:line="240" w:lineRule="auto"/>
       </w:pPr>
       <w:rPr>
+        <w:rFonts w:eastAsia="黑体"/>
         <w:b/>
         <w:bCs/>
         <w:color w:themeColor="background1" w:val="FFFFFF"/>
@@ -7351,6 +7787,7 @@
         <w:spacing w:after="0" w:before="0" w:line="240" w:lineRule="auto"/>
       </w:pPr>
       <w:rPr>
+        <w:rFonts w:eastAsia="黑体"/>
         <w:color w:val="auto"/>
       </w:rPr>
       <w:tblPr/>
@@ -7368,6 +7805,7 @@
     </w:tblStylePr>
     <w:tblStylePr w:type="firstCol">
       <w:rPr>
+        <w:rFonts w:eastAsia="黑体"/>
         <w:b/>
         <w:bCs/>
         <w:color w:themeColor="background1" w:val="FFFFFF"/>
@@ -7387,6 +7825,7 @@
     </w:tblStylePr>
     <w:tblStylePr w:type="lastCol">
       <w:rPr>
+        <w:rFonts w:eastAsia="黑体"/>
         <w:b/>
         <w:bCs/>
         <w:color w:themeColor="background1" w:val="FFFFFF"/>
@@ -7435,6 +7874,7 @@
     </w:tblStylePr>
     <w:tblStylePr w:type="nwCell">
       <w:rPr>
+        <w:rFonts w:eastAsia="黑体"/>
         <w:color w:themeColor="background1" w:val="FFFFFF"/>
       </w:rPr>
       <w:tblPr/>
@@ -7478,6 +7918,7 @@
         <w:spacing w:after="0" w:before="0" w:line="240" w:lineRule="auto"/>
       </w:pPr>
       <w:rPr>
+        <w:rFonts w:eastAsia="黑体"/>
         <w:b/>
         <w:bCs/>
         <w:color w:themeColor="background1" w:val="FFFFFF"/>
@@ -7500,6 +7941,7 @@
         <w:spacing w:after="0" w:before="0" w:line="240" w:lineRule="auto"/>
       </w:pPr>
       <w:rPr>
+        <w:rFonts w:eastAsia="黑体"/>
         <w:color w:val="auto"/>
       </w:rPr>
       <w:tblPr/>
@@ -7517,6 +7959,7 @@
     </w:tblStylePr>
     <w:tblStylePr w:type="firstCol">
       <w:rPr>
+        <w:rFonts w:eastAsia="黑体"/>
         <w:b/>
         <w:bCs/>
         <w:color w:themeColor="background1" w:val="FFFFFF"/>
@@ -7536,6 +7979,7 @@
     </w:tblStylePr>
     <w:tblStylePr w:type="lastCol">
       <w:rPr>
+        <w:rFonts w:eastAsia="黑体"/>
         <w:b/>
         <w:bCs/>
         <w:color w:themeColor="background1" w:val="FFFFFF"/>
@@ -7584,6 +8028,7 @@
     </w:tblStylePr>
     <w:tblStylePr w:type="nwCell">
       <w:rPr>
+        <w:rFonts w:eastAsia="黑体"/>
         <w:color w:themeColor="background1" w:val="FFFFFF"/>
       </w:rPr>
       <w:tblPr/>
@@ -7627,6 +8072,7 @@
         <w:spacing w:after="0" w:before="0" w:line="240" w:lineRule="auto"/>
       </w:pPr>
       <w:rPr>
+        <w:rFonts w:eastAsia="黑体"/>
         <w:b/>
         <w:bCs/>
         <w:color w:themeColor="background1" w:val="FFFFFF"/>
@@ -7649,6 +8095,7 @@
         <w:spacing w:after="0" w:before="0" w:line="240" w:lineRule="auto"/>
       </w:pPr>
       <w:rPr>
+        <w:rFonts w:eastAsia="黑体"/>
         <w:color w:val="auto"/>
       </w:rPr>
       <w:tblPr/>
@@ -7666,6 +8113,7 @@
     </w:tblStylePr>
     <w:tblStylePr w:type="firstCol">
       <w:rPr>
+        <w:rFonts w:eastAsia="黑体"/>
         <w:b/>
         <w:bCs/>
         <w:color w:themeColor="background1" w:val="FFFFFF"/>
@@ -7685,6 +8133,7 @@
     </w:tblStylePr>
     <w:tblStylePr w:type="lastCol">
       <w:rPr>
+        <w:rFonts w:eastAsia="黑体"/>
         <w:b/>
         <w:bCs/>
         <w:color w:themeColor="background1" w:val="FFFFFF"/>
@@ -7733,6 +8182,7 @@
     </w:tblStylePr>
     <w:tblStylePr w:type="nwCell">
       <w:rPr>
+        <w:rFonts w:eastAsia="黑体"/>
         <w:color w:themeColor="background1" w:val="FFFFFF"/>
       </w:rPr>
       <w:tblPr/>
@@ -7776,6 +8226,7 @@
         <w:spacing w:after="0" w:before="0" w:line="240" w:lineRule="auto"/>
       </w:pPr>
       <w:rPr>
+        <w:rFonts w:eastAsia="黑体"/>
         <w:b/>
         <w:bCs/>
         <w:color w:themeColor="background1" w:val="FFFFFF"/>
@@ -7798,6 +8249,7 @@
         <w:spacing w:after="0" w:before="0" w:line="240" w:lineRule="auto"/>
       </w:pPr>
       <w:rPr>
+        <w:rFonts w:eastAsia="黑体"/>
         <w:color w:val="auto"/>
       </w:rPr>
       <w:tblPr/>
@@ -7815,6 +8267,7 @@
     </w:tblStylePr>
     <w:tblStylePr w:type="firstCol">
       <w:rPr>
+        <w:rFonts w:eastAsia="黑体"/>
         <w:b/>
         <w:bCs/>
         <w:color w:themeColor="background1" w:val="FFFFFF"/>
@@ -7834,6 +8287,7 @@
     </w:tblStylePr>
     <w:tblStylePr w:type="lastCol">
       <w:rPr>
+        <w:rFonts w:eastAsia="黑体"/>
         <w:b/>
         <w:bCs/>
         <w:color w:themeColor="background1" w:val="FFFFFF"/>
@@ -7882,6 +8336,7 @@
     </w:tblStylePr>
     <w:tblStylePr w:type="nwCell">
       <w:rPr>
+        <w:rFonts w:eastAsia="黑体"/>
         <w:color w:themeColor="background1" w:val="FFFFFF"/>
       </w:rPr>
       <w:tblPr/>
@@ -7906,6 +8361,7 @@
       <w:spacing w:after="0" w:line="240" w:lineRule="auto"/>
     </w:pPr>
     <w:rPr>
+      <w:rFonts w:eastAsia="黑体"/>
       <w:color w:themeColor="text1" w:val="000000"/>
     </w:rPr>
     <w:tblPr>
@@ -7925,7 +8381,7 @@
     </w:tblPr>
     <w:tblStylePr w:type="firstRow">
       <w:rPr>
-        <w:rFonts w:asciiTheme="majorHAnsi" w:cstheme="majorBidi" w:eastAsiaTheme="majorEastAsia" w:hAnsiTheme="majorHAnsi"/>
+        <w:rFonts w:asciiTheme="majorHAnsi" w:cstheme="majorBidi" w:hAnsiTheme="majorHAnsi" w:eastAsia="黑体"/>
       </w:rPr>
       <w:tblPr/>
       <w:tcPr>
@@ -7937,6 +8393,7 @@
     </w:tblStylePr>
     <w:tblStylePr w:type="lastRow">
       <w:rPr>
+        <w:rFonts w:eastAsia="黑体"/>
         <w:b/>
         <w:bCs/>
         <w:color w:themeColor="text2" w:val="1F497D"/>
@@ -7951,12 +8408,14 @@
     </w:tblStylePr>
     <w:tblStylePr w:type="firstCol">
       <w:rPr>
+        <w:rFonts w:eastAsia="黑体"/>
         <w:b/>
         <w:bCs/>
       </w:rPr>
     </w:tblStylePr>
     <w:tblStylePr w:type="lastCol">
       <w:rPr>
+        <w:rFonts w:eastAsia="黑体"/>
         <w:b/>
         <w:bCs/>
       </w:rPr>
@@ -7990,6 +8449,7 @@
       <w:spacing w:after="0" w:line="240" w:lineRule="auto"/>
     </w:pPr>
     <w:rPr>
+      <w:rFonts w:eastAsia="黑体"/>
       <w:color w:themeColor="text1" w:val="000000"/>
     </w:rPr>
     <w:tblPr>
@@ -8009,7 +8469,7 @@
     </w:tblPr>
     <w:tblStylePr w:type="firstRow">
       <w:rPr>
-        <w:rFonts w:asciiTheme="majorHAnsi" w:cstheme="majorBidi" w:eastAsiaTheme="majorEastAsia" w:hAnsiTheme="majorHAnsi"/>
+        <w:rFonts w:asciiTheme="majorHAnsi" w:cstheme="majorBidi" w:hAnsiTheme="majorHAnsi" w:eastAsia="黑体"/>
       </w:rPr>
       <w:tblPr/>
       <w:tcPr>
@@ -8021,6 +8481,7 @@
     </w:tblStylePr>
     <w:tblStylePr w:type="lastRow">
       <w:rPr>
+        <w:rFonts w:eastAsia="黑体"/>
         <w:b/>
         <w:bCs/>
         <w:color w:themeColor="text2" w:val="1F497D"/>
@@ -8035,12 +8496,14 @@
     </w:tblStylePr>
     <w:tblStylePr w:type="firstCol">
       <w:rPr>
+        <w:rFonts w:eastAsia="黑体"/>
         <w:b/>
         <w:bCs/>
       </w:rPr>
     </w:tblStylePr>
     <w:tblStylePr w:type="lastCol">
       <w:rPr>
+        <w:rFonts w:eastAsia="黑体"/>
         <w:b/>
         <w:bCs/>
       </w:rPr>
@@ -8074,6 +8537,7 @@
       <w:spacing w:after="0" w:line="240" w:lineRule="auto"/>
     </w:pPr>
     <w:rPr>
+      <w:rFonts w:eastAsia="黑体"/>
       <w:color w:themeColor="text1" w:val="000000"/>
     </w:rPr>
     <w:tblPr>
@@ -8093,7 +8557,7 @@
     </w:tblPr>
     <w:tblStylePr w:type="firstRow">
       <w:rPr>
-        <w:rFonts w:asciiTheme="majorHAnsi" w:cstheme="majorBidi" w:eastAsiaTheme="majorEastAsia" w:hAnsiTheme="majorHAnsi"/>
+        <w:rFonts w:asciiTheme="majorHAnsi" w:cstheme="majorBidi" w:hAnsiTheme="majorHAnsi" w:eastAsia="黑体"/>
       </w:rPr>
       <w:tblPr/>
       <w:tcPr>
@@ -8105,6 +8569,7 @@
     </w:tblStylePr>
     <w:tblStylePr w:type="lastRow">
       <w:rPr>
+        <w:rFonts w:eastAsia="黑体"/>
         <w:b/>
         <w:bCs/>
         <w:color w:themeColor="text2" w:val="1F497D"/>
@@ -8119,12 +8584,14 @@
     </w:tblStylePr>
     <w:tblStylePr w:type="firstCol">
       <w:rPr>
+        <w:rFonts w:eastAsia="黑体"/>
         <w:b/>
         <w:bCs/>
       </w:rPr>
     </w:tblStylePr>
     <w:tblStylePr w:type="lastCol">
       <w:rPr>
+        <w:rFonts w:eastAsia="黑体"/>
         <w:b/>
         <w:bCs/>
       </w:rPr>
@@ -8158,6 +8625,7 @@
       <w:spacing w:after="0" w:line="240" w:lineRule="auto"/>
     </w:pPr>
     <w:rPr>
+      <w:rFonts w:eastAsia="黑体"/>
       <w:color w:themeColor="text1" w:val="000000"/>
     </w:rPr>
     <w:tblPr>
@@ -8177,7 +8645,7 @@
     </w:tblPr>
     <w:tblStylePr w:type="firstRow">
       <w:rPr>
-        <w:rFonts w:asciiTheme="majorHAnsi" w:cstheme="majorBidi" w:eastAsiaTheme="majorEastAsia" w:hAnsiTheme="majorHAnsi"/>
+        <w:rFonts w:asciiTheme="majorHAnsi" w:cstheme="majorBidi" w:hAnsiTheme="majorHAnsi" w:eastAsia="黑体"/>
       </w:rPr>
       <w:tblPr/>
       <w:tcPr>
@@ -8189,6 +8657,7 @@
     </w:tblStylePr>
     <w:tblStylePr w:type="lastRow">
       <w:rPr>
+        <w:rFonts w:eastAsia="黑体"/>
         <w:b/>
         <w:bCs/>
         <w:color w:themeColor="text2" w:val="1F497D"/>
@@ -8203,12 +8672,14 @@
     </w:tblStylePr>
     <w:tblStylePr w:type="firstCol">
       <w:rPr>
+        <w:rFonts w:eastAsia="黑体"/>
         <w:b/>
         <w:bCs/>
       </w:rPr>
     </w:tblStylePr>
     <w:tblStylePr w:type="lastCol">
       <w:rPr>
+        <w:rFonts w:eastAsia="黑体"/>
         <w:b/>
         <w:bCs/>
       </w:rPr>
@@ -8242,6 +8713,7 @@
       <w:spacing w:after="0" w:line="240" w:lineRule="auto"/>
     </w:pPr>
     <w:rPr>
+      <w:rFonts w:eastAsia="黑体"/>
       <w:color w:themeColor="text1" w:val="000000"/>
     </w:rPr>
     <w:tblPr>
@@ -8261,7 +8733,7 @@
     </w:tblPr>
     <w:tblStylePr w:type="firstRow">
       <w:rPr>
-        <w:rFonts w:asciiTheme="majorHAnsi" w:cstheme="majorBidi" w:eastAsiaTheme="majorEastAsia" w:hAnsiTheme="majorHAnsi"/>
+        <w:rFonts w:asciiTheme="majorHAnsi" w:cstheme="majorBidi" w:hAnsiTheme="majorHAnsi" w:eastAsia="黑体"/>
       </w:rPr>
       <w:tblPr/>
       <w:tcPr>
@@ -8273,6 +8745,7 @@
     </w:tblStylePr>
     <w:tblStylePr w:type="lastRow">
       <w:rPr>
+        <w:rFonts w:eastAsia="黑体"/>
         <w:b/>
         <w:bCs/>
         <w:color w:themeColor="text2" w:val="1F497D"/>
@@ -8287,12 +8760,14 @@
     </w:tblStylePr>
     <w:tblStylePr w:type="firstCol">
       <w:rPr>
+        <w:rFonts w:eastAsia="黑体"/>
         <w:b/>
         <w:bCs/>
       </w:rPr>
     </w:tblStylePr>
     <w:tblStylePr w:type="lastCol">
       <w:rPr>
+        <w:rFonts w:eastAsia="黑体"/>
         <w:b/>
         <w:bCs/>
       </w:rPr>
@@ -8326,6 +8801,7 @@
       <w:spacing w:after="0" w:line="240" w:lineRule="auto"/>
     </w:pPr>
     <w:rPr>
+      <w:rFonts w:eastAsia="黑体"/>
       <w:color w:themeColor="text1" w:val="000000"/>
     </w:rPr>
     <w:tblPr>
@@ -8345,7 +8821,7 @@
     </w:tblPr>
     <w:tblStylePr w:type="firstRow">
       <w:rPr>
-        <w:rFonts w:asciiTheme="majorHAnsi" w:cstheme="majorBidi" w:eastAsiaTheme="majorEastAsia" w:hAnsiTheme="majorHAnsi"/>
+        <w:rFonts w:asciiTheme="majorHAnsi" w:cstheme="majorBidi" w:hAnsiTheme="majorHAnsi" w:eastAsia="黑体"/>
       </w:rPr>
       <w:tblPr/>
       <w:tcPr>
@@ -8357,6 +8833,7 @@
     </w:tblStylePr>
     <w:tblStylePr w:type="lastRow">
       <w:rPr>
+        <w:rFonts w:eastAsia="黑体"/>
         <w:b/>
         <w:bCs/>
         <w:color w:themeColor="text2" w:val="1F497D"/>
@@ -8371,12 +8848,14 @@
     </w:tblStylePr>
     <w:tblStylePr w:type="firstCol">
       <w:rPr>
+        <w:rFonts w:eastAsia="黑体"/>
         <w:b/>
         <w:bCs/>
       </w:rPr>
     </w:tblStylePr>
     <w:tblStylePr w:type="lastCol">
       <w:rPr>
+        <w:rFonts w:eastAsia="黑体"/>
         <w:b/>
         <w:bCs/>
       </w:rPr>
@@ -8410,6 +8889,7 @@
       <w:spacing w:after="0" w:line="240" w:lineRule="auto"/>
     </w:pPr>
     <w:rPr>
+      <w:rFonts w:eastAsia="黑体"/>
       <w:color w:themeColor="text1" w:val="000000"/>
     </w:rPr>
     <w:tblPr>
@@ -8429,7 +8909,7 @@
     </w:tblPr>
     <w:tblStylePr w:type="firstRow">
       <w:rPr>
-        <w:rFonts w:asciiTheme="majorHAnsi" w:cstheme="majorBidi" w:eastAsiaTheme="majorEastAsia" w:hAnsiTheme="majorHAnsi"/>
+        <w:rFonts w:asciiTheme="majorHAnsi" w:cstheme="majorBidi" w:hAnsiTheme="majorHAnsi" w:eastAsia="黑体"/>
       </w:rPr>
       <w:tblPr/>
       <w:tcPr>
@@ -8441,6 +8921,7 @@
     </w:tblStylePr>
     <w:tblStylePr w:type="lastRow">
       <w:rPr>
+        <w:rFonts w:eastAsia="黑体"/>
         <w:b/>
         <w:bCs/>
         <w:color w:themeColor="text2" w:val="1F497D"/>
@@ -8455,12 +8936,14 @@
     </w:tblStylePr>
     <w:tblStylePr w:type="firstCol">
       <w:rPr>
+        <w:rFonts w:eastAsia="黑体"/>
         <w:b/>
         <w:bCs/>
       </w:rPr>
     </w:tblStylePr>
     <w:tblStylePr w:type="lastCol">
       <w:rPr>
+        <w:rFonts w:eastAsia="黑体"/>
         <w:b/>
         <w:bCs/>
       </w:rPr>
@@ -8494,7 +8977,7 @@
       <w:spacing w:after="0" w:line="240" w:lineRule="auto"/>
     </w:pPr>
     <w:rPr>
-      <w:rFonts w:asciiTheme="majorHAnsi" w:cstheme="majorBidi" w:eastAsiaTheme="majorEastAsia" w:hAnsiTheme="majorHAnsi"/>
+      <w:rFonts w:asciiTheme="majorHAnsi" w:cstheme="majorBidi" w:hAnsiTheme="majorHAnsi" w:eastAsia="黑体"/>
       <w:color w:themeColor="text1" w:val="000000"/>
     </w:rPr>
     <w:tblPr>
@@ -8516,6 +8999,7 @@
     </w:tblPr>
     <w:tblStylePr w:type="firstRow">
       <w:rPr>
+        <w:rFonts w:eastAsia="黑体"/>
         <w:sz w:val="24"/>
         <w:szCs w:val="24"/>
       </w:rPr>
@@ -8622,7 +9106,7 @@
       <w:spacing w:after="0" w:line="240" w:lineRule="auto"/>
     </w:pPr>
     <w:rPr>
-      <w:rFonts w:asciiTheme="majorHAnsi" w:cstheme="majorBidi" w:eastAsiaTheme="majorEastAsia" w:hAnsiTheme="majorHAnsi"/>
+      <w:rFonts w:asciiTheme="majorHAnsi" w:cstheme="majorBidi" w:hAnsiTheme="majorHAnsi" w:eastAsia="黑体"/>
       <w:color w:themeColor="text1" w:val="000000"/>
     </w:rPr>
     <w:tblPr>
@@ -8644,6 +9128,7 @@
     </w:tblPr>
     <w:tblStylePr w:type="firstRow">
       <w:rPr>
+        <w:rFonts w:eastAsia="黑体"/>
         <w:sz w:val="24"/>
         <w:szCs w:val="24"/>
       </w:rPr>
@@ -8750,7 +9235,7 @@
       <w:spacing w:after="0" w:line="240" w:lineRule="auto"/>
     </w:pPr>
     <w:rPr>
-      <w:rFonts w:asciiTheme="majorHAnsi" w:cstheme="majorBidi" w:eastAsiaTheme="majorEastAsia" w:hAnsiTheme="majorHAnsi"/>
+      <w:rFonts w:asciiTheme="majorHAnsi" w:cstheme="majorBidi" w:hAnsiTheme="majorHAnsi" w:eastAsia="黑体"/>
       <w:color w:themeColor="text1" w:val="000000"/>
     </w:rPr>
     <w:tblPr>
@@ -8772,6 +9257,7 @@
     </w:tblPr>
     <w:tblStylePr w:type="firstRow">
       <w:rPr>
+        <w:rFonts w:eastAsia="黑体"/>
         <w:sz w:val="24"/>
         <w:szCs w:val="24"/>
       </w:rPr>
@@ -8878,7 +9364,7 @@
       <w:spacing w:after="0" w:line="240" w:lineRule="auto"/>
     </w:pPr>
     <w:rPr>
-      <w:rFonts w:asciiTheme="majorHAnsi" w:cstheme="majorBidi" w:eastAsiaTheme="majorEastAsia" w:hAnsiTheme="majorHAnsi"/>
+      <w:rFonts w:asciiTheme="majorHAnsi" w:cstheme="majorBidi" w:hAnsiTheme="majorHAnsi" w:eastAsia="黑体"/>
       <w:color w:themeColor="text1" w:val="000000"/>
     </w:rPr>
     <w:tblPr>
@@ -8900,6 +9386,7 @@
     </w:tblPr>
     <w:tblStylePr w:type="firstRow">
       <w:rPr>
+        <w:rFonts w:eastAsia="黑体"/>
         <w:sz w:val="24"/>
         <w:szCs w:val="24"/>
       </w:rPr>
@@ -9006,7 +9493,7 @@
       <w:spacing w:after="0" w:line="240" w:lineRule="auto"/>
     </w:pPr>
     <w:rPr>
-      <w:rFonts w:asciiTheme="majorHAnsi" w:cstheme="majorBidi" w:eastAsiaTheme="majorEastAsia" w:hAnsiTheme="majorHAnsi"/>
+      <w:rFonts w:asciiTheme="majorHAnsi" w:cstheme="majorBidi" w:hAnsiTheme="majorHAnsi" w:eastAsia="黑体"/>
       <w:color w:themeColor="text1" w:val="000000"/>
     </w:rPr>
     <w:tblPr>
@@ -9028,6 +9515,7 @@
     </w:tblPr>
     <w:tblStylePr w:type="firstRow">
       <w:rPr>
+        <w:rFonts w:eastAsia="黑体"/>
         <w:sz w:val="24"/>
         <w:szCs w:val="24"/>
       </w:rPr>
@@ -9134,7 +9622,7 @@
       <w:spacing w:after="0" w:line="240" w:lineRule="auto"/>
     </w:pPr>
     <w:rPr>
-      <w:rFonts w:asciiTheme="majorHAnsi" w:cstheme="majorBidi" w:eastAsiaTheme="majorEastAsia" w:hAnsiTheme="majorHAnsi"/>
+      <w:rFonts w:asciiTheme="majorHAnsi" w:cstheme="majorBidi" w:hAnsiTheme="majorHAnsi" w:eastAsia="黑体"/>
       <w:color w:themeColor="text1" w:val="000000"/>
     </w:rPr>
     <w:tblPr>
@@ -9156,6 +9644,7 @@
     </w:tblPr>
     <w:tblStylePr w:type="firstRow">
       <w:rPr>
+        <w:rFonts w:eastAsia="黑体"/>
         <w:sz w:val="24"/>
         <w:szCs w:val="24"/>
       </w:rPr>
@@ -9262,7 +9751,7 @@
       <w:spacing w:after="0" w:line="240" w:lineRule="auto"/>
     </w:pPr>
     <w:rPr>
-      <w:rFonts w:asciiTheme="majorHAnsi" w:cstheme="majorBidi" w:eastAsiaTheme="majorEastAsia" w:hAnsiTheme="majorHAnsi"/>
+      <w:rFonts w:asciiTheme="majorHAnsi" w:cstheme="majorBidi" w:hAnsiTheme="majorHAnsi" w:eastAsia="黑体"/>
       <w:color w:themeColor="text1" w:val="000000"/>
     </w:rPr>
     <w:tblPr>
@@ -9284,6 +9773,7 @@
     </w:tblPr>
     <w:tblStylePr w:type="firstRow">
       <w:rPr>
+        <w:rFonts w:eastAsia="黑体"/>
         <w:sz w:val="24"/>
         <w:szCs w:val="24"/>
       </w:rPr>
@@ -9413,12 +9903,14 @@
     </w:tcPr>
     <w:tblStylePr w:type="firstRow">
       <w:rPr>
+        <w:rFonts w:eastAsia="黑体"/>
         <w:b/>
         <w:bCs/>
       </w:rPr>
     </w:tblStylePr>
     <w:tblStylePr w:type="lastRow">
       <w:rPr>
+        <w:rFonts w:eastAsia="黑体"/>
         <w:b/>
         <w:bCs/>
       </w:rPr>
@@ -9431,12 +9923,14 @@
     </w:tblStylePr>
     <w:tblStylePr w:type="firstCol">
       <w:rPr>
+        <w:rFonts w:eastAsia="黑体"/>
         <w:b/>
         <w:bCs/>
       </w:rPr>
     </w:tblStylePr>
     <w:tblStylePr w:type="lastCol">
       <w:rPr>
+        <w:rFonts w:eastAsia="黑体"/>
         <w:b/>
         <w:bCs/>
       </w:rPr>
@@ -9486,12 +9980,14 @@
     </w:tcPr>
     <w:tblStylePr w:type="firstRow">
       <w:rPr>
+        <w:rFonts w:eastAsia="黑体"/>
         <w:b/>
         <w:bCs/>
       </w:rPr>
     </w:tblStylePr>
     <w:tblStylePr w:type="lastRow">
       <w:rPr>
+        <w:rFonts w:eastAsia="黑体"/>
         <w:b/>
         <w:bCs/>
       </w:rPr>
@@ -9504,12 +10000,14 @@
     </w:tblStylePr>
     <w:tblStylePr w:type="firstCol">
       <w:rPr>
+        <w:rFonts w:eastAsia="黑体"/>
         <w:b/>
         <w:bCs/>
       </w:rPr>
     </w:tblStylePr>
     <w:tblStylePr w:type="lastCol">
       <w:rPr>
+        <w:rFonts w:eastAsia="黑体"/>
         <w:b/>
         <w:bCs/>
       </w:rPr>
@@ -9559,12 +10057,14 @@
     </w:tcPr>
     <w:tblStylePr w:type="firstRow">
       <w:rPr>
+        <w:rFonts w:eastAsia="黑体"/>
         <w:b/>
         <w:bCs/>
       </w:rPr>
     </w:tblStylePr>
     <w:tblStylePr w:type="lastRow">
       <w:rPr>
+        <w:rFonts w:eastAsia="黑体"/>
         <w:b/>
         <w:bCs/>
       </w:rPr>
@@ -9577,12 +10077,14 @@
     </w:tblStylePr>
     <w:tblStylePr w:type="firstCol">
       <w:rPr>
+        <w:rFonts w:eastAsia="黑体"/>
         <w:b/>
         <w:bCs/>
       </w:rPr>
     </w:tblStylePr>
     <w:tblStylePr w:type="lastCol">
       <w:rPr>
+        <w:rFonts w:eastAsia="黑体"/>
         <w:b/>
         <w:bCs/>
       </w:rPr>
@@ -9632,12 +10134,14 @@
     </w:tcPr>
     <w:tblStylePr w:type="firstRow">
       <w:rPr>
+        <w:rFonts w:eastAsia="黑体"/>
         <w:b/>
         <w:bCs/>
       </w:rPr>
     </w:tblStylePr>
     <w:tblStylePr w:type="lastRow">
       <w:rPr>
+        <w:rFonts w:eastAsia="黑体"/>
         <w:b/>
         <w:bCs/>
       </w:rPr>
@@ -9650,12 +10154,14 @@
     </w:tblStylePr>
     <w:tblStylePr w:type="firstCol">
       <w:rPr>
+        <w:rFonts w:eastAsia="黑体"/>
         <w:b/>
         <w:bCs/>
       </w:rPr>
     </w:tblStylePr>
     <w:tblStylePr w:type="lastCol">
       <w:rPr>
+        <w:rFonts w:eastAsia="黑体"/>
         <w:b/>
         <w:bCs/>
       </w:rPr>
@@ -9705,12 +10211,14 @@
     </w:tcPr>
     <w:tblStylePr w:type="firstRow">
       <w:rPr>
+        <w:rFonts w:eastAsia="黑体"/>
         <w:b/>
         <w:bCs/>
       </w:rPr>
     </w:tblStylePr>
     <w:tblStylePr w:type="lastRow">
       <w:rPr>
+        <w:rFonts w:eastAsia="黑体"/>
         <w:b/>
         <w:bCs/>
       </w:rPr>
@@ -9723,12 +10231,14 @@
     </w:tblStylePr>
     <w:tblStylePr w:type="firstCol">
       <w:rPr>
+        <w:rFonts w:eastAsia="黑体"/>
         <w:b/>
         <w:bCs/>
       </w:rPr>
     </w:tblStylePr>
     <w:tblStylePr w:type="lastCol">
       <w:rPr>
+        <w:rFonts w:eastAsia="黑体"/>
         <w:b/>
         <w:bCs/>
       </w:rPr>
@@ -9778,12 +10288,14 @@
     </w:tcPr>
     <w:tblStylePr w:type="firstRow">
       <w:rPr>
+        <w:rFonts w:eastAsia="黑体"/>
         <w:b/>
         <w:bCs/>
       </w:rPr>
     </w:tblStylePr>
     <w:tblStylePr w:type="lastRow">
       <w:rPr>
+        <w:rFonts w:eastAsia="黑体"/>
         <w:b/>
         <w:bCs/>
       </w:rPr>
@@ -9796,12 +10308,14 @@
     </w:tblStylePr>
     <w:tblStylePr w:type="firstCol">
       <w:rPr>
+        <w:rFonts w:eastAsia="黑体"/>
         <w:b/>
         <w:bCs/>
       </w:rPr>
     </w:tblStylePr>
     <w:tblStylePr w:type="lastCol">
       <w:rPr>
+        <w:rFonts w:eastAsia="黑体"/>
         <w:b/>
         <w:bCs/>
       </w:rPr>
@@ -9851,12 +10365,14 @@
     </w:tcPr>
     <w:tblStylePr w:type="firstRow">
       <w:rPr>
+        <w:rFonts w:eastAsia="黑体"/>
         <w:b/>
         <w:bCs/>
       </w:rPr>
     </w:tblStylePr>
     <w:tblStylePr w:type="lastRow">
       <w:rPr>
+        <w:rFonts w:eastAsia="黑体"/>
         <w:b/>
         <w:bCs/>
       </w:rPr>
@@ -9869,12 +10385,14 @@
     </w:tblStylePr>
     <w:tblStylePr w:type="firstCol">
       <w:rPr>
+        <w:rFonts w:eastAsia="黑体"/>
         <w:b/>
         <w:bCs/>
       </w:rPr>
     </w:tblStylePr>
     <w:tblStylePr w:type="lastCol">
       <w:rPr>
+        <w:rFonts w:eastAsia="黑体"/>
         <w:b/>
         <w:bCs/>
       </w:rPr>
@@ -9901,7 +10419,7 @@
       <w:spacing w:after="0" w:line="240" w:lineRule="auto"/>
     </w:pPr>
     <w:rPr>
-      <w:rFonts w:asciiTheme="majorHAnsi" w:cstheme="majorBidi" w:eastAsiaTheme="majorEastAsia" w:hAnsiTheme="majorHAnsi"/>
+      <w:rFonts w:asciiTheme="majorHAnsi" w:cstheme="majorBidi" w:hAnsiTheme="majorHAnsi" w:eastAsia="黑体"/>
       <w:color w:themeColor="text1" w:val="000000"/>
     </w:rPr>
     <w:tblPr>
@@ -9928,6 +10446,7 @@
     </w:tcPr>
     <w:tblStylePr w:type="firstRow">
       <w:rPr>
+        <w:rFonts w:eastAsia="黑体"/>
         <w:b/>
         <w:bCs/>
         <w:color w:themeColor="text1" w:val="000000"/>
@@ -9939,6 +10458,7 @@
     </w:tblStylePr>
     <w:tblStylePr w:type="lastRow">
       <w:rPr>
+        <w:rFonts w:eastAsia="黑体"/>
         <w:b/>
         <w:bCs/>
         <w:color w:themeColor="text1" w:val="000000"/>
@@ -9958,6 +10478,7 @@
     </w:tblStylePr>
     <w:tblStylePr w:type="firstCol">
       <w:rPr>
+        <w:rFonts w:eastAsia="黑体"/>
         <w:b/>
         <w:bCs/>
         <w:color w:themeColor="text1" w:val="000000"/>
@@ -9977,6 +10498,7 @@
     </w:tblStylePr>
     <w:tblStylePr w:type="lastCol">
       <w:rPr>
+        <w:rFonts w:eastAsia="黑体"/>
         <w:b w:val="0"/>
         <w:bCs w:val="0"/>
         <w:color w:themeColor="text1" w:val="000000"/>
@@ -10026,7 +10548,7 @@
       <w:spacing w:after="0" w:line="240" w:lineRule="auto"/>
     </w:pPr>
     <w:rPr>
-      <w:rFonts w:asciiTheme="majorHAnsi" w:cstheme="majorBidi" w:eastAsiaTheme="majorEastAsia" w:hAnsiTheme="majorHAnsi"/>
+      <w:rFonts w:asciiTheme="majorHAnsi" w:cstheme="majorBidi" w:hAnsiTheme="majorHAnsi" w:eastAsia="黑体"/>
       <w:color w:themeColor="text1" w:val="000000"/>
     </w:rPr>
     <w:tblPr>
@@ -10053,6 +10575,7 @@
     </w:tcPr>
     <w:tblStylePr w:type="firstRow">
       <w:rPr>
+        <w:rFonts w:eastAsia="黑体"/>
         <w:b/>
         <w:bCs/>
         <w:color w:themeColor="text1" w:val="000000"/>
@@ -10064,6 +10587,7 @@
     </w:tblStylePr>
     <w:tblStylePr w:type="lastRow">
       <w:rPr>
+        <w:rFonts w:eastAsia="黑体"/>
         <w:b/>
         <w:bCs/>
         <w:color w:themeColor="text1" w:val="000000"/>
@@ -10083,6 +10607,7 @@
     </w:tblStylePr>
     <w:tblStylePr w:type="firstCol">
       <w:rPr>
+        <w:rFonts w:eastAsia="黑体"/>
         <w:b/>
         <w:bCs/>
         <w:color w:themeColor="text1" w:val="000000"/>
@@ -10102,6 +10627,7 @@
     </w:tblStylePr>
     <w:tblStylePr w:type="lastCol">
       <w:rPr>
+        <w:rFonts w:eastAsia="黑体"/>
         <w:b w:val="0"/>
         <w:bCs w:val="0"/>
         <w:color w:themeColor="text1" w:val="000000"/>
@@ -10151,7 +10677,7 @@
       <w:spacing w:after="0" w:line="240" w:lineRule="auto"/>
     </w:pPr>
     <w:rPr>
-      <w:rFonts w:asciiTheme="majorHAnsi" w:cstheme="majorBidi" w:eastAsiaTheme="majorEastAsia" w:hAnsiTheme="majorHAnsi"/>
+      <w:rFonts w:asciiTheme="majorHAnsi" w:cstheme="majorBidi" w:hAnsiTheme="majorHAnsi" w:eastAsia="黑体"/>
       <w:color w:themeColor="text1" w:val="000000"/>
     </w:rPr>
     <w:tblPr>
@@ -10178,6 +10704,7 @@
     </w:tcPr>
     <w:tblStylePr w:type="firstRow">
       <w:rPr>
+        <w:rFonts w:eastAsia="黑体"/>
         <w:b/>
         <w:bCs/>
         <w:color w:themeColor="text1" w:val="000000"/>
@@ -10189,6 +10716,7 @@
     </w:tblStylePr>
     <w:tblStylePr w:type="lastRow">
       <w:rPr>
+        <w:rFonts w:eastAsia="黑体"/>
         <w:b/>
         <w:bCs/>
         <w:color w:themeColor="text1" w:val="000000"/>
@@ -10208,6 +10736,7 @@
     </w:tblStylePr>
     <w:tblStylePr w:type="firstCol">
       <w:rPr>
+        <w:rFonts w:eastAsia="黑体"/>
         <w:b/>
         <w:bCs/>
         <w:color w:themeColor="text1" w:val="000000"/>
@@ -10227,6 +10756,7 @@
     </w:tblStylePr>
     <w:tblStylePr w:type="lastCol">
       <w:rPr>
+        <w:rFonts w:eastAsia="黑体"/>
         <w:b w:val="0"/>
         <w:bCs w:val="0"/>
         <w:color w:themeColor="text1" w:val="000000"/>
@@ -10276,7 +10806,7 @@
       <w:spacing w:after="0" w:line="240" w:lineRule="auto"/>
     </w:pPr>
     <w:rPr>
-      <w:rFonts w:asciiTheme="majorHAnsi" w:cstheme="majorBidi" w:eastAsiaTheme="majorEastAsia" w:hAnsiTheme="majorHAnsi"/>
+      <w:rFonts w:asciiTheme="majorHAnsi" w:cstheme="majorBidi" w:hAnsiTheme="majorHAnsi" w:eastAsia="黑体"/>
       <w:color w:themeColor="text1" w:val="000000"/>
     </w:rPr>
     <w:tblPr>
@@ -10303,6 +10833,7 @@
     </w:tcPr>
     <w:tblStylePr w:type="firstRow">
       <w:rPr>
+        <w:rFonts w:eastAsia="黑体"/>
         <w:b/>
         <w:bCs/>
         <w:color w:themeColor="text1" w:val="000000"/>
@@ -10314,6 +10845,7 @@
     </w:tblStylePr>
     <w:tblStylePr w:type="lastRow">
       <w:rPr>
+        <w:rFonts w:eastAsia="黑体"/>
         <w:b/>
         <w:bCs/>
         <w:color w:themeColor="text1" w:val="000000"/>
@@ -10333,6 +10865,7 @@
     </w:tblStylePr>
     <w:tblStylePr w:type="firstCol">
       <w:rPr>
+        <w:rFonts w:eastAsia="黑体"/>
         <w:b/>
         <w:bCs/>
         <w:color w:themeColor="text1" w:val="000000"/>
@@ -10352,6 +10885,7 @@
     </w:tblStylePr>
     <w:tblStylePr w:type="lastCol">
       <w:rPr>
+        <w:rFonts w:eastAsia="黑体"/>
         <w:b w:val="0"/>
         <w:bCs w:val="0"/>
         <w:color w:themeColor="text1" w:val="000000"/>
@@ -10401,7 +10935,7 @@
       <w:spacing w:after="0" w:line="240" w:lineRule="auto"/>
     </w:pPr>
     <w:rPr>
-      <w:rFonts w:asciiTheme="majorHAnsi" w:cstheme="majorBidi" w:eastAsiaTheme="majorEastAsia" w:hAnsiTheme="majorHAnsi"/>
+      <w:rFonts w:asciiTheme="majorHAnsi" w:cstheme="majorBidi" w:hAnsiTheme="majorHAnsi" w:eastAsia="黑体"/>
       <w:color w:themeColor="text1" w:val="000000"/>
     </w:rPr>
     <w:tblPr>
@@ -10428,6 +10962,7 @@
     </w:tcPr>
     <w:tblStylePr w:type="firstRow">
       <w:rPr>
+        <w:rFonts w:eastAsia="黑体"/>
         <w:b/>
         <w:bCs/>
         <w:color w:themeColor="text1" w:val="000000"/>
@@ -10439,6 +10974,7 @@
     </w:tblStylePr>
     <w:tblStylePr w:type="lastRow">
       <w:rPr>
+        <w:rFonts w:eastAsia="黑体"/>
         <w:b/>
         <w:bCs/>
         <w:color w:themeColor="text1" w:val="000000"/>
@@ -10458,6 +10994,7 @@
     </w:tblStylePr>
     <w:tblStylePr w:type="firstCol">
       <w:rPr>
+        <w:rFonts w:eastAsia="黑体"/>
         <w:b/>
         <w:bCs/>
         <w:color w:themeColor="text1" w:val="000000"/>
@@ -10477,6 +11014,7 @@
     </w:tblStylePr>
     <w:tblStylePr w:type="lastCol">
       <w:rPr>
+        <w:rFonts w:eastAsia="黑体"/>
         <w:b w:val="0"/>
         <w:bCs w:val="0"/>
         <w:color w:themeColor="text1" w:val="000000"/>
@@ -10526,7 +11064,7 @@
       <w:spacing w:after="0" w:line="240" w:lineRule="auto"/>
     </w:pPr>
     <w:rPr>
-      <w:rFonts w:asciiTheme="majorHAnsi" w:cstheme="majorBidi" w:eastAsiaTheme="majorEastAsia" w:hAnsiTheme="majorHAnsi"/>
+      <w:rFonts w:asciiTheme="majorHAnsi" w:cstheme="majorBidi" w:hAnsiTheme="majorHAnsi" w:eastAsia="黑体"/>
       <w:color w:themeColor="text1" w:val="000000"/>
     </w:rPr>
     <w:tblPr>
@@ -10553,6 +11091,7 @@
     </w:tcPr>
     <w:tblStylePr w:type="firstRow">
       <w:rPr>
+        <w:rFonts w:eastAsia="黑体"/>
         <w:b/>
         <w:bCs/>
         <w:color w:themeColor="text1" w:val="000000"/>
@@ -10564,6 +11103,7 @@
     </w:tblStylePr>
     <w:tblStylePr w:type="lastRow">
       <w:rPr>
+        <w:rFonts w:eastAsia="黑体"/>
         <w:b/>
         <w:bCs/>
         <w:color w:themeColor="text1" w:val="000000"/>
@@ -10583,6 +11123,7 @@
     </w:tblStylePr>
     <w:tblStylePr w:type="firstCol">
       <w:rPr>
+        <w:rFonts w:eastAsia="黑体"/>
         <w:b/>
         <w:bCs/>
         <w:color w:themeColor="text1" w:val="000000"/>
@@ -10602,6 +11143,7 @@
     </w:tblStylePr>
     <w:tblStylePr w:type="lastCol">
       <w:rPr>
+        <w:rFonts w:eastAsia="黑体"/>
         <w:b w:val="0"/>
         <w:bCs w:val="0"/>
         <w:color w:themeColor="text1" w:val="000000"/>
@@ -10651,7 +11193,7 @@
       <w:spacing w:after="0" w:line="240" w:lineRule="auto"/>
     </w:pPr>
     <w:rPr>
-      <w:rFonts w:asciiTheme="majorHAnsi" w:cstheme="majorBidi" w:eastAsiaTheme="majorEastAsia" w:hAnsiTheme="majorHAnsi"/>
+      <w:rFonts w:asciiTheme="majorHAnsi" w:cstheme="majorBidi" w:hAnsiTheme="majorHAnsi" w:eastAsia="黑体"/>
       <w:color w:themeColor="text1" w:val="000000"/>
     </w:rPr>
     <w:tblPr>
@@ -10678,6 +11220,7 @@
     </w:tcPr>
     <w:tblStylePr w:type="firstRow">
       <w:rPr>
+        <w:rFonts w:eastAsia="黑体"/>
         <w:b/>
         <w:bCs/>
         <w:color w:themeColor="text1" w:val="000000"/>
@@ -10689,6 +11232,7 @@
     </w:tblStylePr>
     <w:tblStylePr w:type="lastRow">
       <w:rPr>
+        <w:rFonts w:eastAsia="黑体"/>
         <w:b/>
         <w:bCs/>
         <w:color w:themeColor="text1" w:val="000000"/>
@@ -10708,6 +11252,7 @@
     </w:tblStylePr>
     <w:tblStylePr w:type="firstCol">
       <w:rPr>
+        <w:rFonts w:eastAsia="黑体"/>
         <w:b/>
         <w:bCs/>
         <w:color w:themeColor="text1" w:val="000000"/>
@@ -10727,6 +11272,7 @@
     </w:tblStylePr>
     <w:tblStylePr w:type="lastCol">
       <w:rPr>
+        <w:rFonts w:eastAsia="黑体"/>
         <w:b w:val="0"/>
         <w:bCs w:val="0"/>
         <w:color w:themeColor="text1" w:val="000000"/>
@@ -10799,6 +11345,7 @@
     </w:tcPr>
     <w:tblStylePr w:type="firstRow">
       <w:rPr>
+        <w:rFonts w:eastAsia="黑体"/>
         <w:b/>
         <w:bCs/>
         <w:i w:val="0"/>
@@ -10820,6 +11367,7 @@
     </w:tblStylePr>
     <w:tblStylePr w:type="lastRow">
       <w:rPr>
+        <w:rFonts w:eastAsia="黑体"/>
         <w:b/>
         <w:bCs/>
         <w:i w:val="0"/>
@@ -10841,6 +11389,7 @@
     </w:tblStylePr>
     <w:tblStylePr w:type="firstCol">
       <w:rPr>
+        <w:rFonts w:eastAsia="黑体"/>
         <w:b/>
         <w:bCs/>
         <w:i w:val="0"/>
@@ -10860,6 +11409,7 @@
     </w:tblStylePr>
     <w:tblStylePr w:type="lastCol">
       <w:rPr>
+        <w:rFonts w:eastAsia="黑体"/>
         <w:b/>
         <w:bCs/>
         <w:i w:val="0"/>
@@ -10940,6 +11490,7 @@
     </w:tcPr>
     <w:tblStylePr w:type="firstRow">
       <w:rPr>
+        <w:rFonts w:eastAsia="黑体"/>
         <w:b/>
         <w:bCs/>
         <w:i w:val="0"/>
@@ -10961,6 +11512,7 @@
     </w:tblStylePr>
     <w:tblStylePr w:type="lastRow">
       <w:rPr>
+        <w:rFonts w:eastAsia="黑体"/>
         <w:b/>
         <w:bCs/>
         <w:i w:val="0"/>
@@ -10982,6 +11534,7 @@
     </w:tblStylePr>
     <w:tblStylePr w:type="firstCol">
       <w:rPr>
+        <w:rFonts w:eastAsia="黑体"/>
         <w:b/>
         <w:bCs/>
         <w:i w:val="0"/>
@@ -11001,6 +11554,7 @@
     </w:tblStylePr>
     <w:tblStylePr w:type="lastCol">
       <w:rPr>
+        <w:rFonts w:eastAsia="黑体"/>
         <w:b/>
         <w:bCs/>
         <w:i w:val="0"/>
@@ -11081,6 +11635,7 @@
     </w:tcPr>
     <w:tblStylePr w:type="firstRow">
       <w:rPr>
+        <w:rFonts w:eastAsia="黑体"/>
         <w:b/>
         <w:bCs/>
         <w:i w:val="0"/>
@@ -11102,6 +11657,7 @@
     </w:tblStylePr>
     <w:tblStylePr w:type="lastRow">
       <w:rPr>
+        <w:rFonts w:eastAsia="黑体"/>
         <w:b/>
         <w:bCs/>
         <w:i w:val="0"/>
@@ -11123,6 +11679,7 @@
     </w:tblStylePr>
     <w:tblStylePr w:type="firstCol">
       <w:rPr>
+        <w:rFonts w:eastAsia="黑体"/>
         <w:b/>
         <w:bCs/>
         <w:i w:val="0"/>
@@ -11142,6 +11699,7 @@
     </w:tblStylePr>
     <w:tblStylePr w:type="lastCol">
       <w:rPr>
+        <w:rFonts w:eastAsia="黑体"/>
         <w:b/>
         <w:bCs/>
         <w:i w:val="0"/>
@@ -11222,6 +11780,7 @@
     </w:tcPr>
     <w:tblStylePr w:type="firstRow">
       <w:rPr>
+        <w:rFonts w:eastAsia="黑体"/>
         <w:b/>
         <w:bCs/>
         <w:i w:val="0"/>
@@ -11243,6 +11802,7 @@
     </w:tblStylePr>
     <w:tblStylePr w:type="lastRow">
       <w:rPr>
+        <w:rFonts w:eastAsia="黑体"/>
         <w:b/>
         <w:bCs/>
         <w:i w:val="0"/>
@@ -11264,6 +11824,7 @@
     </w:tblStylePr>
     <w:tblStylePr w:type="firstCol">
       <w:rPr>
+        <w:rFonts w:eastAsia="黑体"/>
         <w:b/>
         <w:bCs/>
         <w:i w:val="0"/>
@@ -11283,6 +11844,7 @@
     </w:tblStylePr>
     <w:tblStylePr w:type="lastCol">
       <w:rPr>
+        <w:rFonts w:eastAsia="黑体"/>
         <w:b/>
         <w:bCs/>
         <w:i w:val="0"/>
@@ -11363,6 +11925,7 @@
     </w:tcPr>
     <w:tblStylePr w:type="firstRow">
       <w:rPr>
+        <w:rFonts w:eastAsia="黑体"/>
         <w:b/>
         <w:bCs/>
         <w:i w:val="0"/>
@@ -11384,6 +11947,7 @@
     </w:tblStylePr>
     <w:tblStylePr w:type="lastRow">
       <w:rPr>
+        <w:rFonts w:eastAsia="黑体"/>
         <w:b/>
         <w:bCs/>
         <w:i w:val="0"/>
@@ -11405,6 +11969,7 @@
     </w:tblStylePr>
     <w:tblStylePr w:type="firstCol">
       <w:rPr>
+        <w:rFonts w:eastAsia="黑体"/>
         <w:b/>
         <w:bCs/>
         <w:i w:val="0"/>
@@ -11424,6 +11989,7 @@
     </w:tblStylePr>
     <w:tblStylePr w:type="lastCol">
       <w:rPr>
+        <w:rFonts w:eastAsia="黑体"/>
         <w:b/>
         <w:bCs/>
         <w:i w:val="0"/>
@@ -11504,6 +12070,7 @@
     </w:tcPr>
     <w:tblStylePr w:type="firstRow">
       <w:rPr>
+        <w:rFonts w:eastAsia="黑体"/>
         <w:b/>
         <w:bCs/>
         <w:i w:val="0"/>
@@ -11525,6 +12092,7 @@
     </w:tblStylePr>
     <w:tblStylePr w:type="lastRow">
       <w:rPr>
+        <w:rFonts w:eastAsia="黑体"/>
         <w:b/>
         <w:bCs/>
         <w:i w:val="0"/>
@@ -11546,6 +12114,7 @@
     </w:tblStylePr>
     <w:tblStylePr w:type="firstCol">
       <w:rPr>
+        <w:rFonts w:eastAsia="黑体"/>
         <w:b/>
         <w:bCs/>
         <w:i w:val="0"/>
@@ -11565,6 +12134,7 @@
     </w:tblStylePr>
     <w:tblStylePr w:type="lastCol">
       <w:rPr>
+        <w:rFonts w:eastAsia="黑体"/>
         <w:b/>
         <w:bCs/>
         <w:i w:val="0"/>
@@ -11645,6 +12215,7 @@
     </w:tcPr>
     <w:tblStylePr w:type="firstRow">
       <w:rPr>
+        <w:rFonts w:eastAsia="黑体"/>
         <w:b/>
         <w:bCs/>
         <w:i w:val="0"/>
@@ -11666,6 +12237,7 @@
     </w:tblStylePr>
     <w:tblStylePr w:type="lastRow">
       <w:rPr>
+        <w:rFonts w:eastAsia="黑体"/>
         <w:b/>
         <w:bCs/>
         <w:i w:val="0"/>
@@ -11687,6 +12259,7 @@
     </w:tblStylePr>
     <w:tblStylePr w:type="firstCol">
       <w:rPr>
+        <w:rFonts w:eastAsia="黑体"/>
         <w:b/>
         <w:bCs/>
         <w:i w:val="0"/>
@@ -11706,6 +12279,7 @@
     </w:tblStylePr>
     <w:tblStylePr w:type="lastCol">
       <w:rPr>
+        <w:rFonts w:eastAsia="黑体"/>
         <w:b/>
         <w:bCs/>
         <w:i w:val="0"/>
@@ -11763,6 +12337,7 @@
       <w:spacing w:after="0" w:line="240" w:lineRule="auto"/>
     </w:pPr>
     <w:rPr>
+      <w:rFonts w:eastAsia="黑体"/>
       <w:color w:themeColor="background1" w:val="FFFFFF"/>
     </w:rPr>
     <w:tblPr>
@@ -11781,6 +12356,7 @@
     </w:tcPr>
     <w:tblStylePr w:type="firstRow">
       <w:rPr>
+        <w:rFonts w:eastAsia="黑体"/>
         <w:b/>
         <w:bCs/>
       </w:rPr>
@@ -11877,6 +12453,7 @@
       <w:spacing w:after="0" w:line="240" w:lineRule="auto"/>
     </w:pPr>
     <w:rPr>
+      <w:rFonts w:eastAsia="黑体"/>
       <w:color w:themeColor="background1" w:val="FFFFFF"/>
     </w:rPr>
     <w:tblPr>
@@ -11895,6 +12472,7 @@
     </w:tcPr>
     <w:tblStylePr w:type="firstRow">
       <w:rPr>
+        <w:rFonts w:eastAsia="黑体"/>
         <w:b/>
         <w:bCs/>
       </w:rPr>
@@ -11991,6 +12569,7 @@
       <w:spacing w:after="0" w:line="240" w:lineRule="auto"/>
     </w:pPr>
     <w:rPr>
+      <w:rFonts w:eastAsia="黑体"/>
       <w:color w:themeColor="background1" w:val="FFFFFF"/>
     </w:rPr>
     <w:tblPr>
@@ -12009,6 +12588,7 @@
     </w:tcPr>
     <w:tblStylePr w:type="firstRow">
       <w:rPr>
+        <w:rFonts w:eastAsia="黑体"/>
         <w:b/>
         <w:bCs/>
       </w:rPr>
@@ -12105,6 +12685,7 @@
       <w:spacing w:after="0" w:line="240" w:lineRule="auto"/>
     </w:pPr>
     <w:rPr>
+      <w:rFonts w:eastAsia="黑体"/>
       <w:color w:themeColor="background1" w:val="FFFFFF"/>
     </w:rPr>
     <w:tblPr>
@@ -12123,6 +12704,7 @@
     </w:tcPr>
     <w:tblStylePr w:type="firstRow">
       <w:rPr>
+        <w:rFonts w:eastAsia="黑体"/>
         <w:b/>
         <w:bCs/>
       </w:rPr>
@@ -12219,6 +12801,7 @@
       <w:spacing w:after="0" w:line="240" w:lineRule="auto"/>
     </w:pPr>
     <w:rPr>
+      <w:rFonts w:eastAsia="黑体"/>
       <w:color w:themeColor="background1" w:val="FFFFFF"/>
     </w:rPr>
     <w:tblPr>
@@ -12237,6 +12820,7 @@
     </w:tcPr>
     <w:tblStylePr w:type="firstRow">
       <w:rPr>
+        <w:rFonts w:eastAsia="黑体"/>
         <w:b/>
         <w:bCs/>
       </w:rPr>
@@ -12333,6 +12917,7 @@
       <w:spacing w:after="0" w:line="240" w:lineRule="auto"/>
     </w:pPr>
     <w:rPr>
+      <w:rFonts w:eastAsia="黑体"/>
       <w:color w:themeColor="background1" w:val="FFFFFF"/>
     </w:rPr>
     <w:tblPr>
@@ -12351,6 +12936,7 @@
     </w:tcPr>
     <w:tblStylePr w:type="firstRow">
       <w:rPr>
+        <w:rFonts w:eastAsia="黑体"/>
         <w:b/>
         <w:bCs/>
       </w:rPr>
@@ -12447,6 +13033,7 @@
       <w:spacing w:after="0" w:line="240" w:lineRule="auto"/>
     </w:pPr>
     <w:rPr>
+      <w:rFonts w:eastAsia="黑体"/>
       <w:color w:themeColor="background1" w:val="FFFFFF"/>
     </w:rPr>
     <w:tblPr>
@@ -12465,6 +13052,7 @@
     </w:tcPr>
     <w:tblStylePr w:type="firstRow">
       <w:rPr>
+        <w:rFonts w:eastAsia="黑体"/>
         <w:b/>
         <w:bCs/>
       </w:rPr>
@@ -12561,6 +13149,7 @@
       <w:spacing w:after="0" w:line="240" w:lineRule="auto"/>
     </w:pPr>
     <w:rPr>
+      <w:rFonts w:eastAsia="黑体"/>
       <w:color w:themeColor="text1" w:val="000000"/>
     </w:rPr>
     <w:tblPr>
@@ -12587,6 +13176,7 @@
     </w:tcPr>
     <w:tblStylePr w:type="firstRow">
       <w:rPr>
+        <w:rFonts w:eastAsia="黑体"/>
         <w:b/>
         <w:bCs/>
       </w:rPr>
@@ -12605,6 +13195,7 @@
     </w:tblStylePr>
     <w:tblStylePr w:type="lastRow">
       <w:rPr>
+        <w:rFonts w:eastAsia="黑体"/>
         <w:b/>
         <w:bCs/>
         <w:color w:themeColor="background1" w:val="FFFFFF"/>
@@ -12619,6 +13210,7 @@
     </w:tblStylePr>
     <w:tblStylePr w:type="firstCol">
       <w:rPr>
+        <w:rFonts w:eastAsia="黑体"/>
         <w:color w:themeColor="background1" w:val="FFFFFF"/>
       </w:rPr>
       <w:tblPr/>
@@ -12636,6 +13228,7 @@
     </w:tblStylePr>
     <w:tblStylePr w:type="lastCol">
       <w:rPr>
+        <w:rFonts w:eastAsia="黑体"/>
         <w:color w:themeColor="background1" w:val="FFFFFF"/>
       </w:rPr>
       <w:tblPr/>
@@ -12665,11 +13258,13 @@
     </w:tblStylePr>
     <w:tblStylePr w:type="neCell">
       <w:rPr>
+        <w:rFonts w:eastAsia="黑体"/>
         <w:color w:themeColor="text1" w:val="000000"/>
       </w:rPr>
     </w:tblStylePr>
     <w:tblStylePr w:type="nwCell">
       <w:rPr>
+        <w:rFonts w:eastAsia="黑体"/>
         <w:color w:themeColor="text1" w:val="000000"/>
       </w:rPr>
     </w:tblStylePr>
@@ -12683,6 +13278,7 @@
       <w:spacing w:after="0" w:line="240" w:lineRule="auto"/>
     </w:pPr>
     <w:rPr>
+      <w:rFonts w:eastAsia="黑体"/>
       <w:color w:themeColor="text1" w:val="000000"/>
     </w:rPr>
     <w:tblPr>
@@ -12709,6 +13305,7 @@
     </w:tcPr>
     <w:tblStylePr w:type="firstRow">
       <w:rPr>
+        <w:rFonts w:eastAsia="黑体"/>
         <w:b/>
         <w:bCs/>
       </w:rPr>
@@ -12727,6 +13324,7 @@
     </w:tblStylePr>
     <w:tblStylePr w:type="lastRow">
       <w:rPr>
+        <w:rFonts w:eastAsia="黑体"/>
         <w:b/>
         <w:bCs/>
         <w:color w:themeColor="background1" w:val="FFFFFF"/>
@@ -12741,6 +13339,7 @@
     </w:tblStylePr>
     <w:tblStylePr w:type="firstCol">
       <w:rPr>
+        <w:rFonts w:eastAsia="黑体"/>
         <w:color w:themeColor="background1" w:val="FFFFFF"/>
       </w:rPr>
       <w:tblPr/>
@@ -12758,6 +13357,7 @@
     </w:tblStylePr>
     <w:tblStylePr w:type="lastCol">
       <w:rPr>
+        <w:rFonts w:eastAsia="黑体"/>
         <w:color w:themeColor="background1" w:val="FFFFFF"/>
       </w:rPr>
       <w:tblPr/>
@@ -12787,11 +13387,13 @@
     </w:tblStylePr>
     <w:tblStylePr w:type="neCell">
       <w:rPr>
+        <w:rFonts w:eastAsia="黑体"/>
         <w:color w:themeColor="text1" w:val="000000"/>
       </w:rPr>
     </w:tblStylePr>
     <w:tblStylePr w:type="nwCell">
       <w:rPr>
+        <w:rFonts w:eastAsia="黑体"/>
         <w:color w:themeColor="text1" w:val="000000"/>
       </w:rPr>
     </w:tblStylePr>
@@ -12805,6 +13407,7 @@
       <w:spacing w:after="0" w:line="240" w:lineRule="auto"/>
     </w:pPr>
     <w:rPr>
+      <w:rFonts w:eastAsia="黑体"/>
       <w:color w:themeColor="text1" w:val="000000"/>
     </w:rPr>
     <w:tblPr>
@@ -12831,6 +13434,7 @@
     </w:tcPr>
     <w:tblStylePr w:type="firstRow">
       <w:rPr>
+        <w:rFonts w:eastAsia="黑体"/>
         <w:b/>
         <w:bCs/>
       </w:rPr>
@@ -12849,6 +13453,7 @@
     </w:tblStylePr>
     <w:tblStylePr w:type="lastRow">
       <w:rPr>
+        <w:rFonts w:eastAsia="黑体"/>
         <w:b/>
         <w:bCs/>
         <w:color w:themeColor="background1" w:val="FFFFFF"/>
@@ -12863,6 +13468,7 @@
     </w:tblStylePr>
     <w:tblStylePr w:type="firstCol">
       <w:rPr>
+        <w:rFonts w:eastAsia="黑体"/>
         <w:color w:themeColor="background1" w:val="FFFFFF"/>
       </w:rPr>
       <w:tblPr/>
@@ -12880,6 +13486,7 @@
     </w:tblStylePr>
     <w:tblStylePr w:type="lastCol">
       <w:rPr>
+        <w:rFonts w:eastAsia="黑体"/>
         <w:color w:themeColor="background1" w:val="FFFFFF"/>
       </w:rPr>
       <w:tblPr/>
@@ -12909,11 +13516,13 @@
     </w:tblStylePr>
     <w:tblStylePr w:type="neCell">
       <w:rPr>
+        <w:rFonts w:eastAsia="黑体"/>
         <w:color w:themeColor="text1" w:val="000000"/>
       </w:rPr>
     </w:tblStylePr>
     <w:tblStylePr w:type="nwCell">
       <w:rPr>
+        <w:rFonts w:eastAsia="黑体"/>
         <w:color w:themeColor="text1" w:val="000000"/>
       </w:rPr>
     </w:tblStylePr>
@@ -12927,6 +13536,7 @@
       <w:spacing w:after="0" w:line="240" w:lineRule="auto"/>
     </w:pPr>
     <w:rPr>
+      <w:rFonts w:eastAsia="黑体"/>
       <w:color w:themeColor="text1" w:val="000000"/>
     </w:rPr>
     <w:tblPr>
@@ -12953,6 +13563,7 @@
     </w:tcPr>
     <w:tblStylePr w:type="firstRow">
       <w:rPr>
+        <w:rFonts w:eastAsia="黑体"/>
         <w:b/>
         <w:bCs/>
       </w:rPr>
@@ -12971,6 +13582,7 @@
     </w:tblStylePr>
     <w:tblStylePr w:type="lastRow">
       <w:rPr>
+        <w:rFonts w:eastAsia="黑体"/>
         <w:b/>
         <w:bCs/>
         <w:color w:themeColor="background1" w:val="FFFFFF"/>
@@ -12985,6 +13597,7 @@
     </w:tblStylePr>
     <w:tblStylePr w:type="firstCol">
       <w:rPr>
+        <w:rFonts w:eastAsia="黑体"/>
         <w:color w:themeColor="background1" w:val="FFFFFF"/>
       </w:rPr>
       <w:tblPr/>
@@ -13002,6 +13615,7 @@
     </w:tblStylePr>
     <w:tblStylePr w:type="lastCol">
       <w:rPr>
+        <w:rFonts w:eastAsia="黑体"/>
         <w:color w:themeColor="background1" w:val="FFFFFF"/>
       </w:rPr>
       <w:tblPr/>
@@ -13039,6 +13653,7 @@
       <w:spacing w:after="0" w:line="240" w:lineRule="auto"/>
     </w:pPr>
     <w:rPr>
+      <w:rFonts w:eastAsia="黑体"/>
       <w:color w:themeColor="text1" w:val="000000"/>
     </w:rPr>
     <w:tblPr>
@@ -13065,6 +13680,7 @@
     </w:tcPr>
     <w:tblStylePr w:type="firstRow">
       <w:rPr>
+        <w:rFonts w:eastAsia="黑体"/>
         <w:b/>
         <w:bCs/>
       </w:rPr>
@@ -13083,6 +13699,7 @@
     </w:tblStylePr>
     <w:tblStylePr w:type="lastRow">
       <w:rPr>
+        <w:rFonts w:eastAsia="黑体"/>
         <w:b/>
         <w:bCs/>
         <w:color w:themeColor="background1" w:val="FFFFFF"/>
@@ -13097,6 +13714,7 @@
     </w:tblStylePr>
     <w:tblStylePr w:type="firstCol">
       <w:rPr>
+        <w:rFonts w:eastAsia="黑体"/>
         <w:color w:themeColor="background1" w:val="FFFFFF"/>
       </w:rPr>
       <w:tblPr/>
@@ -13114,6 +13732,7 @@
     </w:tblStylePr>
     <w:tblStylePr w:type="lastCol">
       <w:rPr>
+        <w:rFonts w:eastAsia="黑体"/>
         <w:color w:themeColor="background1" w:val="FFFFFF"/>
       </w:rPr>
       <w:tblPr/>
@@ -13143,11 +13762,13 @@
     </w:tblStylePr>
     <w:tblStylePr w:type="neCell">
       <w:rPr>
+        <w:rFonts w:eastAsia="黑体"/>
         <w:color w:themeColor="text1" w:val="000000"/>
       </w:rPr>
     </w:tblStylePr>
     <w:tblStylePr w:type="nwCell">
       <w:rPr>
+        <w:rFonts w:eastAsia="黑体"/>
         <w:color w:themeColor="text1" w:val="000000"/>
       </w:rPr>
     </w:tblStylePr>
@@ -13161,6 +13782,7 @@
       <w:spacing w:after="0" w:line="240" w:lineRule="auto"/>
     </w:pPr>
     <w:rPr>
+      <w:rFonts w:eastAsia="黑体"/>
       <w:color w:themeColor="text1" w:val="000000"/>
     </w:rPr>
     <w:tblPr>
@@ -13187,6 +13809,7 @@
     </w:tcPr>
     <w:tblStylePr w:type="firstRow">
       <w:rPr>
+        <w:rFonts w:eastAsia="黑体"/>
         <w:b/>
         <w:bCs/>
       </w:rPr>
@@ -13205,6 +13828,7 @@
     </w:tblStylePr>
     <w:tblStylePr w:type="lastRow">
       <w:rPr>
+        <w:rFonts w:eastAsia="黑体"/>
         <w:b/>
         <w:bCs/>
         <w:color w:themeColor="background1" w:val="FFFFFF"/>
@@ -13219,6 +13843,7 @@
     </w:tblStylePr>
     <w:tblStylePr w:type="firstCol">
       <w:rPr>
+        <w:rFonts w:eastAsia="黑体"/>
         <w:color w:themeColor="background1" w:val="FFFFFF"/>
       </w:rPr>
       <w:tblPr/>
@@ -13236,6 +13861,7 @@
     </w:tblStylePr>
     <w:tblStylePr w:type="lastCol">
       <w:rPr>
+        <w:rFonts w:eastAsia="黑体"/>
         <w:color w:themeColor="background1" w:val="FFFFFF"/>
       </w:rPr>
       <w:tblPr/>
@@ -13265,11 +13891,13 @@
     </w:tblStylePr>
     <w:tblStylePr w:type="neCell">
       <w:rPr>
+        <w:rFonts w:eastAsia="黑体"/>
         <w:color w:themeColor="text1" w:val="000000"/>
       </w:rPr>
     </w:tblStylePr>
     <w:tblStylePr w:type="nwCell">
       <w:rPr>
+        <w:rFonts w:eastAsia="黑体"/>
         <w:color w:themeColor="text1" w:val="000000"/>
       </w:rPr>
     </w:tblStylePr>
@@ -13283,6 +13911,7 @@
       <w:spacing w:after="0" w:line="240" w:lineRule="auto"/>
     </w:pPr>
     <w:rPr>
+      <w:rFonts w:eastAsia="黑体"/>
       <w:color w:themeColor="text1" w:val="000000"/>
     </w:rPr>
     <w:tblPr>
@@ -13309,6 +13938,7 @@
     </w:tcPr>
     <w:tblStylePr w:type="firstRow">
       <w:rPr>
+        <w:rFonts w:eastAsia="黑体"/>
         <w:b/>
         <w:bCs/>
       </w:rPr>
@@ -13327,6 +13957,7 @@
     </w:tblStylePr>
     <w:tblStylePr w:type="lastRow">
       <w:rPr>
+        <w:rFonts w:eastAsia="黑体"/>
         <w:b/>
         <w:bCs/>
         <w:color w:themeColor="background1" w:val="FFFFFF"/>
@@ -13341,6 +13972,7 @@
     </w:tblStylePr>
     <w:tblStylePr w:type="firstCol">
       <w:rPr>
+        <w:rFonts w:eastAsia="黑体"/>
         <w:color w:themeColor="background1" w:val="FFFFFF"/>
       </w:rPr>
       <w:tblPr/>
@@ -13358,6 +13990,7 @@
     </w:tblStylePr>
     <w:tblStylePr w:type="lastCol">
       <w:rPr>
+        <w:rFonts w:eastAsia="黑体"/>
         <w:color w:themeColor="background1" w:val="FFFFFF"/>
       </w:rPr>
       <w:tblPr/>
@@ -13387,11 +14020,13 @@
     </w:tblStylePr>
     <w:tblStylePr w:type="neCell">
       <w:rPr>
+        <w:rFonts w:eastAsia="黑体"/>
         <w:color w:themeColor="text1" w:val="000000"/>
       </w:rPr>
     </w:tblStylePr>
     <w:tblStylePr w:type="nwCell">
       <w:rPr>
+        <w:rFonts w:eastAsia="黑体"/>
         <w:color w:themeColor="text1" w:val="000000"/>
       </w:rPr>
     </w:tblStylePr>
@@ -13405,6 +14040,7 @@
       <w:spacing w:after="0" w:line="240" w:lineRule="auto"/>
     </w:pPr>
     <w:rPr>
+      <w:rFonts w:eastAsia="黑体"/>
       <w:color w:themeColor="text1" w:val="000000"/>
     </w:rPr>
     <w:tblPr>
@@ -13423,6 +14059,7 @@
     </w:tcPr>
     <w:tblStylePr w:type="firstRow">
       <w:rPr>
+        <w:rFonts w:eastAsia="黑体"/>
         <w:b/>
         <w:bCs/>
         <w:color w:themeColor="background1" w:val="FFFFFF"/>
@@ -13437,6 +14074,7 @@
     </w:tblStylePr>
     <w:tblStylePr w:type="lastRow">
       <w:rPr>
+        <w:rFonts w:eastAsia="黑体"/>
         <w:b/>
         <w:bCs/>
         <w:color w:themeColor="accent2" w:themeShade="CC" w:val="9E3A38"/>
@@ -13451,12 +14089,14 @@
     </w:tblStylePr>
     <w:tblStylePr w:type="firstCol">
       <w:rPr>
+        <w:rFonts w:eastAsia="黑体"/>
         <w:b/>
         <w:bCs/>
       </w:rPr>
     </w:tblStylePr>
     <w:tblStylePr w:type="lastCol">
       <w:rPr>
+        <w:rFonts w:eastAsia="黑体"/>
         <w:b/>
         <w:bCs/>
       </w:rPr>
@@ -13491,6 +14131,7 @@
       <w:spacing w:after="0" w:line="240" w:lineRule="auto"/>
     </w:pPr>
     <w:rPr>
+      <w:rFonts w:eastAsia="黑体"/>
       <w:color w:themeColor="text1" w:val="000000"/>
     </w:rPr>
     <w:tblPr>
@@ -13509,6 +14150,7 @@
     </w:tcPr>
     <w:tblStylePr w:type="firstRow">
       <w:rPr>
+        <w:rFonts w:eastAsia="黑体"/>
         <w:b/>
         <w:bCs/>
         <w:color w:themeColor="background1" w:val="FFFFFF"/>
@@ -13523,6 +14165,7 @@
     </w:tblStylePr>
     <w:tblStylePr w:type="lastRow">
       <w:rPr>
+        <w:rFonts w:eastAsia="黑体"/>
         <w:b/>
         <w:bCs/>
         <w:color w:themeColor="accent2" w:themeShade="CC" w:val="9E3A38"/>
@@ -13537,12 +14180,14 @@
     </w:tblStylePr>
     <w:tblStylePr w:type="firstCol">
       <w:rPr>
+        <w:rFonts w:eastAsia="黑体"/>
         <w:b/>
         <w:bCs/>
       </w:rPr>
     </w:tblStylePr>
     <w:tblStylePr w:type="lastCol">
       <w:rPr>
+        <w:rFonts w:eastAsia="黑体"/>
         <w:b/>
         <w:bCs/>
       </w:rPr>
@@ -13577,6 +14222,7 @@
       <w:spacing w:after="0" w:line="240" w:lineRule="auto"/>
     </w:pPr>
     <w:rPr>
+      <w:rFonts w:eastAsia="黑体"/>
       <w:color w:themeColor="text1" w:val="000000"/>
     </w:rPr>
     <w:tblPr>
@@ -13595,6 +14241,7 @@
     </w:tcPr>
     <w:tblStylePr w:type="firstRow">
       <w:rPr>
+        <w:rFonts w:eastAsia="黑体"/>
         <w:b/>
         <w:bCs/>
         <w:color w:themeColor="background1" w:val="FFFFFF"/>
@@ -13609,6 +14256,7 @@
     </w:tblStylePr>
     <w:tblStylePr w:type="lastRow">
       <w:rPr>
+        <w:rFonts w:eastAsia="黑体"/>
         <w:b/>
         <w:bCs/>
         <w:color w:themeColor="accent2" w:themeShade="CC" w:val="9E3A38"/>
@@ -13623,12 +14271,14 @@
     </w:tblStylePr>
     <w:tblStylePr w:type="firstCol">
       <w:rPr>
+        <w:rFonts w:eastAsia="黑体"/>
         <w:b/>
         <w:bCs/>
       </w:rPr>
     </w:tblStylePr>
     <w:tblStylePr w:type="lastCol">
       <w:rPr>
+        <w:rFonts w:eastAsia="黑体"/>
         <w:b/>
         <w:bCs/>
       </w:rPr>
@@ -13663,6 +14313,7 @@
       <w:spacing w:after="0" w:line="240" w:lineRule="auto"/>
     </w:pPr>
     <w:rPr>
+      <w:rFonts w:eastAsia="黑体"/>
       <w:color w:themeColor="text1" w:val="000000"/>
     </w:rPr>
     <w:tblPr>
@@ -13681,6 +14332,7 @@
     </w:tcPr>
     <w:tblStylePr w:type="firstRow">
       <w:rPr>
+        <w:rFonts w:eastAsia="黑体"/>
         <w:b/>
         <w:bCs/>
         <w:color w:themeColor="background1" w:val="FFFFFF"/>
@@ -13695,6 +14347,7 @@
     </w:tblStylePr>
     <w:tblStylePr w:type="lastRow">
       <w:rPr>
+        <w:rFonts w:eastAsia="黑体"/>
         <w:b/>
         <w:bCs/>
         <w:color w:themeColor="accent4" w:themeShade="CC" w:val="664E82"/>
@@ -13709,12 +14362,14 @@
     </w:tblStylePr>
     <w:tblStylePr w:type="firstCol">
       <w:rPr>
+        <w:rFonts w:eastAsia="黑体"/>
         <w:b/>
         <w:bCs/>
       </w:rPr>
     </w:tblStylePr>
     <w:tblStylePr w:type="lastCol">
       <w:rPr>
+        <w:rFonts w:eastAsia="黑体"/>
         <w:b/>
         <w:bCs/>
       </w:rPr>
@@ -13749,6 +14404,7 @@
       <w:spacing w:after="0" w:line="240" w:lineRule="auto"/>
     </w:pPr>
     <w:rPr>
+      <w:rFonts w:eastAsia="黑体"/>
       <w:color w:themeColor="text1" w:val="000000"/>
     </w:rPr>
     <w:tblPr>
@@ -13767,6 +14423,7 @@
     </w:tcPr>
     <w:tblStylePr w:type="firstRow">
       <w:rPr>
+        <w:rFonts w:eastAsia="黑体"/>
         <w:b/>
         <w:bCs/>
         <w:color w:themeColor="background1" w:val="FFFFFF"/>
@@ -13781,6 +14438,7 @@
     </w:tblStylePr>
     <w:tblStylePr w:type="lastRow">
       <w:rPr>
+        <w:rFonts w:eastAsia="黑体"/>
         <w:b/>
         <w:bCs/>
         <w:color w:themeColor="accent3" w:themeShade="CC" w:val="7E9C40"/>
@@ -13795,12 +14453,14 @@
     </w:tblStylePr>
     <w:tblStylePr w:type="firstCol">
       <w:rPr>
+        <w:rFonts w:eastAsia="黑体"/>
         <w:b/>
         <w:bCs/>
       </w:rPr>
     </w:tblStylePr>
     <w:tblStylePr w:type="lastCol">
       <w:rPr>
+        <w:rFonts w:eastAsia="黑体"/>
         <w:b/>
         <w:bCs/>
       </w:rPr>
@@ -13835,6 +14495,7 @@
       <w:spacing w:after="0" w:line="240" w:lineRule="auto"/>
     </w:pPr>
     <w:rPr>
+      <w:rFonts w:eastAsia="黑体"/>
       <w:color w:themeColor="text1" w:val="000000"/>
     </w:rPr>
     <w:tblPr>
@@ -13853,6 +14514,7 @@
     </w:tcPr>
     <w:tblStylePr w:type="firstRow">
       <w:rPr>
+        <w:rFonts w:eastAsia="黑体"/>
         <w:b/>
         <w:bCs/>
         <w:color w:themeColor="background1" w:val="FFFFFF"/>
@@ -13867,6 +14529,7 @@
     </w:tblStylePr>
     <w:tblStylePr w:type="lastRow">
       <w:rPr>
+        <w:rFonts w:eastAsia="黑体"/>
         <w:b/>
         <w:bCs/>
         <w:color w:themeColor="accent6" w:themeShade="CC" w:val="F2730A"/>
@@ -13881,12 +14544,14 @@
     </w:tblStylePr>
     <w:tblStylePr w:type="firstCol">
       <w:rPr>
+        <w:rFonts w:eastAsia="黑体"/>
         <w:b/>
         <w:bCs/>
       </w:rPr>
     </w:tblStylePr>
     <w:tblStylePr w:type="lastCol">
       <w:rPr>
+        <w:rFonts w:eastAsia="黑体"/>
         <w:b/>
         <w:bCs/>
       </w:rPr>
@@ -13921,6 +14586,7 @@
       <w:spacing w:after="0" w:line="240" w:lineRule="auto"/>
     </w:pPr>
     <w:rPr>
+      <w:rFonts w:eastAsia="黑体"/>
       <w:color w:themeColor="text1" w:val="000000"/>
     </w:rPr>
     <w:tblPr>
@@ -13939,6 +14605,7 @@
     </w:tcPr>
     <w:tblStylePr w:type="firstRow">
       <w:rPr>
+        <w:rFonts w:eastAsia="黑体"/>
         <w:b/>
         <w:bCs/>
         <w:color w:themeColor="background1" w:val="FFFFFF"/>
@@ -13953,6 +14620,7 @@
     </w:tblStylePr>
     <w:tblStylePr w:type="lastRow">
       <w:rPr>
+        <w:rFonts w:eastAsia="黑体"/>
         <w:b/>
         <w:bCs/>
         <w:color w:themeColor="accent5" w:themeShade="CC" w:val="348DA5"/>
@@ -13967,12 +14635,14 @@
     </w:tblStylePr>
     <w:tblStylePr w:type="firstCol">
       <w:rPr>
+        <w:rFonts w:eastAsia="黑体"/>
         <w:b/>
         <w:bCs/>
       </w:rPr>
     </w:tblStylePr>
     <w:tblStylePr w:type="lastCol">
       <w:rPr>
+        <w:rFonts w:eastAsia="黑体"/>
         <w:b/>
         <w:bCs/>
       </w:rPr>
@@ -14007,6 +14677,7 @@
       <w:spacing w:after="0" w:line="240" w:lineRule="auto"/>
     </w:pPr>
     <w:rPr>
+      <w:rFonts w:eastAsia="黑体"/>
       <w:color w:themeColor="text1" w:val="000000"/>
     </w:rPr>
     <w:tblPr>
@@ -14028,6 +14699,7 @@
     </w:tcPr>
     <w:tblStylePr w:type="firstRow">
       <w:rPr>
+        <w:rFonts w:eastAsia="黑体"/>
         <w:b/>
         <w:bCs/>
       </w:rPr>
@@ -14038,6 +14710,7 @@
     </w:tblStylePr>
     <w:tblStylePr w:type="lastRow">
       <w:rPr>
+        <w:rFonts w:eastAsia="黑体"/>
         <w:b/>
         <w:bCs/>
         <w:color w:themeColor="text1" w:val="000000"/>
@@ -14049,6 +14722,7 @@
     </w:tblStylePr>
     <w:tblStylePr w:type="firstCol">
       <w:rPr>
+        <w:rFonts w:eastAsia="黑体"/>
         <w:color w:themeColor="background1" w:val="FFFFFF"/>
       </w:rPr>
       <w:tblPr/>
@@ -14058,6 +14732,7 @@
     </w:tblStylePr>
     <w:tblStylePr w:type="lastCol">
       <w:rPr>
+        <w:rFonts w:eastAsia="黑体"/>
         <w:color w:themeColor="background1" w:val="FFFFFF"/>
       </w:rPr>
       <w:tblPr/>
@@ -14087,6 +14762,7 @@
       <w:spacing w:after="0" w:line="240" w:lineRule="auto"/>
     </w:pPr>
     <w:rPr>
+      <w:rFonts w:eastAsia="黑体"/>
       <w:color w:themeColor="text1" w:val="000000"/>
     </w:rPr>
     <w:tblPr>
@@ -14108,6 +14784,7 @@
     </w:tcPr>
     <w:tblStylePr w:type="firstRow">
       <w:rPr>
+        <w:rFonts w:eastAsia="黑体"/>
         <w:b/>
         <w:bCs/>
       </w:rPr>
@@ -14118,6 +14795,7 @@
     </w:tblStylePr>
     <w:tblStylePr w:type="lastRow">
       <w:rPr>
+        <w:rFonts w:eastAsia="黑体"/>
         <w:b/>
         <w:bCs/>
         <w:color w:themeColor="text1" w:val="000000"/>
@@ -14129,6 +14807,7 @@
     </w:tblStylePr>
     <w:tblStylePr w:type="firstCol">
       <w:rPr>
+        <w:rFonts w:eastAsia="黑体"/>
         <w:color w:themeColor="background1" w:val="FFFFFF"/>
       </w:rPr>
       <w:tblPr/>
@@ -14138,6 +14817,7 @@
     </w:tblStylePr>
     <w:tblStylePr w:type="lastCol">
       <w:rPr>
+        <w:rFonts w:eastAsia="黑体"/>
         <w:color w:themeColor="background1" w:val="FFFFFF"/>
       </w:rPr>
       <w:tblPr/>
@@ -14167,6 +14847,7 @@
       <w:spacing w:after="0" w:line="240" w:lineRule="auto"/>
     </w:pPr>
     <w:rPr>
+      <w:rFonts w:eastAsia="黑体"/>
       <w:color w:themeColor="text1" w:val="000000"/>
     </w:rPr>
     <w:tblPr>
@@ -14188,6 +14869,7 @@
     </w:tcPr>
     <w:tblStylePr w:type="firstRow">
       <w:rPr>
+        <w:rFonts w:eastAsia="黑体"/>
         <w:b/>
         <w:bCs/>
       </w:rPr>
@@ -14198,6 +14880,7 @@
     </w:tblStylePr>
     <w:tblStylePr w:type="lastRow">
       <w:rPr>
+        <w:rFonts w:eastAsia="黑体"/>
         <w:b/>
         <w:bCs/>
         <w:color w:themeColor="text1" w:val="000000"/>
@@ -14209,6 +14892,7 @@
     </w:tblStylePr>
     <w:tblStylePr w:type="firstCol">
       <w:rPr>
+        <w:rFonts w:eastAsia="黑体"/>
         <w:color w:themeColor="background1" w:val="FFFFFF"/>
       </w:rPr>
       <w:tblPr/>
@@ -14218,6 +14902,7 @@
     </w:tblStylePr>
     <w:tblStylePr w:type="lastCol">
       <w:rPr>
+        <w:rFonts w:eastAsia="黑体"/>
         <w:color w:themeColor="background1" w:val="FFFFFF"/>
       </w:rPr>
       <w:tblPr/>
@@ -14247,6 +14932,7 @@
       <w:spacing w:after="0" w:line="240" w:lineRule="auto"/>
     </w:pPr>
     <w:rPr>
+      <w:rFonts w:eastAsia="黑体"/>
       <w:color w:themeColor="text1" w:val="000000"/>
     </w:rPr>
     <w:tblPr>
@@ -14268,6 +14954,7 @@
     </w:tcPr>
     <w:tblStylePr w:type="firstRow">
       <w:rPr>
+        <w:rFonts w:eastAsia="黑体"/>
         <w:b/>
         <w:bCs/>
       </w:rPr>
@@ -14278,6 +14965,7 @@
     </w:tblStylePr>
     <w:tblStylePr w:type="lastRow">
       <w:rPr>
+        <w:rFonts w:eastAsia="黑体"/>
         <w:b/>
         <w:bCs/>
         <w:color w:themeColor="text1" w:val="000000"/>
@@ -14289,6 +14977,7 @@
     </w:tblStylePr>
     <w:tblStylePr w:type="firstCol">
       <w:rPr>
+        <w:rFonts w:eastAsia="黑体"/>
         <w:color w:themeColor="background1" w:val="FFFFFF"/>
       </w:rPr>
       <w:tblPr/>
@@ -14298,6 +14987,7 @@
     </w:tblStylePr>
     <w:tblStylePr w:type="lastCol">
       <w:rPr>
+        <w:rFonts w:eastAsia="黑体"/>
         <w:color w:themeColor="background1" w:val="FFFFFF"/>
       </w:rPr>
       <w:tblPr/>
@@ -14327,6 +15017,7 @@
       <w:spacing w:after="0" w:line="240" w:lineRule="auto"/>
     </w:pPr>
     <w:rPr>
+      <w:rFonts w:eastAsia="黑体"/>
       <w:color w:themeColor="text1" w:val="000000"/>
     </w:rPr>
     <w:tblPr>
@@ -14348,6 +15039,7 @@
     </w:tcPr>
     <w:tblStylePr w:type="firstRow">
       <w:rPr>
+        <w:rFonts w:eastAsia="黑体"/>
         <w:b/>
         <w:bCs/>
       </w:rPr>
@@ -14358,6 +15050,7 @@
     </w:tblStylePr>
     <w:tblStylePr w:type="lastRow">
       <w:rPr>
+        <w:rFonts w:eastAsia="黑体"/>
         <w:b/>
         <w:bCs/>
         <w:color w:themeColor="text1" w:val="000000"/>
@@ -14369,6 +15062,7 @@
     </w:tblStylePr>
     <w:tblStylePr w:type="firstCol">
       <w:rPr>
+        <w:rFonts w:eastAsia="黑体"/>
         <w:color w:themeColor="background1" w:val="FFFFFF"/>
       </w:rPr>
       <w:tblPr/>
@@ -14378,6 +15072,7 @@
     </w:tblStylePr>
     <w:tblStylePr w:type="lastCol">
       <w:rPr>
+        <w:rFonts w:eastAsia="黑体"/>
         <w:color w:themeColor="background1" w:val="FFFFFF"/>
       </w:rPr>
       <w:tblPr/>
@@ -14407,6 +15102,7 @@
       <w:spacing w:after="0" w:line="240" w:lineRule="auto"/>
     </w:pPr>
     <w:rPr>
+      <w:rFonts w:eastAsia="黑体"/>
       <w:color w:themeColor="text1" w:val="000000"/>
     </w:rPr>
     <w:tblPr>
@@ -14428,6 +15124,7 @@
     </w:tcPr>
     <w:tblStylePr w:type="firstRow">
       <w:rPr>
+        <w:rFonts w:eastAsia="黑体"/>
         <w:b/>
         <w:bCs/>
       </w:rPr>
@@ -14438,6 +15135,7 @@
     </w:tblStylePr>
     <w:tblStylePr w:type="lastRow">
       <w:rPr>
+        <w:rFonts w:eastAsia="黑体"/>
         <w:b/>
         <w:bCs/>
         <w:color w:themeColor="text1" w:val="000000"/>
@@ -14449,6 +15147,7 @@
     </w:tblStylePr>
     <w:tblStylePr w:type="firstCol">
       <w:rPr>
+        <w:rFonts w:eastAsia="黑体"/>
         <w:color w:themeColor="background1" w:val="FFFFFF"/>
       </w:rPr>
       <w:tblPr/>
@@ -14458,6 +15157,7 @@
     </w:tblStylePr>
     <w:tblStylePr w:type="lastCol">
       <w:rPr>
+        <w:rFonts w:eastAsia="黑体"/>
         <w:color w:themeColor="background1" w:val="FFFFFF"/>
       </w:rPr>
       <w:tblPr/>
@@ -14487,6 +15187,7 @@
       <w:spacing w:after="0" w:line="240" w:lineRule="auto"/>
     </w:pPr>
     <w:rPr>
+      <w:rFonts w:eastAsia="黑体"/>
       <w:color w:themeColor="text1" w:val="000000"/>
     </w:rPr>
     <w:tblPr>
@@ -14508,6 +15209,7 @@
     </w:tcPr>
     <w:tblStylePr w:type="firstRow">
       <w:rPr>
+        <w:rFonts w:eastAsia="黑体"/>
         <w:b/>
         <w:bCs/>
       </w:rPr>
@@ -14518,6 +15220,7 @@
     </w:tblStylePr>
     <w:tblStylePr w:type="lastRow">
       <w:rPr>
+        <w:rFonts w:eastAsia="黑体"/>
         <w:b/>
         <w:bCs/>
         <w:color w:themeColor="text1" w:val="000000"/>
@@ -14529,6 +15232,7 @@
     </w:tblStylePr>
     <w:tblStylePr w:type="firstCol">
       <w:rPr>
+        <w:rFonts w:eastAsia="黑体"/>
         <w:color w:themeColor="background1" w:val="FFFFFF"/>
       </w:rPr>
       <w:tblPr/>
@@ -14538,6 +15242,7 @@
     </w:tblStylePr>
     <w:tblStylePr w:type="lastCol">
       <w:rPr>
+        <w:rFonts w:eastAsia="黑体"/>
         <w:color w:themeColor="background1" w:val="FFFFFF"/>
       </w:rPr>
       <w:tblPr/>
@@ -14570,6 +15275,7 @@
     <w:name w:val="KeywordTok"/>
     <w:basedOn w:val="VerbatimChar"/>
     <w:rPr>
+      <w:rFonts w:eastAsia="黑体"/>
       <w:b/>
       <w:color w:val="007020"/>
     </w:rPr>
@@ -14578,6 +15284,7 @@
     <w:name w:val="DataTypeTok"/>
     <w:basedOn w:val="VerbatimChar"/>
     <w:rPr>
+      <w:rFonts w:eastAsia="黑体"/>
       <w:color w:val="902000"/>
     </w:rPr>
   </w:style>
@@ -14585,6 +15292,7 @@
     <w:name w:val="DecValTok"/>
     <w:basedOn w:val="VerbatimChar"/>
     <w:rPr>
+      <w:rFonts w:eastAsia="黑体"/>
       <w:color w:val="40a070"/>
     </w:rPr>
   </w:style>
@@ -14592,6 +15300,7 @@
     <w:name w:val="BaseNTok"/>
     <w:basedOn w:val="VerbatimChar"/>
     <w:rPr>
+      <w:rFonts w:eastAsia="黑体"/>
       <w:color w:val="40a070"/>
     </w:rPr>
   </w:style>
@@ -14599,6 +15308,7 @@
     <w:name w:val="FloatTok"/>
     <w:basedOn w:val="VerbatimChar"/>
     <w:rPr>
+      <w:rFonts w:eastAsia="黑体"/>
       <w:color w:val="40a070"/>
     </w:rPr>
   </w:style>
@@ -14606,6 +15316,7 @@
     <w:name w:val="ConstantTok"/>
     <w:basedOn w:val="VerbatimChar"/>
     <w:rPr>
+      <w:rFonts w:eastAsia="黑体"/>
       <w:color w:val="880000"/>
     </w:rPr>
   </w:style>
@@ -14613,6 +15324,7 @@
     <w:name w:val="CharTok"/>
     <w:basedOn w:val="VerbatimChar"/>
     <w:rPr>
+      <w:rFonts w:eastAsia="黑体"/>
       <w:color w:val="4070a0"/>
     </w:rPr>
   </w:style>
@@ -14620,6 +15332,7 @@
     <w:name w:val="SpecialCharTok"/>
     <w:basedOn w:val="VerbatimChar"/>
     <w:rPr>
+      <w:rFonts w:eastAsia="黑体"/>
       <w:color w:val="4070a0"/>
     </w:rPr>
   </w:style>
@@ -14627,6 +15340,7 @@
     <w:name w:val="StringTok"/>
     <w:basedOn w:val="VerbatimChar"/>
     <w:rPr>
+      <w:rFonts w:eastAsia="黑体"/>
       <w:color w:val="4070a0"/>
     </w:rPr>
   </w:style>
@@ -14634,6 +15348,7 @@
     <w:name w:val="VerbatimStringTok"/>
     <w:basedOn w:val="VerbatimChar"/>
     <w:rPr>
+      <w:rFonts w:eastAsia="黑体"/>
       <w:color w:val="4070a0"/>
     </w:rPr>
   </w:style>
@@ -14641,6 +15356,7 @@
     <w:name w:val="SpecialStringTok"/>
     <w:basedOn w:val="VerbatimChar"/>
     <w:rPr>
+      <w:rFonts w:eastAsia="黑体"/>
       <w:color w:val="bb6688"/>
     </w:rPr>
   </w:style>
@@ -14648,6 +15364,7 @@
     <w:name w:val="ImportTok"/>
     <w:basedOn w:val="VerbatimChar"/>
     <w:rPr>
+      <w:rFonts w:eastAsia="黑体"/>
       <w:b/>
       <w:color w:val="008000"/>
     </w:rPr>
@@ -14656,6 +15373,7 @@
     <w:name w:val="CommentTok"/>
     <w:basedOn w:val="VerbatimChar"/>
     <w:rPr>
+      <w:rFonts w:eastAsia="黑体"/>
       <w:i/>
       <w:color w:val="60a0b0"/>
     </w:rPr>
@@ -14664,6 +15382,7 @@
     <w:name w:val="DocumentationTok"/>
     <w:basedOn w:val="VerbatimChar"/>
     <w:rPr>
+      <w:rFonts w:eastAsia="黑体"/>
       <w:i/>
       <w:color w:val="ba2121"/>
     </w:rPr>
@@ -14672,6 +15391,7 @@
     <w:name w:val="AnnotationTok"/>
     <w:basedOn w:val="VerbatimChar"/>
     <w:rPr>
+      <w:rFonts w:eastAsia="黑体"/>
       <w:b/>
       <w:i/>
       <w:color w:val="60a0b0"/>
@@ -14681,6 +15401,7 @@
     <w:name w:val="CommentVarTok"/>
     <w:basedOn w:val="VerbatimChar"/>
     <w:rPr>
+      <w:rFonts w:eastAsia="黑体"/>
       <w:b/>
       <w:i/>
       <w:color w:val="60a0b0"/>
@@ -14690,6 +15411,7 @@
     <w:name w:val="OtherTok"/>
     <w:basedOn w:val="VerbatimChar"/>
     <w:rPr>
+      <w:rFonts w:eastAsia="黑体"/>
       <w:color w:val="007020"/>
     </w:rPr>
   </w:style>
@@ -14697,6 +15419,7 @@
     <w:name w:val="FunctionTok"/>
     <w:basedOn w:val="VerbatimChar"/>
     <w:rPr>
+      <w:rFonts w:eastAsia="黑体"/>
       <w:color w:val="06287e"/>
     </w:rPr>
   </w:style>
@@ -14704,6 +15427,7 @@
     <w:name w:val="VariableTok"/>
     <w:basedOn w:val="VerbatimChar"/>
     <w:rPr>
+      <w:rFonts w:eastAsia="黑体"/>
       <w:color w:val="19177c"/>
     </w:rPr>
   </w:style>
@@ -14711,6 +15435,7 @@
     <w:name w:val="ControlFlowTok"/>
     <w:basedOn w:val="VerbatimChar"/>
     <w:rPr>
+      <w:rFonts w:eastAsia="黑体"/>
       <w:b/>
       <w:color w:val="007020"/>
     </w:rPr>
@@ -14719,6 +15444,7 @@
     <w:name w:val="OperatorTok"/>
     <w:basedOn w:val="VerbatimChar"/>
     <w:rPr>
+      <w:rFonts w:eastAsia="黑体"/>
       <w:color w:val="666666"/>
     </w:rPr>
   </w:style>
@@ -14726,18 +15452,22 @@
     <w:name w:val="BuiltInTok"/>
     <w:basedOn w:val="VerbatimChar"/>
     <w:rPr>
+      <w:rFonts w:eastAsia="黑体"/>
       <w:color w:val="008000"/>
     </w:rPr>
   </w:style>
   <w:style w:type="character" w:customStyle="1" w:styleId="ExtensionTok">
     <w:name w:val="ExtensionTok"/>
     <w:basedOn w:val="VerbatimChar"/>
-    <w:rPr/>
+    <w:rPr>
+      <w:rFonts w:eastAsia="黑体"/>
+    </w:rPr>
   </w:style>
   <w:style w:type="character" w:customStyle="1" w:styleId="PreprocessorTok">
     <w:name w:val="PreprocessorTok"/>
     <w:basedOn w:val="VerbatimChar"/>
     <w:rPr>
+      <w:rFonts w:eastAsia="黑体"/>
       <w:color w:val="bc7a00"/>
     </w:rPr>
   </w:style>
@@ -14745,18 +15475,22 @@
     <w:name w:val="AttributeTok"/>
     <w:basedOn w:val="VerbatimChar"/>
     <w:rPr>
+      <w:rFonts w:eastAsia="黑体"/>
       <w:color w:val="7d9029"/>
     </w:rPr>
   </w:style>
   <w:style w:type="character" w:customStyle="1" w:styleId="RegionMarkerTok">
     <w:name w:val="RegionMarkerTok"/>
     <w:basedOn w:val="VerbatimChar"/>
-    <w:rPr/>
+    <w:rPr>
+      <w:rFonts w:eastAsia="黑体"/>
+    </w:rPr>
   </w:style>
   <w:style w:type="character" w:customStyle="1" w:styleId="InformationTok">
     <w:name w:val="InformationTok"/>
     <w:basedOn w:val="VerbatimChar"/>
     <w:rPr>
+      <w:rFonts w:eastAsia="黑体"/>
       <w:b/>
       <w:i/>
       <w:color w:val="60a0b0"/>
@@ -14766,6 +15500,7 @@
     <w:name w:val="WarningTok"/>
     <w:basedOn w:val="VerbatimChar"/>
     <w:rPr>
+      <w:rFonts w:eastAsia="黑体"/>
       <w:b/>
       <w:i/>
       <w:color w:val="60a0b0"/>
@@ -14775,6 +15510,7 @@
     <w:name w:val="AlertTok"/>
     <w:basedOn w:val="VerbatimChar"/>
     <w:rPr>
+      <w:rFonts w:eastAsia="黑体"/>
       <w:b/>
       <w:color w:val="ff0000"/>
     </w:rPr>
@@ -14783,6 +15519,7 @@
     <w:name w:val="ErrorTok"/>
     <w:basedOn w:val="VerbatimChar"/>
     <w:rPr>
+      <w:rFonts w:eastAsia="黑体"/>
       <w:b/>
       <w:color w:val="ff0000"/>
     </w:rPr>
@@ -14790,7 +15527,9 @@
   <w:style w:type="character" w:customStyle="1" w:styleId="NormalTok">
     <w:name w:val="NormalTok"/>
     <w:basedOn w:val="VerbatimChar"/>
-    <w:rPr/>
+    <w:rPr>
+      <w:rFonts w:eastAsia="黑体"/>
+    </w:rPr>
   </w:style>
 </w:styles>
 </file>
@@ -14839,12 +15578,12 @@
     <a:fontScheme name="Office">
       <a:majorFont>
         <a:latin typeface="Calibri"/>
-        <a:ea typeface=""/>
+        <a:ea typeface="黑体"/>
         <a:cs typeface=""/>
         <a:font script="Jpan" typeface="ＭＳ ゴシック"/>
         <a:font script="Hang" typeface="맑은 고딕"/>
-        <a:font script="Hans" typeface="宋体"/>
-        <a:font script="Hant" typeface="新細明體"/>
+        <a:font script="Hans" typeface="黑体"/>
+        <a:font script="Hant" typeface="黑体"/>
         <a:font script="Arab" typeface="Times New Roman"/>
         <a:font script="Hebr" typeface="Times New Roman"/>
         <a:font script="Thai" typeface="Angsana New"/>
@@ -14874,12 +15613,12 @@
       </a:majorFont>
       <a:minorFont>
         <a:latin typeface="Cambria"/>
-        <a:ea typeface=""/>
+        <a:ea typeface="黑体"/>
         <a:cs typeface=""/>
         <a:font script="Jpan" typeface="ＭＳ 明朝"/>
         <a:font script="Hang" typeface="맑은 고딕"/>
-        <a:font script="Hans" typeface="宋体"/>
-        <a:font script="Hant" typeface="新細明體"/>
+        <a:font script="Hans" typeface="黑体"/>
+        <a:font script="Hant" typeface="黑体"/>
         <a:font script="Arab" typeface="Arial"/>
         <a:font script="Hebr" typeface="Arial"/>
         <a:font script="Thai" typeface="Cordia New"/>

--- a/05-数字电路/03-单片机及嵌入式接口/JTAG调试接口电路/JTAG调试接口电路.docx
+++ b/05-数字电路/03-单片机及嵌入式接口/JTAG调试接口电路/JTAG调试接口电路.docx
@@ -2507,7 +2507,7 @@
           <w:color w:val="555555"/>
           <w:sz w:val="21"/>
         </w:rPr>
-        <w:t>材料收集者：杜文杰，WX手机：19519196569，QQ:3478827729</w:t>
+        <w:t>材料收集者：杜文杰，微信/手机：19519196569，QQ:3478827729</w:t>
       </w:r>
     </w:p>
     <w:sectPr>
